--- a/대본/6부/14화_Burnout.docx
+++ b/대본/6부/14화_Burnout.docx
@@ -2,7 +2,7 @@
 <file path=word/document.xml><?xml version="1.0" encoding="utf-8"?>
 <w:document xmlns:w="http://schemas.openxmlformats.org/wordprocessingml/2006/main" xmlns:m="http://schemas.openxmlformats.org/officeDocument/2006/math" xmlns:r="http://schemas.openxmlformats.org/officeDocument/2006/relationships" xmlns:o="urn:schemas-microsoft-com:office:office" xmlns:v="urn:schemas-microsoft-com:vml" xmlns:w10="urn:schemas-microsoft-com:office:word" xmlns:a="http://schemas.openxmlformats.org/drawingml/2006/main" xmlns:pic="http://schemas.openxmlformats.org/drawingml/2006/picture" xmlns:wp="http://schemas.openxmlformats.org/drawingml/2006/wordprocessingDrawing">
   <w:body>
-    <w:bookmarkStart w:id="31" w:name="ship-it-6부-14화"/>
+    <w:bookmarkStart w:id="32" w:name="ship-it-6부-14화"/>
     <w:p>
       <w:pPr>
         <w:pStyle w:val="Heading1"/>
@@ -65,7 +65,7 @@
         <w:t xml:space="preserve"> </w:t>
       </w:r>
       <w:r>
-        <w:t xml:space="preserve">- 규칙: 지문 없음. 전 화 100% 「화자명: 대사」. 1턴 20단어 이내.</w:t>
+        <w:t xml:space="preserve">- 규칙: 지문 없음. 전 화 100% 「화자명: 대사」. 1턴 20단어 이내 + 긴 턴 10~15회(30~60단어).</w:t>
       </w:r>
       <w:r>
         <w:t xml:space="preserve"> </w:t>
@@ -622,13 +622,13 @@
         </w:numPr>
       </w:pPr>
       <w:r>
-        <w:t xml:space="preserve">CLAIRE: Marcus called me. Last week. He was worried. Marcus doesn’t call people. He calls suppliers.</w:t>
-      </w:r>
-      <w:r>
-        <w:t xml:space="preserve"> </w:t>
-      </w:r>
-      <w:r>
-        <w:t xml:space="preserve">클레어: 마커스가 전화했어. 지난주에. 걱정하더라. 마커스는 사람한테 전화 안 해. 공급업체한테나 하지.</w:t>
+        <w:t xml:space="preserve">CLAIRE: Marcus called me. Last week. He was worried, and he said you’d been eating breakfast in the afternoon. Marcus doesn’t call people, Noah. He calls suppliers. So when he picks up the phone to call me, I listen.</w:t>
+      </w:r>
+      <w:r>
+        <w:t xml:space="preserve"> </w:t>
+      </w:r>
+      <w:r>
+        <w:t xml:space="preserve">클레어: 마커스가 전화했어. 지난주에. 걱정하더라. 당신이 오후에 아침을 먹고 있다고. 마커스는 사람한테 전화 안 해, 노아. 공급업체한테나 하지. 그러니까 그 사람이 나한테 전화를 걸면, 난 귀 기울여.</w:t>
       </w:r>
     </w:p>
     <w:p>
@@ -802,13 +802,13 @@
         </w:numPr>
       </w:pPr>
       <w:r>
-        <w:t xml:space="preserve">CLAIRE: It’s what I do. When a bridge worries me, I don’t shout at it. I measure it.</w:t>
-      </w:r>
-      <w:r>
-        <w:t xml:space="preserve"> </w:t>
-      </w:r>
-      <w:r>
-        <w:t xml:space="preserve">클레어: 내가 하는 일이야. 다리가 걱정되면 소리 지르지 않아. 측정하지.</w:t>
+        <w:t xml:space="preserve">CLAIRE: It’s what I do. When a bridge worries me, I don’t shout at it, and I don’t ignore it either. I measure it. I write down what I see, I check the numbers, and then I decide whether it can safely carry more weight.</w:t>
+      </w:r>
+      <w:r>
+        <w:t xml:space="preserve"> </w:t>
+      </w:r>
+      <w:r>
+        <w:t xml:space="preserve">클레어: 내가 하는 일이야. 다리가 걱정되면 소리 지르지 않아. 무시하지도 않고. 측정하지. 본 걸 적고, 숫자를 확인하고, 그다음에 무게를 더 실어도 안전한지 판단해.</w:t>
       </w:r>
     </w:p>
     <w:p>
@@ -1193,13 +1193,13 @@
         </w:numPr>
       </w:pPr>
       <w:r>
-        <w:t xml:space="preserve">NOAH: I drifted. For a second. I was tired. I woke up. It was fine.</w:t>
-      </w:r>
-      <w:r>
-        <w:t xml:space="preserve"> </w:t>
-      </w:r>
-      <w:r>
-        <w:t xml:space="preserve">노아: 차선을 벗어났어. 잠깐. 피곤했어. 깼어. 괜찮았어.</w:t>
+        <w:t xml:space="preserve">NOAH: I drifted. For a second. I’d been on calls all day, I was tired, and the road was straight and quiet. Then the noise under the tyres woke me up, I pulled back into my lane, and that was it. It was fine.</w:t>
+      </w:r>
+      <w:r>
+        <w:t xml:space="preserve"> </w:t>
+      </w:r>
+      <w:r>
+        <w:t xml:space="preserve">노아: 차선을 벗어났어. 잠깐. 하루 종일 통화했고, 피곤했고, 길은 곧고 조용했어. 그러다 타이어 밑에서 나는 소리에 깼고, 다시 차선으로 돌아왔어. 그게 다야. 괜찮았어.</w:t>
       </w:r>
     </w:p>
     <w:p>
@@ -1345,13 +1345,13 @@
         </w:numPr>
       </w:pPr>
       <w:r>
-        <w:t xml:space="preserve">CLAIRE: Noah. Remember what I said? Every bridge has a maximum load. Go above it, and something cracks.</w:t>
-      </w:r>
-      <w:r>
-        <w:t xml:space="preserve"> </w:t>
-      </w:r>
-      <w:r>
-        <w:t xml:space="preserve">클레어: 노아. 내가 했던 말 기억해? 모든 다리엔 최대 하중이 있어. 넘으면, 뭔가 금이 가.</w:t>
+        <w:t xml:space="preserve">CLAIRE: Noah. Remember what I told you? Every bridge has a maximum load. It doesn’t matter how strong it looks or how proud the engineers are. Go above that load for long enough, and something cracks.</w:t>
+      </w:r>
+      <w:r>
+        <w:t xml:space="preserve"> </w:t>
+      </w:r>
+      <w:r>
+        <w:t xml:space="preserve">클레어: 노아. 내가 했던 말 기억해? 모든 다리엔 최대 하중이 있어. 얼마나 튼튼해 보이든, 엔지니어들이 얼마나 자랑스러워하든 상관없어. 그 하중을 넘긴 채로 오래 버티면, 뭔가 금이 가.</w:t>
       </w:r>
     </w:p>
     <w:p>
@@ -1487,10 +1487,79 @@
         <w:t xml:space="preserve"> </w:t>
       </w:r>
       <w:r>
+        <w:t xml:space="preserve">‘</w:t>
+      </w:r>
+      <w:r>
+        <w:t xml:space="preserve">after.</w:t>
+      </w:r>
+      <w:r>
+        <w:t xml:space="preserve">’</w:t>
+      </w:r>
+      <w:r>
+        <w:t xml:space="preserve"> </w:t>
+      </w:r>
+      <w:r>
+        <w:t xml:space="preserve">I keep telling myself I’ll slow down once we reach the next milestone, but every milestone has another one right behind it. After CE. After launch. After the relaunch. After the Series C.</w:t>
+      </w:r>
+      <w:r>
+        <w:t xml:space="preserve"> </w:t>
+      </w:r>
+      <w:r>
+        <w:t xml:space="preserve">노아: 항상 ’이후’가 있으니까. 다음 목표만 넘으면 속도를 줄이겠다고 계속 나 자신한테 말하는데, 목표마다 바로 뒤에 또 다른 목표가 있어. CE 이후. 출시 이후. 재출범 이후. 시리즈 C 이후.</w:t>
+      </w:r>
+    </w:p>
+    <w:p>
+      <w:pPr>
+        <w:numPr>
+          <w:ilvl w:val="0"/>
+          <w:numId w:val="1003"/>
+        </w:numPr>
+      </w:pPr>
+      <w:r>
+        <w:t xml:space="preserve">CLAIRE: And after the Series C? An IPO? Asia? There’s always an after, Noah. That’s the trap.</w:t>
+      </w:r>
+      <w:r>
+        <w:t xml:space="preserve"> </w:t>
+      </w:r>
+      <w:r>
+        <w:t xml:space="preserve">클레어: 그럼 시리즈 C 이후엔? 상장? 아시아? 항상 이후가 있어, 노아. 그게 함정이야.</w:t>
+      </w:r>
+    </w:p>
+    <w:p>
+      <w:pPr>
+        <w:numPr>
+          <w:ilvl w:val="0"/>
+          <w:numId w:val="1003"/>
+        </w:numPr>
+      </w:pPr>
+      <w:r>
+        <w:t xml:space="preserve">NOAH: If I’m not there, things go wrong. London went wrong because I pushed the wrong plan.</w:t>
+      </w:r>
+      <w:r>
+        <w:t xml:space="preserve"> </w:t>
+      </w:r>
+      <w:r>
+        <w:t xml:space="preserve">노아: 내가 없으면 일이 틀어져. 런던은 내가 잘못된 계획을 밀어서 틀어졌어.</w:t>
+      </w:r>
+    </w:p>
+    <w:p>
+      <w:pPr>
+        <w:numPr>
+          <w:ilvl w:val="0"/>
+          <w:numId w:val="1003"/>
+        </w:numPr>
+      </w:pPr>
+      <w:r>
+        <w:t xml:space="preserve">CLAIRE: London went wrong because you were there. Pushing. You said so yourself.</w:t>
+      </w:r>
+      <w:r>
+        <w:t xml:space="preserve"> </w:t>
+      </w:r>
+      <w:r>
         <w:t xml:space="preserve">“</w:t>
       </w:r>
       <w:r>
-        <w:t xml:space="preserve">after.</w:t>
+        <w:t xml:space="preserve">I’m owning it.</w:t>
       </w:r>
       <w:r>
         <w:t xml:space="preserve">”</w:t>
@@ -1499,13 +1568,7 @@
         <w:t xml:space="preserve"> </w:t>
       </w:r>
       <w:r>
-        <w:t xml:space="preserve">After CE. After launch. After the relaunch. After the Series C.</w:t>
-      </w:r>
-      <w:r>
-        <w:t xml:space="preserve"> </w:t>
-      </w:r>
-      <w:r>
-        <w:t xml:space="preserve">노아: 항상</w:t>
+        <w:t xml:space="preserve">클레어: 런던은 당신이 거기 있어서 틀어졌어. 밀어붙이면서. 당신 입으로 말했잖아.</w:t>
       </w:r>
       <w:r>
         <w:t xml:space="preserve"> </w:t>
@@ -1514,14 +1577,11 @@
         <w:t xml:space="preserve">“</w:t>
       </w:r>
       <w:r>
-        <w:t xml:space="preserve">이후</w:t>
+        <w:t xml:space="preserve">내가 책임진다.</w:t>
       </w:r>
       <w:r>
         <w:t xml:space="preserve">”</w:t>
       </w:r>
-      <w:r>
-        <w:t xml:space="preserve">가 있으니까. CE 이후. 출시 이후. 재출범 이후. 시리즈 C 이후.</w:t>
-      </w:r>
     </w:p>
     <w:p>
       <w:pPr>
@@ -1531,13 +1591,13 @@
         </w:numPr>
       </w:pPr>
       <w:r>
-        <w:t xml:space="preserve">CLAIRE: And after the Series C? An IPO? Asia? There’s always an after, Noah. That’s the trap.</w:t>
-      </w:r>
-      <w:r>
-        <w:t xml:space="preserve"> </w:t>
-      </w:r>
-      <w:r>
-        <w:t xml:space="preserve">클레어: 그럼 시리즈 C 이후엔? 상장? 아시아? 항상 이후가 있어, 노아. 그게 함정이야.</w:t>
+        <w:t xml:space="preserve">NOAH: How do you know I said that?</w:t>
+      </w:r>
+      <w:r>
+        <w:t xml:space="preserve"> </w:t>
+      </w:r>
+      <w:r>
+        <w:t xml:space="preserve">노아: 내가 그 말 한 거 어떻게 알아?</w:t>
       </w:r>
     </w:p>
     <w:p>
@@ -1548,13 +1608,13 @@
         </w:numPr>
       </w:pPr>
       <w:r>
-        <w:t xml:space="preserve">NOAH: If I’m not there, things go wrong. London went wrong because I pushed the wrong plan.</w:t>
-      </w:r>
-      <w:r>
-        <w:t xml:space="preserve"> </w:t>
-      </w:r>
-      <w:r>
-        <w:t xml:space="preserve">노아: 내가 없으면 일이 틀어져. 런던은 내가 잘못된 계획을 밀어서 틀어졌어.</w:t>
+        <w:t xml:space="preserve">CLAIRE: Grace told Lily. Lily told me. Your company has a very good gossip system.</w:t>
+      </w:r>
+      <w:r>
+        <w:t xml:space="preserve"> </w:t>
+      </w:r>
+      <w:r>
+        <w:t xml:space="preserve">클레어: 그레이스가 릴리한테 말했고. 릴리가 나한테. 당신 회사는 소문 체계가 아주 좋아.</w:t>
       </w:r>
     </w:p>
     <w:p>
@@ -1565,7 +1625,75 @@
         </w:numPr>
       </w:pPr>
       <w:r>
-        <w:t xml:space="preserve">CLAIRE: London went wrong because you were there. Pushing. You said so yourself.</w:t>
+        <w:t xml:space="preserve">NOAH: Better than our CRM.</w:t>
+      </w:r>
+      <w:r>
+        <w:t xml:space="preserve"> </w:t>
+      </w:r>
+      <w:r>
+        <w:t xml:space="preserve">노아: 우리 CRM보다 낫네.</w:t>
+      </w:r>
+    </w:p>
+    <w:p>
+      <w:pPr>
+        <w:numPr>
+          <w:ilvl w:val="0"/>
+          <w:numId w:val="1003"/>
+        </w:numPr>
+      </w:pPr>
+      <w:r>
+        <w:t xml:space="preserve">CLAIRE: Noah. Tell me the real reason. Not the business reason.</w:t>
+      </w:r>
+      <w:r>
+        <w:t xml:space="preserve"> </w:t>
+      </w:r>
+      <w:r>
+        <w:t xml:space="preserve">클레어: 노아. 진짜 이유를 말해 줘. 사업상 이유 말고.</w:t>
+      </w:r>
+    </w:p>
+    <w:p>
+      <w:pPr>
+        <w:numPr>
+          <w:ilvl w:val="0"/>
+          <w:numId w:val="1003"/>
+        </w:numPr>
+      </w:pPr>
+      <w:r>
+        <w:t xml:space="preserve">NOAH: …The real reason?</w:t>
+      </w:r>
+      <w:r>
+        <w:t xml:space="preserve"> </w:t>
+      </w:r>
+      <w:r>
+        <w:t xml:space="preserve">노아: …진짜 이유?</w:t>
+      </w:r>
+    </w:p>
+    <w:p>
+      <w:pPr>
+        <w:numPr>
+          <w:ilvl w:val="0"/>
+          <w:numId w:val="1003"/>
+        </w:numPr>
+      </w:pPr>
+      <w:r>
+        <w:t xml:space="preserve">CLAIRE: Why you have to be in every room.</w:t>
+      </w:r>
+      <w:r>
+        <w:t xml:space="preserve"> </w:t>
+      </w:r>
+      <w:r>
+        <w:t xml:space="preserve">클레어: 왜 모든 방에 당신이 있어야 하는지.</w:t>
+      </w:r>
+    </w:p>
+    <w:p>
+      <w:pPr>
+        <w:numPr>
+          <w:ilvl w:val="0"/>
+          <w:numId w:val="1003"/>
+        </w:numPr>
+      </w:pPr>
+      <w:r>
+        <w:t xml:space="preserve">NOAH: Because I wasn’t there when it started. Lily texted me from the med spa.</w:t>
       </w:r>
       <w:r>
         <w:t xml:space="preserve"> </w:t>
@@ -1574,7 +1702,7 @@
         <w:t xml:space="preserve">“</w:t>
       </w:r>
       <w:r>
-        <w:t xml:space="preserve">I’m owning it.</w:t>
+        <w:t xml:space="preserve">Something feels wrong.</w:t>
       </w:r>
       <w:r>
         <w:t xml:space="preserve">”</w:t>
@@ -1583,7 +1711,7 @@
         <w:t xml:space="preserve"> </w:t>
       </w:r>
       <w:r>
-        <w:t xml:space="preserve">클레어: 런던은 당신이 거기 있어서 틀어졌어. 밀어붙이면서. 당신 입으로 말했잖아.</w:t>
+        <w:t xml:space="preserve">노아: 시작됐을 때 내가 없었으니까. 릴리가 메디스파에서 문자했어.</w:t>
       </w:r>
       <w:r>
         <w:t xml:space="preserve"> </w:t>
@@ -1592,7 +1720,7 @@
         <w:t xml:space="preserve">“</w:t>
       </w:r>
       <w:r>
-        <w:t xml:space="preserve">내가 책임진다.</w:t>
+        <w:t xml:space="preserve">뭔가 이상해.</w:t>
       </w:r>
       <w:r>
         <w:t xml:space="preserve">”</w:t>
@@ -1606,13 +1734,13 @@
         </w:numPr>
       </w:pPr>
       <w:r>
-        <w:t xml:space="preserve">NOAH: How do you know I said that?</w:t>
-      </w:r>
-      <w:r>
-        <w:t xml:space="preserve"> </w:t>
-      </w:r>
-      <w:r>
-        <w:t xml:space="preserve">노아: 내가 그 말 한 거 어떻게 알아?</w:t>
+        <w:t xml:space="preserve">CLAIRE: Noah…</w:t>
+      </w:r>
+      <w:r>
+        <w:t xml:space="preserve"> </w:t>
+      </w:r>
+      <w:r>
+        <w:t xml:space="preserve">클레어: 노아…</w:t>
       </w:r>
     </w:p>
     <w:p>
@@ -1623,13 +1751,13 @@
         </w:numPr>
       </w:pPr>
       <w:r>
-        <w:t xml:space="preserve">CLAIRE: Grace told Lily. Lily told me. Your company has a very good gossip system.</w:t>
-      </w:r>
-      <w:r>
-        <w:t xml:space="preserve"> </w:t>
-      </w:r>
-      <w:r>
-        <w:t xml:space="preserve">클레어: 그레이스가 릴리한테 말했고. 릴리가 나한테. 당신 회사는 소문 체계가 아주 좋아.</w:t>
+        <w:t xml:space="preserve">NOAH: I was at a Halvern client dinner, selling Lumaderm, smiling at people and talking about margins. My phone was in my jacket on silent. I read her message two hours later, and by then it had already started.</w:t>
+      </w:r>
+      <w:r>
+        <w:t xml:space="preserve"> </w:t>
+      </w:r>
+      <w:r>
+        <w:t xml:space="preserve">노아: 할번 고객 저녁 자리에 있었어. 루마덤을 팔면서, 사람들한테 웃어 주고 마진 얘기를 하면서. 전화는 무음으로 재킷 안에 있었어. 두 시간 뒤에 메시지를 읽었고, 그땐 이미 일이 시작된 뒤였어.</w:t>
       </w:r>
     </w:p>
     <w:p>
@@ -1640,13 +1768,13 @@
         </w:numPr>
       </w:pPr>
       <w:r>
-        <w:t xml:space="preserve">NOAH: Better than our CRM.</w:t>
-      </w:r>
-      <w:r>
-        <w:t xml:space="preserve"> </w:t>
-      </w:r>
-      <w:r>
-        <w:t xml:space="preserve">노아: 우리 CRM보다 낫네.</w:t>
+        <w:t xml:space="preserve">CLAIRE: You’ve never told me that.</w:t>
+      </w:r>
+      <w:r>
+        <w:t xml:space="preserve"> </w:t>
+      </w:r>
+      <w:r>
+        <w:t xml:space="preserve">클레어: 그 얘기 한 번도 안 했잖아.</w:t>
       </w:r>
     </w:p>
     <w:p>
@@ -1657,13 +1785,13 @@
         </w:numPr>
       </w:pPr>
       <w:r>
-        <w:t xml:space="preserve">CLAIRE: Noah. Tell me the real reason. Not the business reason.</w:t>
-      </w:r>
-      <w:r>
-        <w:t xml:space="preserve"> </w:t>
-      </w:r>
-      <w:r>
-        <w:t xml:space="preserve">클레어: 노아. 진짜 이유를 말해 줘. 사업상 이유 말고.</w:t>
+        <w:t xml:space="preserve">NOAH: I’ve never told anyone. Not even Lily. She thinks I came straight away.</w:t>
+      </w:r>
+      <w:r>
+        <w:t xml:space="preserve"> </w:t>
+      </w:r>
+      <w:r>
+        <w:t xml:space="preserve">노아: 아무한테도 안 했어. 릴리한테도. 릴리는 내가 바로 달려온 줄 알아.</w:t>
       </w:r>
     </w:p>
     <w:p>
@@ -1674,13 +1802,13 @@
         </w:numPr>
       </w:pPr>
       <w:r>
-        <w:t xml:space="preserve">NOAH: …The real reason?</w:t>
-      </w:r>
-      <w:r>
-        <w:t xml:space="preserve"> </w:t>
-      </w:r>
-      <w:r>
-        <w:t xml:space="preserve">노아: …진짜 이유?</w:t>
+        <w:t xml:space="preserve">CLAIRE: So now you pick up every call. At two a.m. From every time zone.</w:t>
+      </w:r>
+      <w:r>
+        <w:t xml:space="preserve"> </w:t>
+      </w:r>
+      <w:r>
+        <w:t xml:space="preserve">클레어: 그래서 이제 모든 전화를 받는구나. 새벽 2시에. 모든 시간대에서.</w:t>
       </w:r>
     </w:p>
     <w:p>
@@ -1691,13 +1819,13 @@
         </w:numPr>
       </w:pPr>
       <w:r>
-        <w:t xml:space="preserve">CLAIRE: Why you have to be in every room.</w:t>
-      </w:r>
-      <w:r>
-        <w:t xml:space="preserve"> </w:t>
-      </w:r>
-      <w:r>
-        <w:t xml:space="preserve">클레어: 왜 모든 방에 당신이 있어야 하는지.</w:t>
+        <w:t xml:space="preserve">NOAH: In case it’s the one that matters.</w:t>
+      </w:r>
+      <w:r>
+        <w:t xml:space="preserve"> </w:t>
+      </w:r>
+      <w:r>
+        <w:t xml:space="preserve">노아: 그게 중요한 전화일까 봐.</w:t>
       </w:r>
     </w:p>
     <w:p>
@@ -1708,37 +1836,13 @@
         </w:numPr>
       </w:pPr>
       <w:r>
-        <w:t xml:space="preserve">NOAH: Because I wasn’t there when it started. Lily texted me from the med spa.</w:t>
-      </w:r>
-      <w:r>
-        <w:t xml:space="preserve"> </w:t>
-      </w:r>
-      <w:r>
-        <w:t xml:space="preserve">“</w:t>
-      </w:r>
-      <w:r>
-        <w:t xml:space="preserve">Something feels wrong.</w:t>
-      </w:r>
-      <w:r>
-        <w:t xml:space="preserve">”</w:t>
-      </w:r>
-      <w:r>
-        <w:t xml:space="preserve"> </w:t>
-      </w:r>
-      <w:r>
-        <w:t xml:space="preserve">노아: 시작됐을 때 내가 없었으니까. 릴리가 메디스파에서 문자했어.</w:t>
-      </w:r>
-      <w:r>
-        <w:t xml:space="preserve"> </w:t>
-      </w:r>
-      <w:r>
-        <w:t xml:space="preserve">“</w:t>
-      </w:r>
-      <w:r>
-        <w:t xml:space="preserve">뭔가 이상해.</w:t>
-      </w:r>
-      <w:r>
-        <w:t xml:space="preserve">”</w:t>
+        <w:t xml:space="preserve">CLAIRE: Noah. You can’t be in every room. That’s what a team is for.</w:t>
+      </w:r>
+      <w:r>
+        <w:t xml:space="preserve"> </w:t>
+      </w:r>
+      <w:r>
+        <w:t xml:space="preserve">클레어: 노아. 모든 방에 있을 순 없어. 그래서 팀이 있는 거야.</w:t>
       </w:r>
     </w:p>
     <w:p>
@@ -1749,13 +1853,13 @@
         </w:numPr>
       </w:pPr>
       <w:r>
-        <w:t xml:space="preserve">CLAIRE: Noah…</w:t>
-      </w:r>
-      <w:r>
-        <w:t xml:space="preserve"> </w:t>
-      </w:r>
-      <w:r>
-        <w:t xml:space="preserve">클레어: 노아…</w:t>
+        <w:t xml:space="preserve">NOAH: I built this company so nobody else gets hurt like Lily. If I step back—</w:t>
+      </w:r>
+      <w:r>
+        <w:t xml:space="preserve"> </w:t>
+      </w:r>
+      <w:r>
+        <w:t xml:space="preserve">노아: 아무도 릴리처럼 다치지 않게 하려고 이 회사를 만들었어. 내가 물러나면—</w:t>
       </w:r>
     </w:p>
     <w:p>
@@ -1766,13 +1870,13 @@
         </w:numPr>
       </w:pPr>
       <w:r>
-        <w:t xml:space="preserve">NOAH: I was at a Halvern client dinner. Selling Lumaderm. I read it two hours later.</w:t>
-      </w:r>
-      <w:r>
-        <w:t xml:space="preserve"> </w:t>
-      </w:r>
-      <w:r>
-        <w:t xml:space="preserve">노아: 할번 고객 저녁 자리에 있었어. 루마덤을 팔면서. 두 시간 뒤에 읽었어.</w:t>
+        <w:t xml:space="preserve">CLAIRE: Then Elena still says no to beauticians. James still scans every syringe. Tasha still trains every nurse.</w:t>
+      </w:r>
+      <w:r>
+        <w:t xml:space="preserve"> </w:t>
+      </w:r>
+      <w:r>
+        <w:t xml:space="preserve">클레어: 그래도 엘레나는 미용사를 거절해. 제임스는 여전히 모든 주사기를 스캔하고. 타샤는 모든 간호사를 교육하지.</w:t>
       </w:r>
     </w:p>
     <w:p>
@@ -1783,13 +1887,13 @@
         </w:numPr>
       </w:pPr>
       <w:r>
-        <w:t xml:space="preserve">CLAIRE: You’ve never told me that.</w:t>
-      </w:r>
-      <w:r>
-        <w:t xml:space="preserve"> </w:t>
-      </w:r>
-      <w:r>
-        <w:t xml:space="preserve">클레어: 그 얘기 한 번도 안 했잖아.</w:t>
+        <w:t xml:space="preserve">NOAH: …</w:t>
+      </w:r>
+      <w:r>
+        <w:t xml:space="preserve"> </w:t>
+      </w:r>
+      <w:r>
+        <w:t xml:space="preserve">노아: …</w:t>
       </w:r>
     </w:p>
     <w:p>
@@ -1800,132 +1904,13 @@
         </w:numPr>
       </w:pPr>
       <w:r>
-        <w:t xml:space="preserve">NOAH: I’ve never told anyone. Not even Lily. She thinks I came straight away.</w:t>
-      </w:r>
-      <w:r>
-        <w:t xml:space="preserve"> </w:t>
-      </w:r>
-      <w:r>
-        <w:t xml:space="preserve">노아: 아무한테도 안 했어. 릴리한테도. 릴리는 내가 바로 달려온 줄 알아.</w:t>
-      </w:r>
-    </w:p>
-    <w:p>
-      <w:pPr>
-        <w:numPr>
-          <w:ilvl w:val="0"/>
-          <w:numId w:val="1003"/>
-        </w:numPr>
-      </w:pPr>
-      <w:r>
-        <w:t xml:space="preserve">CLAIRE: So now you pick up every call. At two a.m. From every time zone.</w:t>
-      </w:r>
-      <w:r>
-        <w:t xml:space="preserve"> </w:t>
-      </w:r>
-      <w:r>
-        <w:t xml:space="preserve">클레어: 그래서 이제 모든 전화를 받는구나. 새벽 2시에. 모든 시간대에서.</w:t>
-      </w:r>
-    </w:p>
-    <w:p>
-      <w:pPr>
-        <w:numPr>
-          <w:ilvl w:val="0"/>
-          <w:numId w:val="1003"/>
-        </w:numPr>
-      </w:pPr>
-      <w:r>
-        <w:t xml:space="preserve">NOAH: In case it’s the one that matters.</w:t>
-      </w:r>
-      <w:r>
-        <w:t xml:space="preserve"> </w:t>
-      </w:r>
-      <w:r>
-        <w:t xml:space="preserve">노아: 그게 중요한 전화일까 봐.</w:t>
-      </w:r>
-    </w:p>
-    <w:p>
-      <w:pPr>
-        <w:numPr>
-          <w:ilvl w:val="0"/>
-          <w:numId w:val="1003"/>
-        </w:numPr>
-      </w:pPr>
-      <w:r>
-        <w:t xml:space="preserve">CLAIRE: Noah. You can’t be in every room. That’s what a team is for.</w:t>
-      </w:r>
-      <w:r>
-        <w:t xml:space="preserve"> </w:t>
-      </w:r>
-      <w:r>
-        <w:t xml:space="preserve">클레어: 노아. 모든 방에 있을 순 없어. 그래서 팀이 있는 거야.</w:t>
-      </w:r>
-    </w:p>
-    <w:p>
-      <w:pPr>
-        <w:numPr>
-          <w:ilvl w:val="0"/>
-          <w:numId w:val="1003"/>
-        </w:numPr>
-      </w:pPr>
-      <w:r>
-        <w:t xml:space="preserve">NOAH: I built this company so nobody else gets hurt like Lily. If I step back—</w:t>
-      </w:r>
-      <w:r>
-        <w:t xml:space="preserve"> </w:t>
-      </w:r>
-      <w:r>
-        <w:t xml:space="preserve">노아: 아무도 릴리처럼 다치지 않게 하려고 이 회사를 만들었어. 내가 물러나면—</w:t>
-      </w:r>
-    </w:p>
-    <w:p>
-      <w:pPr>
-        <w:numPr>
-          <w:ilvl w:val="0"/>
-          <w:numId w:val="1003"/>
-        </w:numPr>
-      </w:pPr>
-      <w:r>
-        <w:t xml:space="preserve">CLAIRE: Then Elena still says no to beauticians. James still scans every syringe. Tasha still trains every nurse.</w:t>
-      </w:r>
-      <w:r>
-        <w:t xml:space="preserve"> </w:t>
-      </w:r>
-      <w:r>
-        <w:t xml:space="preserve">클레어: 그래도 엘레나는 미용사를 거절해. 제임스는 여전히 모든 주사기를 스캔하고. 타샤는 모든 간호사를 교육하지.</w:t>
-      </w:r>
-    </w:p>
-    <w:p>
-      <w:pPr>
-        <w:numPr>
-          <w:ilvl w:val="0"/>
-          <w:numId w:val="1003"/>
-        </w:numPr>
-      </w:pPr>
-      <w:r>
-        <w:t xml:space="preserve">NOAH: …</w:t>
-      </w:r>
-      <w:r>
-        <w:t xml:space="preserve"> </w:t>
-      </w:r>
-      <w:r>
-        <w:t xml:space="preserve">노아: …</w:t>
-      </w:r>
-    </w:p>
-    <w:p>
-      <w:pPr>
-        <w:numPr>
-          <w:ilvl w:val="0"/>
-          <w:numId w:val="1003"/>
-        </w:numPr>
-      </w:pPr>
-      <w:r>
-        <w:t xml:space="preserve">CLAIRE: You didn’t build a company that needs you every minute. You built one that works without you. Good news.</w:t>
-      </w:r>
-      <w:r>
-        <w:t xml:space="preserve"> </w:t>
-      </w:r>
-      <w:r>
-        <w:t xml:space="preserve">클레어: 당신은 매 순간 당신이 필요한 회사를 만든 게 아니야. 당신 없이도 돌아가는 회사를 만들었어. 좋은 소식이지.</w:t>
+        <w:t xml:space="preserve">CLAIRE: You didn’t build a company that needs you every minute. You built a company with good people and clear rules, one that keeps its promises even when you’re asleep. That’s not a failure, Noah. That’s the whole point. It’s good news.</w:t>
+      </w:r>
+      <w:r>
+        <w:t xml:space="preserve"> </w:t>
+      </w:r>
+      <w:r>
+        <w:t xml:space="preserve">클레어: 당신은 매 순간 당신이 필요한 회사를 만든 게 아니야. 좋은 사람들과 분명한 규칙이 있는 회사, 당신이 자는 동안에도 약속을 지키는 회사를 만들었어. 그건 실패가 아니야, 노아. 그게 핵심이야. 좋은 소식이지.</w:t>
       </w:r>
     </w:p>
     <w:p>
@@ -2203,40 +2188,25 @@
         <w:t xml:space="preserve"> </w:t>
       </w:r>
       <w:r>
-        <w:t xml:space="preserve">“</w:t>
+        <w:t xml:space="preserve">‘</w:t>
       </w:r>
       <w:r>
         <w:t xml:space="preserve">Noah not attending</w:t>
       </w:r>
       <w:r>
-        <w:t xml:space="preserve">”</w:t>
-      </w:r>
-      <w:r>
-        <w:t xml:space="preserve"> </w:t>
-      </w:r>
-      <w:r>
-        <w:t xml:space="preserve">in the event plan. In September. I was waiting for you to catch up.</w:t>
-      </w:r>
-      <w:r>
-        <w:t xml:space="preserve"> </w:t>
-      </w:r>
-      <w:r>
-        <w:t xml:space="preserve">제임스: 9월에 행사 계획에</w:t>
-      </w:r>
-      <w:r>
-        <w:t xml:space="preserve"> </w:t>
-      </w:r>
-      <w:r>
-        <w:t xml:space="preserve">“</w:t>
-      </w:r>
-      <w:r>
-        <w:t xml:space="preserve">노아 불참</w:t>
-      </w:r>
-      <w:r>
-        <w:t xml:space="preserve">”</w:t>
-      </w:r>
-      <w:r>
-        <w:t xml:space="preserve">이라고 써 놨어요. 당신이 따라오길 기다리고 있었죠.</w:t>
+        <w:t xml:space="preserve">’</w:t>
+      </w:r>
+      <w:r>
+        <w:t xml:space="preserve"> </w:t>
+      </w:r>
+      <w:r>
+        <w:t xml:space="preserve">in the event plan. In September. Not because we don’t want you, but because the relaunch is about British nurses and British patients, and it’s stronger without an American CEO on stage. I was waiting for you to catch up.</w:t>
+      </w:r>
+      <w:r>
+        <w:t xml:space="preserve"> </w:t>
+      </w:r>
+      <w:r>
+        <w:t xml:space="preserve">제임스: 9월에 행사 계획에 ’노아 불참’이라고 써 놨어요. 당신을 원하지 않아서가 아니라, 재출범은 영국 간호사와 영국 환자들에 관한 거라서요. 무대에 미국인 CEO가 없을 때 더 강해요. 당신이 따라오길 기다리고 있었죠.</w:t>
       </w:r>
     </w:p>
     <w:p>
@@ -2264,13 +2234,13 @@
         </w:numPr>
       </w:pPr>
       <w:r>
-        <w:t xml:space="preserve">JAMES: I planned your relaunch. It doesn’t need you. Sofia’s flying in. She’ll do the numbers. Sarah will do the patients.</w:t>
-      </w:r>
-      <w:r>
-        <w:t xml:space="preserve"> </w:t>
-      </w:r>
-      <w:r>
-        <w:t xml:space="preserve">제임스: 당신 재출범을 계획했죠. 당신이 필요 없어요. 소피아가 와요. 숫자는 소피아가. 환자는 사라가.</w:t>
+        <w:t xml:space="preserve">JAMES: I planned your relaunch, and it doesn’t need you. Sofia’s flying in, so she’ll handle the numbers and the nurses’ questions. Sarah will talk to the patients, because they trust her. And I’ll make sure nothing falls through the cracks.</w:t>
+      </w:r>
+      <w:r>
+        <w:t xml:space="preserve"> </w:t>
+      </w:r>
+      <w:r>
+        <w:t xml:space="preserve">제임스: 당신 재출범을 계획했고, 거기엔 당신이 필요 없어요. 소피아가 오니까 숫자랑 간호사들 질문은 소피아가 맡아요. 환자들은 사라를 믿으니까 사라가 환자들과 얘기하고요. 그리고 빠지는 게 없도록 내가 챙길게요.</w:t>
       </w:r>
     </w:p>
     <w:p>
@@ -2434,13 +2404,13 @@
         </w:numPr>
       </w:pPr>
       <w:r>
-        <w:t xml:space="preserve">NOAH: Rules. After seven p.m., no calls. Emergencies go to you first. If it’s truly an emergency, you call me.</w:t>
-      </w:r>
-      <w:r>
-        <w:t xml:space="preserve"> </w:t>
-      </w:r>
-      <w:r>
-        <w:t xml:space="preserve">노아: 규칙. 저녁 7시 이후 통화 금지. 응급은 당신한테 먼저. 진짜 응급이면, 당신이 나한테 전화해요.</w:t>
+        <w:t xml:space="preserve">NOAH: Here are the rules. After seven p.m., no calls. Emergencies go to you first, not to me, and you decide what happens next. If it’s truly an emergency, you call me. Otherwise, it waits until morning, even if I complain.</w:t>
+      </w:r>
+      <w:r>
+        <w:t xml:space="preserve"> </w:t>
+      </w:r>
+      <w:r>
+        <w:t xml:space="preserve">노아: 규칙이에요. 저녁 7시 이후 통화 금지. 응급은 나 말고 당신한테 먼저 가고, 다음에 뭘 할지는 당신이 정해요. 진짜 응급이면 당신이 나한테 전화해요. 아니면 내가 투덜대도 아침까지 기다리는 거예요.</w:t>
       </w:r>
     </w:p>
     <w:p>
@@ -2485,13 +2455,13 @@
         </w:numPr>
       </w:pPr>
       <w:r>
-        <w:t xml:space="preserve">ELENA: Agreed. And Noah? See a cardiologist. Monday. I’ve already booked it.</w:t>
-      </w:r>
-      <w:r>
-        <w:t xml:space="preserve"> </w:t>
-      </w:r>
-      <w:r>
-        <w:t xml:space="preserve">엘레나: 동의해요. 그리고 노아? 심장내과 가요. 월요일. 이미 예약해 놨어요.</w:t>
+        <w:t xml:space="preserve">ELENA: Agreed. And Noah? I’m saying this as a doctor, not as your deputy. A racing heart at night and falling asleep at the wheel are not things you wait out. See a cardiologist. Monday. I’ve already booked it.</w:t>
+      </w:r>
+      <w:r>
+        <w:t xml:space="preserve"> </w:t>
+      </w:r>
+      <w:r>
+        <w:t xml:space="preserve">엘레나: 동의해요. 그리고 노아? 이건 대리로서가 아니라 의사로서 하는 말이에요. 밤에 심장이 두근거리고 운전 중에 조는 건 그냥 지나가길 기다릴 일이 아니에요. 심장내과 가요. 월요일. 이미 예약해 놨어요.</w:t>
       </w:r>
     </w:p>
     <w:p>
@@ -2631,13 +2601,13 @@
         </w:numPr>
       </w:pPr>
       <w:r>
-        <w:t xml:space="preserve">NOAH: I need to step back. Not out. Back. One day a week with no travel. One trip a month. Maximum.</w:t>
-      </w:r>
-      <w:r>
-        <w:t xml:space="preserve"> </w:t>
-      </w:r>
-      <w:r>
-        <w:t xml:space="preserve">노아: 물러서야 해. 나가는 게 아니라. 뒤로. 주 1일은 출장 없이. 출장은 한 달에 한 번. 최대.</w:t>
+        <w:t xml:space="preserve">NOAH: I need to step back. Not out. Back. So here’s what I’m going to do. One day a week with no travel at all, and one trip a month, maximum. Elena covers the rest, and Sofia takes London.</w:t>
+      </w:r>
+      <w:r>
+        <w:t xml:space="preserve"> </w:t>
+      </w:r>
+      <w:r>
+        <w:t xml:space="preserve">노아: 물러서야 해. 나가는 게 아니라. 뒤로. 그래서 이렇게 할 거야. 주 1일은 출장 없이, 출장은 한 달에 한 번이 최대. 나머진 엘레나가 맡고, 런던은 소피아가 맡아.</w:t>
       </w:r>
     </w:p>
     <w:p>
@@ -2802,7 +2772,7 @@
     </w:p>
     <w:bookmarkEnd w:id="25"/>
     <w:bookmarkEnd w:id="26"/>
-    <w:bookmarkStart w:id="30" w:name="학습-부록"/>
+    <w:bookmarkStart w:id="31" w:name="학습-부록"/>
     <w:p>
       <w:pPr>
         <w:pStyle w:val="Heading2"/>
@@ -3924,8 +3894,298 @@
       </w:r>
     </w:p>
     <w:bookmarkEnd w:id="29"/>
+    <w:bookmarkStart w:id="30" w:name="긴-발화-분석"/>
+    <w:p>
+      <w:pPr>
+        <w:pStyle w:val="Heading3"/>
+      </w:pPr>
+      <w:r>
+        <w:t xml:space="preserve">④ 긴 발화 분석</w:t>
+      </w:r>
+    </w:p>
+    <w:p>
+      <w:pPr>
+        <w:pStyle w:val="BlockText"/>
+      </w:pPr>
+      <w:r>
+        <w:rPr>
+          <w:bCs/>
+          <w:b/>
+        </w:rPr>
+        <w:t xml:space="preserve">100턴 NOAH:</w:t>
+      </w:r>
+      <w:r>
+        <w:t xml:space="preserve"> </w:t>
+      </w:r>
+      <w:r>
+        <w:t xml:space="preserve">“</w:t>
+      </w:r>
+      <w:r>
+        <w:t xml:space="preserve">Here are the rules. After seven p.m., no calls. Emergencies go to you first, not to me, and you decide what happens next. If it’s truly an emergency, you call me. Otherwise, it waits until morning, even if I complain.</w:t>
+      </w:r>
+      <w:r>
+        <w:t xml:space="preserve">”</w:t>
+      </w:r>
+    </w:p>
+    <w:tbl>
+      <w:tblPr>
+        <w:tblStyle w:val="Table"/>
+        <w:tblW w:type="pct" w:w="5000"/>
+        <w:tblLook w:firstRow="1" w:lastRow="0" w:firstColumn="0" w:lastColumn="0" w:noHBand="0" w:noVBand="0" w:val="0020"/>
+        <w:jc w:val="start"/>
+      </w:tblPr>
+      <w:tblGrid>
+        <w:gridCol w:w="2640"/>
+        <w:gridCol w:w="2640"/>
+        <w:gridCol w:w="2640"/>
+      </w:tblGrid>
+      <w:tr>
+        <w:trPr>
+          <w:tblHeader w:val="true"/>
+        </w:trPr>
+        <w:tc>
+          <w:tcPr/>
+          <w:p>
+            <w:pPr>
+              <w:pStyle w:val="Compact"/>
+              <w:jc w:val="left"/>
+            </w:pPr>
+            <w:r>
+              <w:t xml:space="preserve">구조</w:t>
+            </w:r>
+          </w:p>
+        </w:tc>
+        <w:tc>
+          <w:tcPr/>
+          <w:p>
+            <w:pPr>
+              <w:pStyle w:val="Compact"/>
+              <w:jc w:val="left"/>
+            </w:pPr>
+            <w:r>
+              <w:t xml:space="preserve">영어</w:t>
+            </w:r>
+          </w:p>
+        </w:tc>
+        <w:tc>
+          <w:tcPr/>
+          <w:p>
+            <w:pPr>
+              <w:pStyle w:val="Compact"/>
+              <w:jc w:val="left"/>
+            </w:pPr>
+            <w:r>
+              <w:t xml:space="preserve">기능</w:t>
+            </w:r>
+          </w:p>
+        </w:tc>
+      </w:tr>
+      <w:tr>
+        <w:tc>
+          <w:tcPr/>
+          <w:p>
+            <w:pPr>
+              <w:pStyle w:val="Compact"/>
+              <w:jc w:val="left"/>
+            </w:pPr>
+            <w:r>
+              <w:t xml:space="preserve">① 예고</w:t>
+            </w:r>
+          </w:p>
+        </w:tc>
+        <w:tc>
+          <w:tcPr/>
+          <w:p>
+            <w:pPr>
+              <w:pStyle w:val="Compact"/>
+              <w:jc w:val="left"/>
+            </w:pPr>
+            <w:r>
+              <w:t xml:space="preserve">Here are the rules.</w:t>
+            </w:r>
+          </w:p>
+        </w:tc>
+        <w:tc>
+          <w:tcPr/>
+          <w:p>
+            <w:pPr>
+              <w:pStyle w:val="Compact"/>
+              <w:jc w:val="left"/>
+            </w:pPr>
+            <w:r>
+              <w:t xml:space="preserve">지금부터 경계를 정한다는 신호</w:t>
+            </w:r>
+          </w:p>
+        </w:tc>
+      </w:tr>
+      <w:tr>
+        <w:tc>
+          <w:tcPr/>
+          <w:p>
+            <w:pPr>
+              <w:pStyle w:val="Compact"/>
+              <w:jc w:val="left"/>
+            </w:pPr>
+            <w:r>
+              <w:t xml:space="preserve">② 경계(기본 규칙)</w:t>
+            </w:r>
+          </w:p>
+        </w:tc>
+        <w:tc>
+          <w:tcPr/>
+          <w:p>
+            <w:pPr>
+              <w:pStyle w:val="Compact"/>
+              <w:jc w:val="left"/>
+            </w:pPr>
+            <w:r>
+              <w:t xml:space="preserve">After seven p.m., no calls.</w:t>
+            </w:r>
+          </w:p>
+        </w:tc>
+        <w:tc>
+          <w:tcPr/>
+          <w:p>
+            <w:pPr>
+              <w:pStyle w:val="Compact"/>
+              <w:jc w:val="left"/>
+            </w:pPr>
+            <w:r>
+              <w:t xml:space="preserve">짧고 예외 없는 문장으로 선을 긋기</w:t>
+            </w:r>
+          </w:p>
+        </w:tc>
+      </w:tr>
+      <w:tr>
+        <w:tc>
+          <w:tcPr/>
+          <w:p>
+            <w:pPr>
+              <w:pStyle w:val="Compact"/>
+              <w:jc w:val="left"/>
+            </w:pPr>
+            <w:r>
+              <w:t xml:space="preserve">③ 위임(권한 이전)</w:t>
+            </w:r>
+          </w:p>
+        </w:tc>
+        <w:tc>
+          <w:tcPr/>
+          <w:p>
+            <w:pPr>
+              <w:pStyle w:val="Compact"/>
+              <w:jc w:val="left"/>
+            </w:pPr>
+            <w:r>
+              <w:t xml:space="preserve">Emergencies go to you first, not to me, and you decide what happens next.</w:t>
+            </w:r>
+          </w:p>
+        </w:tc>
+        <w:tc>
+          <w:tcPr/>
+          <w:p>
+            <w:pPr>
+              <w:pStyle w:val="Compact"/>
+              <w:jc w:val="left"/>
+            </w:pPr>
+            <w:r>
+              <w:t xml:space="preserve">누가 먼저 받고 누가 결정하는지 명확히</w:t>
+            </w:r>
+          </w:p>
+        </w:tc>
+      </w:tr>
+      <w:tr>
+        <w:tc>
+          <w:tcPr/>
+          <w:p>
+            <w:pPr>
+              <w:pStyle w:val="Compact"/>
+              <w:jc w:val="left"/>
+            </w:pPr>
+            <w:r>
+              <w:t xml:space="preserve">④ 예외와 기본값</w:t>
+            </w:r>
+          </w:p>
+        </w:tc>
+        <w:tc>
+          <w:tcPr/>
+          <w:p>
+            <w:pPr>
+              <w:pStyle w:val="Compact"/>
+              <w:jc w:val="left"/>
+            </w:pPr>
+            <w:r>
+              <w:t xml:space="preserve">If it’s truly an emergency, you call me. Otherwise, it waits until morning, even if I complain.</w:t>
+            </w:r>
+          </w:p>
+        </w:tc>
+        <w:tc>
+          <w:tcPr/>
+          <w:p>
+            <w:pPr>
+              <w:pStyle w:val="Compact"/>
+              <w:jc w:val="left"/>
+            </w:pPr>
+            <w:r>
+              <w:t xml:space="preserve">If…/Otherwise로 예외와 기본 원칙을 구분</w:t>
+            </w:r>
+          </w:p>
+        </w:tc>
+      </w:tr>
+    </w:tbl>
+    <w:p>
+      <w:pPr>
+        <w:pStyle w:val="BodyText"/>
+      </w:pPr>
+      <w:r>
+        <w:rPr>
+          <w:bCs/>
+          <w:b/>
+        </w:rPr>
+        <w:t xml:space="preserve">활용 패턴:</w:t>
+      </w:r>
+      <w:r>
+        <w:t xml:space="preserve"> </w:t>
+      </w:r>
+      <w:r>
+        <w:t xml:space="preserve">Here are the rules → 기본 규칙 → 위임 (A, not B) → If… / Otherwise…</w:t>
+      </w:r>
+      <w:r>
+        <w:t xml:space="preserve"> </w:t>
+      </w:r>
+      <w:r>
+        <w:rPr>
+          <w:bCs/>
+          <w:b/>
+        </w:rPr>
+        <w:t xml:space="preserve">연결 표현:</w:t>
+      </w:r>
+      <w:r>
+        <w:t xml:space="preserve"> </w:t>
+      </w:r>
+      <w:r>
+        <w:t xml:space="preserve">not to me(나 말고) · you decide…(결정은 당신이) · If it’s truly…(정말 ~라면) · Otherwise(그렇지 않으면) · even if…(~하더라도)</w:t>
+      </w:r>
+      <w:r>
+        <w:t xml:space="preserve"> </w:t>
+      </w:r>
+      <w:r>
+        <w:rPr>
+          <w:bCs/>
+          <w:b/>
+        </w:rPr>
+        <w:t xml:space="preserve">연습:</w:t>
+      </w:r>
+      <w:r>
+        <w:t xml:space="preserve"> </w:t>
+      </w:r>
+      <w:r>
+        <w:t xml:space="preserve">휴가 전 대리인에게 업무 연락 규칙을 정해 주는 상황으로, 같은 구조로 40단어 안팎 말해 보기.</w:t>
+      </w:r>
+    </w:p>
     <w:bookmarkEnd w:id="30"/>
     <w:bookmarkEnd w:id="31"/>
+    <w:bookmarkEnd w:id="32"/>
     <w:sectPr/>
   </w:body>
 </w:document>

--- a/대본/6부/14화_Burnout.docx
+++ b/대본/6부/14화_Burnout.docx
@@ -2,7 +2,7 @@
 <file path=word/document.xml><?xml version="1.0" encoding="utf-8"?>
 <w:document xmlns:w="http://schemas.openxmlformats.org/wordprocessingml/2006/main" xmlns:m="http://schemas.openxmlformats.org/officeDocument/2006/math" xmlns:r="http://schemas.openxmlformats.org/officeDocument/2006/relationships" xmlns:o="urn:schemas-microsoft-com:office:office" xmlns:v="urn:schemas-microsoft-com:vml" xmlns:w10="urn:schemas-microsoft-com:office:word" xmlns:a="http://schemas.openxmlformats.org/drawingml/2006/main" xmlns:pic="http://schemas.openxmlformats.org/drawingml/2006/picture" xmlns:wp="http://schemas.openxmlformats.org/drawingml/2006/wordprocessingDrawing">
   <w:body>
-    <w:bookmarkStart w:id="32" w:name="ship-it-6부-14화"/>
+    <w:bookmarkStart w:id="38" w:name="ship-it-6부-14화"/>
     <w:p>
       <w:pPr>
         <w:pStyle w:val="Heading1"/>
@@ -514,257 +514,122 @@
     </w:p>
     <w:p>
       <w:pPr>
-        <w:numPr>
-          <w:ilvl w:val="0"/>
-          <w:numId w:val="1001"/>
-        </w:numPr>
+        <w:pStyle w:val="FirstParagraph"/>
       </w:pPr>
       <w:r>
         <w:t xml:space="preserve">CLAIRE: You’re home. It’s ten. Your dinner is in the oven. Since seven.</w:t>
       </w:r>
-      <w:r>
-        <w:t xml:space="preserve"> </w:t>
-      </w:r>
-      <w:r>
-        <w:t xml:space="preserve">클레어: 왔네. 10시야. 저녁은 오븐에 있어. 7시부터.</w:t>
-      </w:r>
-    </w:p>
-    <w:p>
-      <w:pPr>
-        <w:numPr>
-          <w:ilvl w:val="0"/>
-          <w:numId w:val="1001"/>
-        </w:numPr>
+    </w:p>
+    <w:p>
+      <w:pPr>
+        <w:pStyle w:val="BodyText"/>
       </w:pPr>
       <w:r>
         <w:t xml:space="preserve">NOAH: Sorry. London call ran late. Then Paul needed a number. Then Zoe needed a poster.</w:t>
       </w:r>
-      <w:r>
-        <w:t xml:space="preserve"> </w:t>
-      </w:r>
-      <w:r>
-        <w:t xml:space="preserve">노아: 미안. 런던 통화가 길어졌어. 그다음 폴이 숫자가 필요했고. 그다음 조이가 포스터가 필요했고.</w:t>
-      </w:r>
-    </w:p>
-    <w:p>
-      <w:pPr>
-        <w:numPr>
-          <w:ilvl w:val="0"/>
-          <w:numId w:val="1001"/>
-        </w:numPr>
+    </w:p>
+    <w:p>
+      <w:pPr>
+        <w:pStyle w:val="BodyText"/>
       </w:pPr>
       <w:r>
         <w:t xml:space="preserve">CLAIRE: And you needed dinner. At seven.</w:t>
       </w:r>
-      <w:r>
-        <w:t xml:space="preserve"> </w:t>
-      </w:r>
-      <w:r>
-        <w:t xml:space="preserve">클레어: 그리고 당신은 저녁이 필요했지. 7시에.</w:t>
-      </w:r>
-    </w:p>
-    <w:p>
-      <w:pPr>
-        <w:numPr>
-          <w:ilvl w:val="0"/>
-          <w:numId w:val="1001"/>
-        </w:numPr>
+    </w:p>
+    <w:p>
+      <w:pPr>
+        <w:pStyle w:val="BodyText"/>
       </w:pPr>
       <w:r>
         <w:t xml:space="preserve">NOAH: I had a granola bar.</w:t>
       </w:r>
-      <w:r>
-        <w:t xml:space="preserve"> </w:t>
-      </w:r>
-      <w:r>
-        <w:t xml:space="preserve">노아: 그래놀라 바 먹었어.</w:t>
-      </w:r>
-    </w:p>
-    <w:p>
-      <w:pPr>
-        <w:numPr>
-          <w:ilvl w:val="0"/>
-          <w:numId w:val="1001"/>
-        </w:numPr>
+    </w:p>
+    <w:p>
+      <w:pPr>
+        <w:pStyle w:val="BodyText"/>
       </w:pPr>
       <w:r>
         <w:t xml:space="preserve">CLAIRE: From Paris?</w:t>
       </w:r>
-      <w:r>
-        <w:t xml:space="preserve"> </w:t>
-      </w:r>
-      <w:r>
-        <w:t xml:space="preserve">클레어: 파리에서 산 거?</w:t>
-      </w:r>
-    </w:p>
-    <w:p>
-      <w:pPr>
-        <w:numPr>
-          <w:ilvl w:val="0"/>
-          <w:numId w:val="1001"/>
-        </w:numPr>
+    </w:p>
+    <w:p>
+      <w:pPr>
+        <w:pStyle w:val="BodyText"/>
       </w:pPr>
       <w:r>
         <w:t xml:space="preserve">NOAH: …How do you know about that?</w:t>
       </w:r>
-      <w:r>
-        <w:t xml:space="preserve"> </w:t>
-      </w:r>
-      <w:r>
-        <w:t xml:space="preserve">노아: …그건 어떻게 알아?</w:t>
-      </w:r>
-    </w:p>
-    <w:p>
-      <w:pPr>
-        <w:numPr>
-          <w:ilvl w:val="0"/>
-          <w:numId w:val="1001"/>
-        </w:numPr>
+    </w:p>
+    <w:p>
+      <w:pPr>
+        <w:pStyle w:val="BodyText"/>
       </w:pPr>
       <w:r>
         <w:t xml:space="preserve">CLAIRE: Marcus called me. Last week. He was worried, and he said you’d been eating breakfast in the afternoon. Marcus doesn’t call people, Noah. He calls suppliers. So when he picks up the phone to call me, I listen.</w:t>
       </w:r>
-      <w:r>
-        <w:t xml:space="preserve"> </w:t>
-      </w:r>
-      <w:r>
-        <w:t xml:space="preserve">클레어: 마커스가 전화했어. 지난주에. 걱정하더라. 당신이 오후에 아침을 먹고 있다고. 마커스는 사람한테 전화 안 해, 노아. 공급업체한테나 하지. 그러니까 그 사람이 나한테 전화를 걸면, 난 귀 기울여.</w:t>
-      </w:r>
-    </w:p>
-    <w:p>
-      <w:pPr>
-        <w:numPr>
-          <w:ilvl w:val="0"/>
-          <w:numId w:val="1001"/>
-        </w:numPr>
+    </w:p>
+    <w:p>
+      <w:pPr>
+        <w:pStyle w:val="BodyText"/>
       </w:pPr>
       <w:r>
         <w:t xml:space="preserve">NOAH: Marcus should mind his own business.</w:t>
       </w:r>
-      <w:r>
-        <w:t xml:space="preserve"> </w:t>
-      </w:r>
-      <w:r>
-        <w:t xml:space="preserve">노아: 마커스는 자기 일이나 신경 써야지.</w:t>
-      </w:r>
-    </w:p>
-    <w:p>
-      <w:pPr>
-        <w:numPr>
-          <w:ilvl w:val="0"/>
-          <w:numId w:val="1001"/>
-        </w:numPr>
+    </w:p>
+    <w:p>
+      <w:pPr>
+        <w:pStyle w:val="BodyText"/>
       </w:pPr>
       <w:r>
         <w:t xml:space="preserve">CLAIRE: You are his business. You’re everybody’s business. That’s the problem.</w:t>
       </w:r>
-      <w:r>
-        <w:t xml:space="preserve"> </w:t>
-      </w:r>
-      <w:r>
-        <w:t xml:space="preserve">클레어: 당신이 그 사람 일이야. 당신은 모두의 일이야. 그게 문제고.</w:t>
-      </w:r>
-    </w:p>
-    <w:p>
-      <w:pPr>
-        <w:numPr>
-          <w:ilvl w:val="0"/>
-          <w:numId w:val="1001"/>
-        </w:numPr>
+    </w:p>
+    <w:p>
+      <w:pPr>
+        <w:pStyle w:val="BodyText"/>
       </w:pPr>
       <w:r>
         <w:t xml:space="preserve">NOAH: Can we talk tomorrow? I have a seven a.m. with Sofia. About Sunday.</w:t>
       </w:r>
-      <w:r>
-        <w:t xml:space="preserve"> </w:t>
-      </w:r>
-      <w:r>
-        <w:t xml:space="preserve">노아: 내일 얘기하면 안 될까? 아침 7시에 소피아랑 회의가 있어. 일요일 건으로.</w:t>
-      </w:r>
-    </w:p>
-    <w:p>
-      <w:pPr>
-        <w:numPr>
-          <w:ilvl w:val="0"/>
-          <w:numId w:val="1001"/>
-        </w:numPr>
+    </w:p>
+    <w:p>
+      <w:pPr>
+        <w:pStyle w:val="BodyText"/>
       </w:pPr>
       <w:r>
         <w:t xml:space="preserve">CLAIRE: Sunday. My mother’s sixtieth. In Dallas.</w:t>
       </w:r>
-      <w:r>
-        <w:t xml:space="preserve"> </w:t>
-      </w:r>
-      <w:r>
-        <w:t xml:space="preserve">클레어: 일요일. 우리 엄마 60세 생신. 댈러스에서.</w:t>
-      </w:r>
-    </w:p>
-    <w:p>
-      <w:pPr>
-        <w:numPr>
-          <w:ilvl w:val="0"/>
-          <w:numId w:val="1001"/>
-        </w:numPr>
+    </w:p>
+    <w:p>
+      <w:pPr>
+        <w:pStyle w:val="BodyText"/>
       </w:pPr>
       <w:r>
         <w:t xml:space="preserve">NOAH: I know. I have a plan. Dinner at six. I leave at eight. Red-eye from Dallas to London.</w:t>
       </w:r>
-      <w:r>
-        <w:t xml:space="preserve"> </w:t>
-      </w:r>
-      <w:r>
-        <w:t xml:space="preserve">노아: 알아. 계획이 있어. 저녁 6시. 8시에 나와. 댈러스에서 런던행 야간 비행.</w:t>
-      </w:r>
-    </w:p>
-    <w:p>
-      <w:pPr>
-        <w:numPr>
-          <w:ilvl w:val="0"/>
-          <w:numId w:val="1001"/>
-        </w:numPr>
+    </w:p>
+    <w:p>
+      <w:pPr>
+        <w:pStyle w:val="BodyText"/>
       </w:pPr>
       <w:r>
         <w:t xml:space="preserve">CLAIRE: Sit down, Noah. Not with the laptop. Just you.</w:t>
       </w:r>
-      <w:r>
-        <w:t xml:space="preserve"> </w:t>
-      </w:r>
-      <w:r>
-        <w:t xml:space="preserve">클레어: 앉아, 노아. 노트북 말고. 당신만.</w:t>
-      </w:r>
-    </w:p>
-    <w:p>
-      <w:pPr>
-        <w:numPr>
-          <w:ilvl w:val="0"/>
-          <w:numId w:val="1001"/>
-        </w:numPr>
+    </w:p>
+    <w:p>
+      <w:pPr>
+        <w:pStyle w:val="BodyText"/>
       </w:pPr>
       <w:r>
         <w:t xml:space="preserve">NOAH: Claire, I really don’t have time for—</w:t>
       </w:r>
-      <w:r>
-        <w:t xml:space="preserve"> </w:t>
-      </w:r>
-      <w:r>
-        <w:t xml:space="preserve">노아: 클레어, 정말 시간이 없어서—</w:t>
-      </w:r>
-    </w:p>
-    <w:p>
-      <w:pPr>
-        <w:numPr>
-          <w:ilvl w:val="0"/>
-          <w:numId w:val="1001"/>
-        </w:numPr>
+    </w:p>
+    <w:p>
+      <w:pPr>
+        <w:pStyle w:val="BodyText"/>
       </w:pPr>
       <w:r>
         <w:t xml:space="preserve">CLAIRE: Close it. Please. I’m not angry. I’m doing an inspection.</w:t>
-      </w:r>
-      <w:r>
-        <w:t xml:space="preserve"> </w:t>
-      </w:r>
-      <w:r>
-        <w:t xml:space="preserve">클레어: 닫아. 부탁이야. 화난 거 아니야. 점검하는 거야.</w:t>
       </w:r>
     </w:p>
     <w:bookmarkEnd w:id="21"/>
@@ -779,435 +644,207 @@
     </w:p>
     <w:p>
       <w:pPr>
-        <w:numPr>
-          <w:ilvl w:val="0"/>
-          <w:numId w:val="1002"/>
-        </w:numPr>
+        <w:pStyle w:val="FirstParagraph"/>
       </w:pPr>
       <w:r>
         <w:t xml:space="preserve">NOAH: An inspection?</w:t>
       </w:r>
-      <w:r>
-        <w:t xml:space="preserve"> </w:t>
-      </w:r>
-      <w:r>
-        <w:t xml:space="preserve">노아: 점검?</w:t>
-      </w:r>
-    </w:p>
-    <w:p>
-      <w:pPr>
-        <w:numPr>
-          <w:ilvl w:val="0"/>
-          <w:numId w:val="1002"/>
-        </w:numPr>
+    </w:p>
+    <w:p>
+      <w:pPr>
+        <w:pStyle w:val="BodyText"/>
       </w:pPr>
       <w:r>
         <w:t xml:space="preserve">CLAIRE: It’s what I do. When a bridge worries me, I don’t shout at it, and I don’t ignore it either. I measure it. I write down what I see, I check the numbers, and then I decide whether it can safely carry more weight.</w:t>
       </w:r>
-      <w:r>
-        <w:t xml:space="preserve"> </w:t>
-      </w:r>
-      <w:r>
-        <w:t xml:space="preserve">클레어: 내가 하는 일이야. 다리가 걱정되면 소리 지르지 않아. 무시하지도 않고. 측정하지. 본 걸 적고, 숫자를 확인하고, 그다음에 무게를 더 실어도 안전한지 판단해.</w:t>
-      </w:r>
-    </w:p>
-    <w:p>
-      <w:pPr>
-        <w:numPr>
-          <w:ilvl w:val="0"/>
-          <w:numId w:val="1002"/>
-        </w:numPr>
+    </w:p>
+    <w:p>
+      <w:pPr>
+        <w:pStyle w:val="BodyText"/>
       </w:pPr>
       <w:r>
         <w:t xml:space="preserve">NOAH: And I’m the bridge.</w:t>
       </w:r>
-      <w:r>
-        <w:t xml:space="preserve"> </w:t>
-      </w:r>
-      <w:r>
-        <w:t xml:space="preserve">노아: 그리고 내가 그 다리고.</w:t>
-      </w:r>
-    </w:p>
-    <w:p>
-      <w:pPr>
-        <w:numPr>
-          <w:ilvl w:val="0"/>
-          <w:numId w:val="1002"/>
-        </w:numPr>
+    </w:p>
+    <w:p>
+      <w:pPr>
+        <w:pStyle w:val="BodyText"/>
       </w:pPr>
       <w:r>
         <w:t xml:space="preserve">CLAIRE: Tonight, yes. Can I read you my numbers?</w:t>
       </w:r>
-      <w:r>
-        <w:t xml:space="preserve"> </w:t>
-      </w:r>
-      <w:r>
-        <w:t xml:space="preserve">클레어: 오늘 밤엔 그래. 내 숫자 읽어 줘도 돼?</w:t>
-      </w:r>
-    </w:p>
-    <w:p>
-      <w:pPr>
-        <w:numPr>
-          <w:ilvl w:val="0"/>
-          <w:numId w:val="1002"/>
-        </w:numPr>
+    </w:p>
+    <w:p>
+      <w:pPr>
+        <w:pStyle w:val="BodyText"/>
       </w:pPr>
       <w:r>
         <w:t xml:space="preserve">NOAH: You wrote numbers?</w:t>
       </w:r>
-      <w:r>
-        <w:t xml:space="preserve"> </w:t>
-      </w:r>
-      <w:r>
-        <w:t xml:space="preserve">노아: 숫자를 적었어?</w:t>
-      </w:r>
-    </w:p>
-    <w:p>
-      <w:pPr>
-        <w:numPr>
-          <w:ilvl w:val="0"/>
-          <w:numId w:val="1002"/>
-        </w:numPr>
+    </w:p>
+    <w:p>
+      <w:pPr>
+        <w:pStyle w:val="BodyText"/>
       </w:pPr>
       <w:r>
         <w:t xml:space="preserve">CLAIRE: I’m an engineer. Of course I wrote numbers. Since Paris. January.</w:t>
       </w:r>
-      <w:r>
-        <w:t xml:space="preserve"> </w:t>
-      </w:r>
-      <w:r>
-        <w:t xml:space="preserve">클레어: 난 엔지니어야. 당연히 적었지. 파리 이후로. 1월부터.</w:t>
-      </w:r>
-    </w:p>
-    <w:p>
-      <w:pPr>
-        <w:numPr>
-          <w:ilvl w:val="0"/>
-          <w:numId w:val="1002"/>
-        </w:numPr>
+    </w:p>
+    <w:p>
+      <w:pPr>
+        <w:pStyle w:val="BodyText"/>
       </w:pPr>
       <w:r>
         <w:t xml:space="preserve">NOAH: …Okay. Read them.</w:t>
       </w:r>
-      <w:r>
-        <w:t xml:space="preserve"> </w:t>
-      </w:r>
-      <w:r>
-        <w:t xml:space="preserve">노아: …좋아. 읽어 봐.</w:t>
-      </w:r>
-    </w:p>
-    <w:p>
-      <w:pPr>
-        <w:numPr>
-          <w:ilvl w:val="0"/>
-          <w:numId w:val="1002"/>
-        </w:numPr>
+    </w:p>
+    <w:p>
+      <w:pPr>
+        <w:pStyle w:val="BodyText"/>
       </w:pPr>
       <w:r>
         <w:t xml:space="preserve">CLAIRE: Dinners we planned. Seven. You were late to five. You missed two.</w:t>
       </w:r>
-      <w:r>
-        <w:t xml:space="preserve"> </w:t>
-      </w:r>
-      <w:r>
-        <w:t xml:space="preserve">클레어: 계획한 저녁. 일곱 번. 다섯 번 늦었어. 두 번 빠졌고.</w:t>
-      </w:r>
-    </w:p>
-    <w:p>
-      <w:pPr>
-        <w:numPr>
-          <w:ilvl w:val="0"/>
-          <w:numId w:val="1002"/>
-        </w:numPr>
+    </w:p>
+    <w:p>
+      <w:pPr>
+        <w:pStyle w:val="BodyText"/>
       </w:pPr>
       <w:r>
         <w:t xml:space="preserve">NOAH: The bridge opening was the strike. That wasn’t my fault.</w:t>
       </w:r>
-      <w:r>
-        <w:t xml:space="preserve"> </w:t>
-      </w:r>
-      <w:r>
-        <w:t xml:space="preserve">노아: 다리 준공식은 파업 때문이었어. 그건 내 잘못이 아니잖아.</w:t>
-      </w:r>
-    </w:p>
-    <w:p>
-      <w:pPr>
-        <w:numPr>
-          <w:ilvl w:val="0"/>
-          <w:numId w:val="1002"/>
-        </w:numPr>
+    </w:p>
+    <w:p>
+      <w:pPr>
+        <w:pStyle w:val="BodyText"/>
       </w:pPr>
       <w:r>
         <w:t xml:space="preserve">CLAIRE: I know. I’m not counting the bridge. That’s a separate report.</w:t>
       </w:r>
-      <w:r>
-        <w:t xml:space="preserve"> </w:t>
-      </w:r>
-      <w:r>
-        <w:t xml:space="preserve">클레어: 알아. 다리는 안 셌어. 그건 별도 보고서야.</w:t>
-      </w:r>
-    </w:p>
-    <w:p>
-      <w:pPr>
-        <w:numPr>
-          <w:ilvl w:val="0"/>
-          <w:numId w:val="1002"/>
-        </w:numPr>
+    </w:p>
+    <w:p>
+      <w:pPr>
+        <w:pStyle w:val="BodyText"/>
       </w:pPr>
       <w:r>
         <w:t xml:space="preserve">NOAH: You have a separate report?</w:t>
       </w:r>
-      <w:r>
-        <w:t xml:space="preserve"> </w:t>
-      </w:r>
-      <w:r>
-        <w:t xml:space="preserve">노아: 별도 보고서가 있어?</w:t>
-      </w:r>
-    </w:p>
-    <w:p>
-      <w:pPr>
-        <w:numPr>
-          <w:ilvl w:val="0"/>
-          <w:numId w:val="1002"/>
-        </w:numPr>
+    </w:p>
+    <w:p>
+      <w:pPr>
+        <w:pStyle w:val="BodyText"/>
       </w:pPr>
       <w:r>
         <w:t xml:space="preserve">CLAIRE: Dinners I ate with Rivet. Eleven.</w:t>
       </w:r>
-      <w:r>
-        <w:t xml:space="preserve"> </w:t>
-      </w:r>
-      <w:r>
-        <w:t xml:space="preserve">클레어: 리벳이랑 먹은 저녁. 열한 번.</w:t>
-      </w:r>
-    </w:p>
-    <w:p>
-      <w:pPr>
-        <w:numPr>
-          <w:ilvl w:val="0"/>
-          <w:numId w:val="1002"/>
-        </w:numPr>
+    </w:p>
+    <w:p>
+      <w:pPr>
+        <w:pStyle w:val="BodyText"/>
       </w:pPr>
       <w:r>
         <w:t xml:space="preserve">NOAH: Rivet’s a good cat.</w:t>
       </w:r>
-      <w:r>
-        <w:t xml:space="preserve"> </w:t>
-      </w:r>
-      <w:r>
-        <w:t xml:space="preserve">노아: 리벳은 좋은 고양이야.</w:t>
-      </w:r>
-    </w:p>
-    <w:p>
-      <w:pPr>
-        <w:numPr>
-          <w:ilvl w:val="0"/>
-          <w:numId w:val="1002"/>
-        </w:numPr>
+    </w:p>
+    <w:p>
+      <w:pPr>
+        <w:pStyle w:val="BodyText"/>
       </w:pPr>
       <w:r>
         <w:t xml:space="preserve">CLAIRE: Rivet’s a terrible conversationalist. Calls after midnight. Fourteen. Calls at two a.m. Three.</w:t>
       </w:r>
-      <w:r>
-        <w:t xml:space="preserve"> </w:t>
-      </w:r>
-      <w:r>
-        <w:t xml:space="preserve">클레어: 리벳은 최악의 대화 상대야. 자정 이후 통화. 열네 번. 새벽 2시 통화. 세 번.</w:t>
-      </w:r>
-    </w:p>
-    <w:p>
-      <w:pPr>
-        <w:numPr>
-          <w:ilvl w:val="0"/>
-          <w:numId w:val="1002"/>
-        </w:numPr>
+    </w:p>
+    <w:p>
+      <w:pPr>
+        <w:pStyle w:val="BodyText"/>
       </w:pPr>
       <w:r>
         <w:t xml:space="preserve">NOAH: London is six hours ahead. That’s just the job.</w:t>
       </w:r>
-      <w:r>
-        <w:t xml:space="preserve"> </w:t>
-      </w:r>
-      <w:r>
-        <w:t xml:space="preserve">노아: 런던은 여섯 시간 빨라. 그건 그냥 일이야.</w:t>
-      </w:r>
-    </w:p>
-    <w:p>
-      <w:pPr>
-        <w:numPr>
-          <w:ilvl w:val="0"/>
-          <w:numId w:val="1002"/>
-        </w:numPr>
+    </w:p>
+    <w:p>
+      <w:pPr>
+        <w:pStyle w:val="BodyText"/>
       </w:pPr>
       <w:r>
         <w:t xml:space="preserve">CLAIRE: James set the rule in April. Tuesdays and Thursdays, eight to eleven. You told me yourself.</w:t>
       </w:r>
-      <w:r>
-        <w:t xml:space="preserve"> </w:t>
-      </w:r>
-      <w:r>
-        <w:t xml:space="preserve">클레어: 제임스가 4월에 규칙을 정했잖아. 화·목, 8시부터 11시. 당신이 직접 말해 줬어.</w:t>
-      </w:r>
-    </w:p>
-    <w:p>
-      <w:pPr>
-        <w:numPr>
-          <w:ilvl w:val="0"/>
-          <w:numId w:val="1002"/>
-        </w:numPr>
+    </w:p>
+    <w:p>
+      <w:pPr>
+        <w:pStyle w:val="BodyText"/>
       </w:pPr>
       <w:r>
         <w:t xml:space="preserve">NOAH: …Okay. Those numbers are bad. But they’re about us. Not about me.</w:t>
       </w:r>
-      <w:r>
-        <w:t xml:space="preserve"> </w:t>
-      </w:r>
-      <w:r>
-        <w:t xml:space="preserve">노아: …알았어. 그 숫자들은 나빠. 하지만 그건 우리 얘기지. 내 얘기가 아니야.</w:t>
-      </w:r>
-    </w:p>
-    <w:p>
-      <w:pPr>
-        <w:numPr>
-          <w:ilvl w:val="0"/>
-          <w:numId w:val="1002"/>
-        </w:numPr>
+    </w:p>
+    <w:p>
+      <w:pPr>
+        <w:pStyle w:val="BodyText"/>
       </w:pPr>
       <w:r>
         <w:t xml:space="preserve">CLAIRE: Then here are yours. Meals a day, on average. One.</w:t>
       </w:r>
-      <w:r>
-        <w:t xml:space="preserve"> </w:t>
-      </w:r>
-      <w:r>
-        <w:t xml:space="preserve">클레어: 그럼 당신 거. 하루 평균 식사. 한 끼.</w:t>
-      </w:r>
-    </w:p>
-    <w:p>
-      <w:pPr>
-        <w:numPr>
-          <w:ilvl w:val="0"/>
-          <w:numId w:val="1002"/>
-        </w:numPr>
+    </w:p>
+    <w:p>
+      <w:pPr>
+        <w:pStyle w:val="BodyText"/>
       </w:pPr>
       <w:r>
         <w:t xml:space="preserve">NOAH: That’s not true. I eat.</w:t>
       </w:r>
-      <w:r>
-        <w:t xml:space="preserve"> </w:t>
-      </w:r>
-      <w:r>
-        <w:t xml:space="preserve">노아: 사실 아니야. 나 먹어.</w:t>
-      </w:r>
-    </w:p>
-    <w:p>
-      <w:pPr>
-        <w:numPr>
-          <w:ilvl w:val="0"/>
-          <w:numId w:val="1002"/>
-        </w:numPr>
+    </w:p>
+    <w:p>
+      <w:pPr>
+        <w:pStyle w:val="BodyText"/>
       </w:pPr>
       <w:r>
         <w:t xml:space="preserve">CLAIRE: Granola bars aren’t meals, Noah. Hours of sleep, average. Five. On flights, less.</w:t>
       </w:r>
-      <w:r>
-        <w:t xml:space="preserve"> </w:t>
-      </w:r>
-      <w:r>
-        <w:t xml:space="preserve">클레어: 그래놀라 바는 식사가 아니야, 노아. 평균 수면 시간. 다섯 시간. 비행기에선 더 적고.</w:t>
-      </w:r>
-    </w:p>
-    <w:p>
-      <w:pPr>
-        <w:numPr>
-          <w:ilvl w:val="0"/>
-          <w:numId w:val="1002"/>
-        </w:numPr>
+    </w:p>
+    <w:p>
+      <w:pPr>
+        <w:pStyle w:val="BodyText"/>
       </w:pPr>
       <w:r>
         <w:t xml:space="preserve">NOAH: Lots of CEOs sleep five hours.</w:t>
       </w:r>
-      <w:r>
-        <w:t xml:space="preserve"> </w:t>
-      </w:r>
-      <w:r>
-        <w:t xml:space="preserve">노아: CEO들 다섯 시간 많이 자.</w:t>
-      </w:r>
-    </w:p>
-    <w:p>
-      <w:pPr>
-        <w:numPr>
-          <w:ilvl w:val="0"/>
-          <w:numId w:val="1002"/>
-        </w:numPr>
+    </w:p>
+    <w:p>
+      <w:pPr>
+        <w:pStyle w:val="BodyText"/>
       </w:pPr>
       <w:r>
         <w:t xml:space="preserve">CLAIRE: And last Thursday. I-35. What happened?</w:t>
       </w:r>
-      <w:r>
-        <w:t xml:space="preserve"> </w:t>
-      </w:r>
-      <w:r>
-        <w:t xml:space="preserve">클레어: 그리고 지난 목요일. I-35. 무슨 일 있었어?</w:t>
-      </w:r>
-    </w:p>
-    <w:p>
-      <w:pPr>
-        <w:numPr>
-          <w:ilvl w:val="0"/>
-          <w:numId w:val="1002"/>
-        </w:numPr>
+    </w:p>
+    <w:p>
+      <w:pPr>
+        <w:pStyle w:val="BodyText"/>
       </w:pPr>
       <w:r>
         <w:t xml:space="preserve">NOAH: …Who told you?</w:t>
       </w:r>
-      <w:r>
-        <w:t xml:space="preserve"> </w:t>
-      </w:r>
-      <w:r>
-        <w:t xml:space="preserve">노아: …누가 말했어?</w:t>
-      </w:r>
-    </w:p>
-    <w:p>
-      <w:pPr>
-        <w:numPr>
-          <w:ilvl w:val="0"/>
-          <w:numId w:val="1002"/>
-        </w:numPr>
+    </w:p>
+    <w:p>
+      <w:pPr>
+        <w:pStyle w:val="BodyText"/>
       </w:pPr>
       <w:r>
         <w:t xml:space="preserve">CLAIRE: Nobody. Your car told me. The rumble strip marks on the right tyre. I’m an engineer.</w:t>
       </w:r>
-      <w:r>
-        <w:t xml:space="preserve"> </w:t>
-      </w:r>
-      <w:r>
-        <w:t xml:space="preserve">클레어: 아무도. 당신 차가 말해 줬어. 오른쪽 타이어에 럼블 스트립 자국. 난 엔지니어야.</w:t>
-      </w:r>
-    </w:p>
-    <w:p>
-      <w:pPr>
-        <w:numPr>
-          <w:ilvl w:val="0"/>
-          <w:numId w:val="1002"/>
-        </w:numPr>
+    </w:p>
+    <w:p>
+      <w:pPr>
+        <w:pStyle w:val="BodyText"/>
       </w:pPr>
       <w:r>
         <w:t xml:space="preserve">NOAH: I drifted. For a second. I’d been on calls all day, I was tired, and the road was straight and quiet. Then the noise under the tyres woke me up, I pulled back into my lane, and that was it. It was fine.</w:t>
       </w:r>
-      <w:r>
-        <w:t xml:space="preserve"> </w:t>
-      </w:r>
-      <w:r>
-        <w:t xml:space="preserve">노아: 차선을 벗어났어. 잠깐. 하루 종일 통화했고, 피곤했고, 길은 곧고 조용했어. 그러다 타이어 밑에서 나는 소리에 깼고, 다시 차선으로 돌아왔어. 그게 다야. 괜찮았어.</w:t>
-      </w:r>
-    </w:p>
-    <w:p>
-      <w:pPr>
-        <w:numPr>
-          <w:ilvl w:val="0"/>
-          <w:numId w:val="1002"/>
-        </w:numPr>
+    </w:p>
+    <w:p>
+      <w:pPr>
+        <w:pStyle w:val="BodyText"/>
       </w:pPr>
       <w:r>
         <w:t xml:space="preserve">CLAIRE: It was fine. Like</w:t>
@@ -1230,11 +867,61 @@
       <w:r>
         <w:t xml:space="preserve">Like the bridge text I sent you in February.</w:t>
       </w:r>
-      <w:r>
-        <w:t xml:space="preserve"> </w:t>
-      </w:r>
-      <w:r>
-        <w:t xml:space="preserve">클레어: 괜찮았다.</w:t>
+    </w:p>
+    <w:p>
+      <w:pPr>
+        <w:pStyle w:val="BodyText"/>
+      </w:pPr>
+      <w:r>
+        <w:t xml:space="preserve">NOAH: That’s different.</w:t>
+      </w:r>
+    </w:p>
+    <w:p>
+      <w:pPr>
+        <w:pStyle w:val="BodyText"/>
+      </w:pPr>
+      <w:r>
+        <w:t xml:space="preserve">CLAIRE: Is it? Your heart. Elena says you mentioned it. Racing. At night.</w:t>
+      </w:r>
+    </w:p>
+    <w:p>
+      <w:pPr>
+        <w:pStyle w:val="BodyText"/>
+      </w:pPr>
+      <w:r>
+        <w:t xml:space="preserve">NOAH: Elena talks too much.</w:t>
+      </w:r>
+    </w:p>
+    <w:p>
+      <w:pPr>
+        <w:pStyle w:val="BodyText"/>
+      </w:pPr>
+      <w:r>
+        <w:t xml:space="preserve">CLAIRE: Elena is a doctor. She’s worried. Marcus is worried. Your sister called me. Twice.</w:t>
+      </w:r>
+    </w:p>
+    <w:p>
+      <w:pPr>
+        <w:pStyle w:val="BodyText"/>
+      </w:pPr>
+      <w:r>
+        <w:t xml:space="preserve">NOAH: Lily too?</w:t>
+      </w:r>
+    </w:p>
+    <w:p>
+      <w:pPr>
+        <w:pStyle w:val="BodyText"/>
+      </w:pPr>
+      <w:r>
+        <w:t xml:space="preserve">CLAIRE: Noah. Remember what I told you? Every bridge has a maximum load. It doesn’t matter how strong it looks or how proud the engineers are. Go above that load for long enough, and something cracks.</w:t>
+      </w:r>
+    </w:p>
+    <w:p>
+      <w:pPr>
+        <w:pStyle w:val="BodyText"/>
+      </w:pPr>
+      <w:r>
+        <w:t xml:space="preserve">NOAH:</w:t>
       </w:r>
       <w:r>
         <w:t xml:space="preserve"> </w:t>
@@ -1243,190 +930,26 @@
         <w:t xml:space="preserve">“</w:t>
       </w:r>
       <w:r>
-        <w:t xml:space="preserve">괜찮아</w:t>
+        <w:t xml:space="preserve">Usually where you’re not looking.</w:t>
       </w:r>
       <w:r>
         <w:t xml:space="preserve">”</w:t>
       </w:r>
-      <w:r>
-        <w:t xml:space="preserve">처럼. 2월에 내가 보낸 다리 문자처럼.</w:t>
-      </w:r>
-    </w:p>
-    <w:p>
-      <w:pPr>
-        <w:numPr>
-          <w:ilvl w:val="0"/>
-          <w:numId w:val="1002"/>
-        </w:numPr>
-      </w:pPr>
-      <w:r>
-        <w:t xml:space="preserve">NOAH: That’s different.</w:t>
-      </w:r>
-      <w:r>
-        <w:t xml:space="preserve"> </w:t>
-      </w:r>
-      <w:r>
-        <w:t xml:space="preserve">노아: 그건 달라.</w:t>
-      </w:r>
-    </w:p>
-    <w:p>
-      <w:pPr>
-        <w:numPr>
-          <w:ilvl w:val="0"/>
-          <w:numId w:val="1002"/>
-        </w:numPr>
-      </w:pPr>
-      <w:r>
-        <w:t xml:space="preserve">CLAIRE: Is it? Your heart. Elena says you mentioned it. Racing. At night.</w:t>
-      </w:r>
-      <w:r>
-        <w:t xml:space="preserve"> </w:t>
-      </w:r>
-      <w:r>
-        <w:t xml:space="preserve">클레어: 그래? 당신 심장. 엘레나가 당신이 말했대. 두근거린다고. 밤에.</w:t>
-      </w:r>
-    </w:p>
-    <w:p>
-      <w:pPr>
-        <w:numPr>
-          <w:ilvl w:val="0"/>
-          <w:numId w:val="1002"/>
-        </w:numPr>
-      </w:pPr>
-      <w:r>
-        <w:t xml:space="preserve">NOAH: Elena talks too much.</w:t>
-      </w:r>
-      <w:r>
-        <w:t xml:space="preserve"> </w:t>
-      </w:r>
-      <w:r>
-        <w:t xml:space="preserve">노아: 엘레나는 말이 너무 많아.</w:t>
-      </w:r>
-    </w:p>
-    <w:p>
-      <w:pPr>
-        <w:numPr>
-          <w:ilvl w:val="0"/>
-          <w:numId w:val="1002"/>
-        </w:numPr>
-      </w:pPr>
-      <w:r>
-        <w:t xml:space="preserve">CLAIRE: Elena is a doctor. She’s worried. Marcus is worried. Your sister called me. Twice.</w:t>
-      </w:r>
-      <w:r>
-        <w:t xml:space="preserve"> </w:t>
-      </w:r>
-      <w:r>
-        <w:t xml:space="preserve">클레어: 엘레나는 의사야. 걱정하고 있어. 마커스도 걱정해. 당신 동생이 나한테 전화했어. 두 번.</w:t>
-      </w:r>
-    </w:p>
-    <w:p>
-      <w:pPr>
-        <w:numPr>
-          <w:ilvl w:val="0"/>
-          <w:numId w:val="1002"/>
-        </w:numPr>
-      </w:pPr>
-      <w:r>
-        <w:t xml:space="preserve">NOAH: Lily too?</w:t>
-      </w:r>
-      <w:r>
-        <w:t xml:space="preserve"> </w:t>
-      </w:r>
-      <w:r>
-        <w:t xml:space="preserve">노아: 릴리도?</w:t>
-      </w:r>
-    </w:p>
-    <w:p>
-      <w:pPr>
-        <w:numPr>
-          <w:ilvl w:val="0"/>
-          <w:numId w:val="1002"/>
-        </w:numPr>
-      </w:pPr>
-      <w:r>
-        <w:t xml:space="preserve">CLAIRE: Noah. Remember what I told you? Every bridge has a maximum load. It doesn’t matter how strong it looks or how proud the engineers are. Go above that load for long enough, and something cracks.</w:t>
-      </w:r>
-      <w:r>
-        <w:t xml:space="preserve"> </w:t>
-      </w:r>
-      <w:r>
-        <w:t xml:space="preserve">클레어: 노아. 내가 했던 말 기억해? 모든 다리엔 최대 하중이 있어. 얼마나 튼튼해 보이든, 엔지니어들이 얼마나 자랑스러워하든 상관없어. 그 하중을 넘긴 채로 오래 버티면, 뭔가 금이 가.</w:t>
-      </w:r>
-    </w:p>
-    <w:p>
-      <w:pPr>
-        <w:numPr>
-          <w:ilvl w:val="0"/>
-          <w:numId w:val="1002"/>
-        </w:numPr>
-      </w:pPr>
-      <w:r>
-        <w:t xml:space="preserve">NOAH:</w:t>
-      </w:r>
-      <w:r>
-        <w:t xml:space="preserve"> </w:t>
-      </w:r>
-      <w:r>
-        <w:t xml:space="preserve">“</w:t>
-      </w:r>
-      <w:r>
-        <w:t xml:space="preserve">Usually where you’re not looking.</w:t>
-      </w:r>
-      <w:r>
-        <w:t xml:space="preserve">”</w:t>
-      </w:r>
-      <w:r>
-        <w:t xml:space="preserve"> </w:t>
-      </w:r>
-      <w:r>
-        <w:t xml:space="preserve">노아:</w:t>
-      </w:r>
-      <w:r>
-        <w:t xml:space="preserve"> </w:t>
-      </w:r>
-      <w:r>
-        <w:t xml:space="preserve">“</w:t>
-      </w:r>
-      <w:r>
-        <w:t xml:space="preserve">대개 안 보고 있는 곳에서.</w:t>
-      </w:r>
-      <w:r>
-        <w:t xml:space="preserve">”</w:t>
-      </w:r>
-    </w:p>
-    <w:p>
-      <w:pPr>
-        <w:numPr>
-          <w:ilvl w:val="0"/>
-          <w:numId w:val="1002"/>
-        </w:numPr>
+    </w:p>
+    <w:p>
+      <w:pPr>
+        <w:pStyle w:val="BodyText"/>
       </w:pPr>
       <w:r>
         <w:t xml:space="preserve">CLAIRE: The I-35. That’s the crack. Where you weren’t looking.</w:t>
       </w:r>
-      <w:r>
-        <w:t xml:space="preserve"> </w:t>
-      </w:r>
-      <w:r>
-        <w:t xml:space="preserve">클레어: I-35. 그게 금이야. 당신이 안 보고 있던 곳.</w:t>
-      </w:r>
-    </w:p>
-    <w:p>
-      <w:pPr>
-        <w:numPr>
-          <w:ilvl w:val="0"/>
-          <w:numId w:val="1002"/>
-        </w:numPr>
+    </w:p>
+    <w:p>
+      <w:pPr>
+        <w:pStyle w:val="BodyText"/>
       </w:pPr>
       <w:r>
         <w:t xml:space="preserve">NOAH: …</w:t>
-      </w:r>
-      <w:r>
-        <w:t xml:space="preserve"> </w:t>
-      </w:r>
-      <w:r>
-        <w:t xml:space="preserve">노아: …</w:t>
       </w:r>
     </w:p>
     <w:bookmarkEnd w:id="22"/>
@@ -1441,44 +964,23 @@
     </w:p>
     <w:p>
       <w:pPr>
-        <w:numPr>
-          <w:ilvl w:val="0"/>
-          <w:numId w:val="1003"/>
-        </w:numPr>
+        <w:pStyle w:val="FirstParagraph"/>
       </w:pPr>
       <w:r>
         <w:t xml:space="preserve">NOAH: I’m stretched too thin. I know. I’ve known since London.</w:t>
       </w:r>
-      <w:r>
-        <w:t xml:space="preserve"> </w:t>
-      </w:r>
-      <w:r>
-        <w:t xml:space="preserve">노아: 너무 무리하고 있어. 알아. 런던 이후로 알고 있었어.</w:t>
-      </w:r>
-    </w:p>
-    <w:p>
-      <w:pPr>
-        <w:numPr>
-          <w:ilvl w:val="0"/>
-          <w:numId w:val="1003"/>
-        </w:numPr>
+    </w:p>
+    <w:p>
+      <w:pPr>
+        <w:pStyle w:val="BodyText"/>
       </w:pPr>
       <w:r>
         <w:t xml:space="preserve">CLAIRE: Then why? Why not slow down?</w:t>
       </w:r>
-      <w:r>
-        <w:t xml:space="preserve"> </w:t>
-      </w:r>
-      <w:r>
-        <w:t xml:space="preserve">클레어: 그럼 왜? 왜 속도를 안 줄여?</w:t>
-      </w:r>
-    </w:p>
-    <w:p>
-      <w:pPr>
-        <w:numPr>
-          <w:ilvl w:val="0"/>
-          <w:numId w:val="1003"/>
-        </w:numPr>
+    </w:p>
+    <w:p>
+      <w:pPr>
+        <w:pStyle w:val="BodyText"/>
       </w:pPr>
       <w:r>
         <w:t xml:space="preserve">NOAH: Because there’s always an</w:t>
@@ -1501,53 +1003,26 @@
       <w:r>
         <w:t xml:space="preserve">I keep telling myself I’ll slow down once we reach the next milestone, but every milestone has another one right behind it. After CE. After launch. After the relaunch. After the Series C.</w:t>
       </w:r>
-      <w:r>
-        <w:t xml:space="preserve"> </w:t>
-      </w:r>
-      <w:r>
-        <w:t xml:space="preserve">노아: 항상 ’이후’가 있으니까. 다음 목표만 넘으면 속도를 줄이겠다고 계속 나 자신한테 말하는데, 목표마다 바로 뒤에 또 다른 목표가 있어. CE 이후. 출시 이후. 재출범 이후. 시리즈 C 이후.</w:t>
-      </w:r>
-    </w:p>
-    <w:p>
-      <w:pPr>
-        <w:numPr>
-          <w:ilvl w:val="0"/>
-          <w:numId w:val="1003"/>
-        </w:numPr>
+    </w:p>
+    <w:p>
+      <w:pPr>
+        <w:pStyle w:val="BodyText"/>
       </w:pPr>
       <w:r>
         <w:t xml:space="preserve">CLAIRE: And after the Series C? An IPO? Asia? There’s always an after, Noah. That’s the trap.</w:t>
       </w:r>
-      <w:r>
-        <w:t xml:space="preserve"> </w:t>
-      </w:r>
-      <w:r>
-        <w:t xml:space="preserve">클레어: 그럼 시리즈 C 이후엔? 상장? 아시아? 항상 이후가 있어, 노아. 그게 함정이야.</w:t>
-      </w:r>
-    </w:p>
-    <w:p>
-      <w:pPr>
-        <w:numPr>
-          <w:ilvl w:val="0"/>
-          <w:numId w:val="1003"/>
-        </w:numPr>
+    </w:p>
+    <w:p>
+      <w:pPr>
+        <w:pStyle w:val="BodyText"/>
       </w:pPr>
       <w:r>
         <w:t xml:space="preserve">NOAH: If I’m not there, things go wrong. London went wrong because I pushed the wrong plan.</w:t>
       </w:r>
-      <w:r>
-        <w:t xml:space="preserve"> </w:t>
-      </w:r>
-      <w:r>
-        <w:t xml:space="preserve">노아: 내가 없으면 일이 틀어져. 런던은 내가 잘못된 계획을 밀어서 틀어졌어.</w:t>
-      </w:r>
-    </w:p>
-    <w:p>
-      <w:pPr>
-        <w:numPr>
-          <w:ilvl w:val="0"/>
-          <w:numId w:val="1003"/>
-        </w:numPr>
+    </w:p>
+    <w:p>
+      <w:pPr>
+        <w:pStyle w:val="BodyText"/>
       </w:pPr>
       <w:r>
         <w:t xml:space="preserve">CLAIRE: London went wrong because you were there. Pushing. You said so yourself.</w:t>
@@ -1564,11 +1039,61 @@
       <w:r>
         <w:t xml:space="preserve">”</w:t>
       </w:r>
-      <w:r>
-        <w:t xml:space="preserve"> </w:t>
-      </w:r>
-      <w:r>
-        <w:t xml:space="preserve">클레어: 런던은 당신이 거기 있어서 틀어졌어. 밀어붙이면서. 당신 입으로 말했잖아.</w:t>
+    </w:p>
+    <w:p>
+      <w:pPr>
+        <w:pStyle w:val="BodyText"/>
+      </w:pPr>
+      <w:r>
+        <w:t xml:space="preserve">NOAH: How do you know I said that?</w:t>
+      </w:r>
+    </w:p>
+    <w:p>
+      <w:pPr>
+        <w:pStyle w:val="BodyText"/>
+      </w:pPr>
+      <w:r>
+        <w:t xml:space="preserve">CLAIRE: Grace told Lily. Lily told me. Your company has a very good gossip system.</w:t>
+      </w:r>
+    </w:p>
+    <w:p>
+      <w:pPr>
+        <w:pStyle w:val="BodyText"/>
+      </w:pPr>
+      <w:r>
+        <w:t xml:space="preserve">NOAH: Better than our CRM.</w:t>
+      </w:r>
+    </w:p>
+    <w:p>
+      <w:pPr>
+        <w:pStyle w:val="BodyText"/>
+      </w:pPr>
+      <w:r>
+        <w:t xml:space="preserve">CLAIRE: Noah. Tell me the real reason. Not the business reason.</w:t>
+      </w:r>
+    </w:p>
+    <w:p>
+      <w:pPr>
+        <w:pStyle w:val="BodyText"/>
+      </w:pPr>
+      <w:r>
+        <w:t xml:space="preserve">NOAH: …The real reason?</w:t>
+      </w:r>
+    </w:p>
+    <w:p>
+      <w:pPr>
+        <w:pStyle w:val="BodyText"/>
+      </w:pPr>
+      <w:r>
+        <w:t xml:space="preserve">CLAIRE: Why you have to be in every room.</w:t>
+      </w:r>
+    </w:p>
+    <w:p>
+      <w:pPr>
+        <w:pStyle w:val="BodyText"/>
+      </w:pPr>
+      <w:r>
+        <w:t xml:space="preserve">NOAH: Because I wasn’t there when it started. Lily texted me from the med spa.</w:t>
       </w:r>
       <w:r>
         <w:t xml:space="preserve"> </w:t>
@@ -1577,7 +1102,7 @@
         <w:t xml:space="preserve">“</w:t>
       </w:r>
       <w:r>
-        <w:t xml:space="preserve">내가 책임진다.</w:t>
+        <w:t xml:space="preserve">Something feels wrong.</w:t>
       </w:r>
       <w:r>
         <w:t xml:space="preserve">”</w:t>
@@ -1585,434 +1110,138 @@
     </w:p>
     <w:p>
       <w:pPr>
-        <w:numPr>
-          <w:ilvl w:val="0"/>
-          <w:numId w:val="1003"/>
-        </w:numPr>
-      </w:pPr>
-      <w:r>
-        <w:t xml:space="preserve">NOAH: How do you know I said that?</w:t>
-      </w:r>
-      <w:r>
-        <w:t xml:space="preserve"> </w:t>
-      </w:r>
-      <w:r>
-        <w:t xml:space="preserve">노아: 내가 그 말 한 거 어떻게 알아?</w:t>
-      </w:r>
-    </w:p>
-    <w:p>
-      <w:pPr>
-        <w:numPr>
-          <w:ilvl w:val="0"/>
-          <w:numId w:val="1003"/>
-        </w:numPr>
-      </w:pPr>
-      <w:r>
-        <w:t xml:space="preserve">CLAIRE: Grace told Lily. Lily told me. Your company has a very good gossip system.</w:t>
-      </w:r>
-      <w:r>
-        <w:t xml:space="preserve"> </w:t>
-      </w:r>
-      <w:r>
-        <w:t xml:space="preserve">클레어: 그레이스가 릴리한테 말했고. 릴리가 나한테. 당신 회사는 소문 체계가 아주 좋아.</w:t>
-      </w:r>
-    </w:p>
-    <w:p>
-      <w:pPr>
-        <w:numPr>
-          <w:ilvl w:val="0"/>
-          <w:numId w:val="1003"/>
-        </w:numPr>
-      </w:pPr>
-      <w:r>
-        <w:t xml:space="preserve">NOAH: Better than our CRM.</w:t>
-      </w:r>
-      <w:r>
-        <w:t xml:space="preserve"> </w:t>
-      </w:r>
-      <w:r>
-        <w:t xml:space="preserve">노아: 우리 CRM보다 낫네.</w:t>
-      </w:r>
-    </w:p>
-    <w:p>
-      <w:pPr>
-        <w:numPr>
-          <w:ilvl w:val="0"/>
-          <w:numId w:val="1003"/>
-        </w:numPr>
-      </w:pPr>
-      <w:r>
-        <w:t xml:space="preserve">CLAIRE: Noah. Tell me the real reason. Not the business reason.</w:t>
-      </w:r>
-      <w:r>
-        <w:t xml:space="preserve"> </w:t>
-      </w:r>
-      <w:r>
-        <w:t xml:space="preserve">클레어: 노아. 진짜 이유를 말해 줘. 사업상 이유 말고.</w:t>
-      </w:r>
-    </w:p>
-    <w:p>
-      <w:pPr>
-        <w:numPr>
-          <w:ilvl w:val="0"/>
-          <w:numId w:val="1003"/>
-        </w:numPr>
-      </w:pPr>
-      <w:r>
-        <w:t xml:space="preserve">NOAH: …The real reason?</w:t>
-      </w:r>
-      <w:r>
-        <w:t xml:space="preserve"> </w:t>
-      </w:r>
-      <w:r>
-        <w:t xml:space="preserve">노아: …진짜 이유?</w:t>
-      </w:r>
-    </w:p>
-    <w:p>
-      <w:pPr>
-        <w:numPr>
-          <w:ilvl w:val="0"/>
-          <w:numId w:val="1003"/>
-        </w:numPr>
-      </w:pPr>
-      <w:r>
-        <w:t xml:space="preserve">CLAIRE: Why you have to be in every room.</w:t>
-      </w:r>
-      <w:r>
-        <w:t xml:space="preserve"> </w:t>
-      </w:r>
-      <w:r>
-        <w:t xml:space="preserve">클레어: 왜 모든 방에 당신이 있어야 하는지.</w:t>
-      </w:r>
-    </w:p>
-    <w:p>
-      <w:pPr>
-        <w:numPr>
-          <w:ilvl w:val="0"/>
-          <w:numId w:val="1003"/>
-        </w:numPr>
-      </w:pPr>
-      <w:r>
-        <w:t xml:space="preserve">NOAH: Because I wasn’t there when it started. Lily texted me from the med spa.</w:t>
-      </w:r>
-      <w:r>
-        <w:t xml:space="preserve"> </w:t>
-      </w:r>
-      <w:r>
-        <w:t xml:space="preserve">“</w:t>
-      </w:r>
-      <w:r>
-        <w:t xml:space="preserve">Something feels wrong.</w:t>
-      </w:r>
-      <w:r>
-        <w:t xml:space="preserve">”</w:t>
-      </w:r>
-      <w:r>
-        <w:t xml:space="preserve"> </w:t>
-      </w:r>
-      <w:r>
-        <w:t xml:space="preserve">노아: 시작됐을 때 내가 없었으니까. 릴리가 메디스파에서 문자했어.</w:t>
-      </w:r>
-      <w:r>
-        <w:t xml:space="preserve"> </w:t>
-      </w:r>
-      <w:r>
-        <w:t xml:space="preserve">“</w:t>
-      </w:r>
-      <w:r>
-        <w:t xml:space="preserve">뭔가 이상해.</w:t>
-      </w:r>
-      <w:r>
-        <w:t xml:space="preserve">”</w:t>
-      </w:r>
-    </w:p>
-    <w:p>
-      <w:pPr>
-        <w:numPr>
-          <w:ilvl w:val="0"/>
-          <w:numId w:val="1003"/>
-        </w:numPr>
+        <w:pStyle w:val="BodyText"/>
       </w:pPr>
       <w:r>
         <w:t xml:space="preserve">CLAIRE: Noah…</w:t>
       </w:r>
-      <w:r>
-        <w:t xml:space="preserve"> </w:t>
-      </w:r>
-      <w:r>
-        <w:t xml:space="preserve">클레어: 노아…</w:t>
-      </w:r>
-    </w:p>
-    <w:p>
-      <w:pPr>
-        <w:numPr>
-          <w:ilvl w:val="0"/>
-          <w:numId w:val="1003"/>
-        </w:numPr>
+    </w:p>
+    <w:p>
+      <w:pPr>
+        <w:pStyle w:val="BodyText"/>
       </w:pPr>
       <w:r>
         <w:t xml:space="preserve">NOAH: I was at a Halvern client dinner, selling Lumaderm, smiling at people and talking about margins. My phone was in my jacket on silent. I read her message two hours later, and by then it had already started.</w:t>
       </w:r>
-      <w:r>
-        <w:t xml:space="preserve"> </w:t>
-      </w:r>
-      <w:r>
-        <w:t xml:space="preserve">노아: 할번 고객 저녁 자리에 있었어. 루마덤을 팔면서, 사람들한테 웃어 주고 마진 얘기를 하면서. 전화는 무음으로 재킷 안에 있었어. 두 시간 뒤에 메시지를 읽었고, 그땐 이미 일이 시작된 뒤였어.</w:t>
-      </w:r>
-    </w:p>
-    <w:p>
-      <w:pPr>
-        <w:numPr>
-          <w:ilvl w:val="0"/>
-          <w:numId w:val="1003"/>
-        </w:numPr>
+    </w:p>
+    <w:p>
+      <w:pPr>
+        <w:pStyle w:val="BodyText"/>
       </w:pPr>
       <w:r>
         <w:t xml:space="preserve">CLAIRE: You’ve never told me that.</w:t>
       </w:r>
-      <w:r>
-        <w:t xml:space="preserve"> </w:t>
-      </w:r>
-      <w:r>
-        <w:t xml:space="preserve">클레어: 그 얘기 한 번도 안 했잖아.</w:t>
-      </w:r>
-    </w:p>
-    <w:p>
-      <w:pPr>
-        <w:numPr>
-          <w:ilvl w:val="0"/>
-          <w:numId w:val="1003"/>
-        </w:numPr>
+    </w:p>
+    <w:p>
+      <w:pPr>
+        <w:pStyle w:val="BodyText"/>
       </w:pPr>
       <w:r>
         <w:t xml:space="preserve">NOAH: I’ve never told anyone. Not even Lily. She thinks I came straight away.</w:t>
       </w:r>
-      <w:r>
-        <w:t xml:space="preserve"> </w:t>
-      </w:r>
-      <w:r>
-        <w:t xml:space="preserve">노아: 아무한테도 안 했어. 릴리한테도. 릴리는 내가 바로 달려온 줄 알아.</w:t>
-      </w:r>
-    </w:p>
-    <w:p>
-      <w:pPr>
-        <w:numPr>
-          <w:ilvl w:val="0"/>
-          <w:numId w:val="1003"/>
-        </w:numPr>
+    </w:p>
+    <w:p>
+      <w:pPr>
+        <w:pStyle w:val="BodyText"/>
       </w:pPr>
       <w:r>
         <w:t xml:space="preserve">CLAIRE: So now you pick up every call. At two a.m. From every time zone.</w:t>
       </w:r>
-      <w:r>
-        <w:t xml:space="preserve"> </w:t>
-      </w:r>
-      <w:r>
-        <w:t xml:space="preserve">클레어: 그래서 이제 모든 전화를 받는구나. 새벽 2시에. 모든 시간대에서.</w:t>
-      </w:r>
-    </w:p>
-    <w:p>
-      <w:pPr>
-        <w:numPr>
-          <w:ilvl w:val="0"/>
-          <w:numId w:val="1003"/>
-        </w:numPr>
+    </w:p>
+    <w:p>
+      <w:pPr>
+        <w:pStyle w:val="BodyText"/>
       </w:pPr>
       <w:r>
         <w:t xml:space="preserve">NOAH: In case it’s the one that matters.</w:t>
       </w:r>
-      <w:r>
-        <w:t xml:space="preserve"> </w:t>
-      </w:r>
-      <w:r>
-        <w:t xml:space="preserve">노아: 그게 중요한 전화일까 봐.</w:t>
-      </w:r>
-    </w:p>
-    <w:p>
-      <w:pPr>
-        <w:numPr>
-          <w:ilvl w:val="0"/>
-          <w:numId w:val="1003"/>
-        </w:numPr>
+    </w:p>
+    <w:p>
+      <w:pPr>
+        <w:pStyle w:val="BodyText"/>
       </w:pPr>
       <w:r>
         <w:t xml:space="preserve">CLAIRE: Noah. You can’t be in every room. That’s what a team is for.</w:t>
       </w:r>
-      <w:r>
-        <w:t xml:space="preserve"> </w:t>
-      </w:r>
-      <w:r>
-        <w:t xml:space="preserve">클레어: 노아. 모든 방에 있을 순 없어. 그래서 팀이 있는 거야.</w:t>
-      </w:r>
-    </w:p>
-    <w:p>
-      <w:pPr>
-        <w:numPr>
-          <w:ilvl w:val="0"/>
-          <w:numId w:val="1003"/>
-        </w:numPr>
+    </w:p>
+    <w:p>
+      <w:pPr>
+        <w:pStyle w:val="BodyText"/>
       </w:pPr>
       <w:r>
         <w:t xml:space="preserve">NOAH: I built this company so nobody else gets hurt like Lily. If I step back—</w:t>
       </w:r>
-      <w:r>
-        <w:t xml:space="preserve"> </w:t>
-      </w:r>
-      <w:r>
-        <w:t xml:space="preserve">노아: 아무도 릴리처럼 다치지 않게 하려고 이 회사를 만들었어. 내가 물러나면—</w:t>
-      </w:r>
-    </w:p>
-    <w:p>
-      <w:pPr>
-        <w:numPr>
-          <w:ilvl w:val="0"/>
-          <w:numId w:val="1003"/>
-        </w:numPr>
+    </w:p>
+    <w:p>
+      <w:pPr>
+        <w:pStyle w:val="BodyText"/>
       </w:pPr>
       <w:r>
         <w:t xml:space="preserve">CLAIRE: Then Elena still says no to beauticians. James still scans every syringe. Tasha still trains every nurse.</w:t>
       </w:r>
-      <w:r>
-        <w:t xml:space="preserve"> </w:t>
-      </w:r>
-      <w:r>
-        <w:t xml:space="preserve">클레어: 그래도 엘레나는 미용사를 거절해. 제임스는 여전히 모든 주사기를 스캔하고. 타샤는 모든 간호사를 교육하지.</w:t>
-      </w:r>
-    </w:p>
-    <w:p>
-      <w:pPr>
-        <w:numPr>
-          <w:ilvl w:val="0"/>
-          <w:numId w:val="1003"/>
-        </w:numPr>
+    </w:p>
+    <w:p>
+      <w:pPr>
+        <w:pStyle w:val="BodyText"/>
       </w:pPr>
       <w:r>
         <w:t xml:space="preserve">NOAH: …</w:t>
       </w:r>
-      <w:r>
-        <w:t xml:space="preserve"> </w:t>
-      </w:r>
-      <w:r>
-        <w:t xml:space="preserve">노아: …</w:t>
-      </w:r>
-    </w:p>
-    <w:p>
-      <w:pPr>
-        <w:numPr>
-          <w:ilvl w:val="0"/>
-          <w:numId w:val="1003"/>
-        </w:numPr>
+    </w:p>
+    <w:p>
+      <w:pPr>
+        <w:pStyle w:val="BodyText"/>
       </w:pPr>
       <w:r>
         <w:t xml:space="preserve">CLAIRE: You didn’t build a company that needs you every minute. You built a company with good people and clear rules, one that keeps its promises even when you’re asleep. That’s not a failure, Noah. That’s the whole point. It’s good news.</w:t>
       </w:r>
-      <w:r>
-        <w:t xml:space="preserve"> </w:t>
-      </w:r>
-      <w:r>
-        <w:t xml:space="preserve">클레어: 당신은 매 순간 당신이 필요한 회사를 만든 게 아니야. 좋은 사람들과 분명한 규칙이 있는 회사, 당신이 자는 동안에도 약속을 지키는 회사를 만들었어. 그건 실패가 아니야, 노아. 그게 핵심이야. 좋은 소식이지.</w:t>
-      </w:r>
-    </w:p>
-    <w:p>
-      <w:pPr>
-        <w:numPr>
-          <w:ilvl w:val="0"/>
-          <w:numId w:val="1003"/>
-        </w:numPr>
+    </w:p>
+    <w:p>
+      <w:pPr>
+        <w:pStyle w:val="BodyText"/>
       </w:pPr>
       <w:r>
         <w:t xml:space="preserve">NOAH: That doesn’t feel like good news.</w:t>
       </w:r>
-      <w:r>
-        <w:t xml:space="preserve"> </w:t>
-      </w:r>
-      <w:r>
-        <w:t xml:space="preserve">노아: 좋은 소식처럼 느껴지지 않는데.</w:t>
-      </w:r>
-    </w:p>
-    <w:p>
-      <w:pPr>
-        <w:numPr>
-          <w:ilvl w:val="0"/>
-          <w:numId w:val="1003"/>
-        </w:numPr>
+    </w:p>
+    <w:p>
+      <w:pPr>
+        <w:pStyle w:val="BodyText"/>
       </w:pPr>
       <w:r>
         <w:t xml:space="preserve">CLAIRE: Because you think if they don’t need you, you don’t matter. You matter here. To me. To Lily.</w:t>
       </w:r>
-      <w:r>
-        <w:t xml:space="preserve"> </w:t>
-      </w:r>
-      <w:r>
-        <w:t xml:space="preserve">클레어: 그들이 당신을 필요로 하지 않으면 당신이 중요하지 않다고 생각하니까. 당신은 여기서 중요해. 나한테. 릴리한테.</w:t>
-      </w:r>
-    </w:p>
-    <w:p>
-      <w:pPr>
-        <w:numPr>
-          <w:ilvl w:val="0"/>
-          <w:numId w:val="1003"/>
-        </w:numPr>
+    </w:p>
+    <w:p>
+      <w:pPr>
+        <w:pStyle w:val="BodyText"/>
       </w:pPr>
       <w:r>
         <w:t xml:space="preserve">NOAH: Claire, I’m scared I’m going to lose you.</w:t>
       </w:r>
-      <w:r>
-        <w:t xml:space="preserve"> </w:t>
-      </w:r>
-      <w:r>
-        <w:t xml:space="preserve">노아: 클레어, 당신을 잃을까 봐 무서워.</w:t>
-      </w:r>
-    </w:p>
-    <w:p>
-      <w:pPr>
-        <w:numPr>
-          <w:ilvl w:val="0"/>
-          <w:numId w:val="1003"/>
-        </w:numPr>
+    </w:p>
+    <w:p>
+      <w:pPr>
+        <w:pStyle w:val="BodyText"/>
       </w:pPr>
       <w:r>
         <w:t xml:space="preserve">CLAIRE: You won’t lose me to London. You might lose me to a rumble strip.</w:t>
       </w:r>
-      <w:r>
-        <w:t xml:space="preserve"> </w:t>
-      </w:r>
-      <w:r>
-        <w:t xml:space="preserve">클레어: 런던 때문에 날 잃진 않아. 럼블 스트립 때문엔 잃을 수도 있지만.</w:t>
-      </w:r>
-    </w:p>
-    <w:p>
-      <w:pPr>
-        <w:numPr>
-          <w:ilvl w:val="0"/>
-          <w:numId w:val="1003"/>
-        </w:numPr>
+    </w:p>
+    <w:p>
+      <w:pPr>
+        <w:pStyle w:val="BodyText"/>
       </w:pPr>
       <w:r>
         <w:t xml:space="preserve">NOAH: …That’s the scariest thing anyone has said to me this year.</w:t>
       </w:r>
-      <w:r>
-        <w:t xml:space="preserve"> </w:t>
-      </w:r>
-      <w:r>
-        <w:t xml:space="preserve">노아: …올해 누가 나한테 한 말 중 제일 무서워.</w:t>
-      </w:r>
-    </w:p>
-    <w:p>
-      <w:pPr>
-        <w:numPr>
-          <w:ilvl w:val="0"/>
-          <w:numId w:val="1003"/>
-        </w:numPr>
+    </w:p>
+    <w:p>
+      <w:pPr>
+        <w:pStyle w:val="BodyText"/>
       </w:pPr>
       <w:r>
         <w:t xml:space="preserve">CLAIRE: Good. It was supposed to be.</w:t>
-      </w:r>
-      <w:r>
-        <w:t xml:space="preserve"> </w:t>
-      </w:r>
-      <w:r>
-        <w:t xml:space="preserve">클레어: 좋아. 그러라고 한 말이야.</w:t>
       </w:r>
     </w:p>
     <w:bookmarkEnd w:id="23"/>
@@ -2027,112 +1256,55 @@
     </w:p>
     <w:p>
       <w:pPr>
-        <w:numPr>
-          <w:ilvl w:val="0"/>
-          <w:numId w:val="1004"/>
-        </w:numPr>
+        <w:pStyle w:val="FirstParagraph"/>
       </w:pPr>
       <w:r>
         <w:t xml:space="preserve">NOAH: My phone. It’s James. It’s five a.m. in London. Something’s wrong.</w:t>
       </w:r>
-      <w:r>
-        <w:t xml:space="preserve"> </w:t>
-      </w:r>
-      <w:r>
-        <w:t xml:space="preserve">노아: 전화. 제임스야. 런던은 새벽 5시야. 뭔가 잘못됐어.</w:t>
-      </w:r>
-    </w:p>
-    <w:p>
-      <w:pPr>
-        <w:numPr>
-          <w:ilvl w:val="0"/>
-          <w:numId w:val="1004"/>
-        </w:numPr>
+    </w:p>
+    <w:p>
+      <w:pPr>
+        <w:pStyle w:val="BodyText"/>
       </w:pPr>
       <w:r>
         <w:t xml:space="preserve">CLAIRE: Your call, Noah. Literally.</w:t>
       </w:r>
-      <w:r>
-        <w:t xml:space="preserve"> </w:t>
-      </w:r>
-      <w:r>
-        <w:t xml:space="preserve">클레어: 당신 선택이야, 노아. 말 그대로.</w:t>
-      </w:r>
-    </w:p>
-    <w:p>
-      <w:pPr>
-        <w:numPr>
-          <w:ilvl w:val="0"/>
-          <w:numId w:val="1004"/>
-        </w:numPr>
+    </w:p>
+    <w:p>
+      <w:pPr>
+        <w:pStyle w:val="BodyText"/>
       </w:pPr>
       <w:r>
         <w:t xml:space="preserve">NOAH: …James. Is everything okay?</w:t>
       </w:r>
-      <w:r>
-        <w:t xml:space="preserve"> </w:t>
-      </w:r>
-      <w:r>
-        <w:t xml:space="preserve">노아: …제임스. 별일 없어요?</w:t>
-      </w:r>
-    </w:p>
-    <w:p>
-      <w:pPr>
-        <w:numPr>
-          <w:ilvl w:val="0"/>
-          <w:numId w:val="1004"/>
-        </w:numPr>
+    </w:p>
+    <w:p>
+      <w:pPr>
+        <w:pStyle w:val="BodyText"/>
       </w:pPr>
       <w:r>
         <w:t xml:space="preserve">JAMES: Everything’s fine. I’m up early for clinic. I’m calling about Sunday. Are you still coming?</w:t>
       </w:r>
-      <w:r>
-        <w:t xml:space="preserve"> </w:t>
-      </w:r>
-      <w:r>
-        <w:t xml:space="preserve">제임스: 다 괜찮아요. 진료 때문에 일찍 일어났어요. 일요일 건으로 전화했어요. 아직 올 거예요?</w:t>
-      </w:r>
-    </w:p>
-    <w:p>
-      <w:pPr>
-        <w:numPr>
-          <w:ilvl w:val="0"/>
-          <w:numId w:val="1004"/>
-        </w:numPr>
+    </w:p>
+    <w:p>
+      <w:pPr>
+        <w:pStyle w:val="BodyText"/>
       </w:pPr>
       <w:r>
         <w:t xml:space="preserve">NOAH: James, I need to tell you something. I’m not coming.</w:t>
       </w:r>
-      <w:r>
-        <w:t xml:space="preserve"> </w:t>
-      </w:r>
-      <w:r>
-        <w:t xml:space="preserve">노아: 제임스, 할 말이 있어요. 나 안 가요.</w:t>
-      </w:r>
-    </w:p>
-    <w:p>
-      <w:pPr>
-        <w:numPr>
-          <w:ilvl w:val="0"/>
-          <w:numId w:val="1004"/>
-        </w:numPr>
+    </w:p>
+    <w:p>
+      <w:pPr>
+        <w:pStyle w:val="BodyText"/>
       </w:pPr>
       <w:r>
         <w:t xml:space="preserve">JAMES: Good. Finally.</w:t>
       </w:r>
-      <w:r>
-        <w:t xml:space="preserve"> </w:t>
-      </w:r>
-      <w:r>
-        <w:t xml:space="preserve">제임스: 좋아요. 드디어.</w:t>
-      </w:r>
-    </w:p>
-    <w:p>
-      <w:pPr>
-        <w:numPr>
-          <w:ilvl w:val="0"/>
-          <w:numId w:val="1004"/>
-        </w:numPr>
+    </w:p>
+    <w:p>
+      <w:pPr>
+        <w:pStyle w:val="BodyText"/>
       </w:pPr>
       <w:r>
         <w:t xml:space="preserve">NOAH:</w:t>
@@ -2152,34 +1324,10 @@
       <w:r>
         <w:t xml:space="preserve">? That’s it?</w:t>
       </w:r>
-      <w:r>
-        <w:t xml:space="preserve"> </w:t>
-      </w:r>
-      <w:r>
-        <w:t xml:space="preserve">노아:</w:t>
-      </w:r>
-      <w:r>
-        <w:t xml:space="preserve"> </w:t>
-      </w:r>
-      <w:r>
-        <w:t xml:space="preserve">“</w:t>
-      </w:r>
-      <w:r>
-        <w:t xml:space="preserve">좋아요</w:t>
-      </w:r>
-      <w:r>
-        <w:t xml:space="preserve">”</w:t>
-      </w:r>
-      <w:r>
-        <w:t xml:space="preserve">? 그게 다예요?</w:t>
-      </w:r>
-    </w:p>
-    <w:p>
-      <w:pPr>
-        <w:numPr>
-          <w:ilvl w:val="0"/>
-          <w:numId w:val="1004"/>
-        </w:numPr>
+    </w:p>
+    <w:p>
+      <w:pPr>
+        <w:pStyle w:val="BodyText"/>
       </w:pPr>
       <w:r>
         <w:t xml:space="preserve">JAMES: I wrote</w:t>
@@ -2202,300 +1350,141 @@
       <w:r>
         <w:t xml:space="preserve">in the event plan. In September. Not because we don’t want you, but because the relaunch is about British nurses and British patients, and it’s stronger without an American CEO on stage. I was waiting for you to catch up.</w:t>
       </w:r>
-      <w:r>
-        <w:t xml:space="preserve"> </w:t>
-      </w:r>
-      <w:r>
-        <w:t xml:space="preserve">제임스: 9월에 행사 계획에 ’노아 불참’이라고 써 놨어요. 당신을 원하지 않아서가 아니라, 재출범은 영국 간호사와 영국 환자들에 관한 거라서요. 무대에 미국인 CEO가 없을 때 더 강해요. 당신이 따라오길 기다리고 있었죠.</w:t>
-      </w:r>
-    </w:p>
-    <w:p>
-      <w:pPr>
-        <w:numPr>
-          <w:ilvl w:val="0"/>
-          <w:numId w:val="1004"/>
-        </w:numPr>
+    </w:p>
+    <w:p>
+      <w:pPr>
+        <w:pStyle w:val="BodyText"/>
       </w:pPr>
       <w:r>
         <w:t xml:space="preserve">NOAH: You planned my absence?</w:t>
       </w:r>
-      <w:r>
-        <w:t xml:space="preserve"> </w:t>
-      </w:r>
-      <w:r>
-        <w:t xml:space="preserve">노아: 내 불참을 계획했어요?</w:t>
-      </w:r>
-    </w:p>
-    <w:p>
-      <w:pPr>
-        <w:numPr>
-          <w:ilvl w:val="0"/>
-          <w:numId w:val="1004"/>
-        </w:numPr>
+    </w:p>
+    <w:p>
+      <w:pPr>
+        <w:pStyle w:val="BodyText"/>
       </w:pPr>
       <w:r>
         <w:t xml:space="preserve">JAMES: I planned your relaunch, and it doesn’t need you. Sofia’s flying in, so she’ll handle the numbers and the nurses’ questions. Sarah will talk to the patients, because they trust her. And I’ll make sure nothing falls through the cracks.</w:t>
       </w:r>
-      <w:r>
-        <w:t xml:space="preserve"> </w:t>
-      </w:r>
-      <w:r>
-        <w:t xml:space="preserve">제임스: 당신 재출범을 계획했고, 거기엔 당신이 필요 없어요. 소피아가 오니까 숫자랑 간호사들 질문은 소피아가 맡아요. 환자들은 사라를 믿으니까 사라가 환자들과 얘기하고요. 그리고 빠지는 게 없도록 내가 챙길게요.</w:t>
-      </w:r>
-    </w:p>
-    <w:p>
-      <w:pPr>
-        <w:numPr>
-          <w:ilvl w:val="0"/>
-          <w:numId w:val="1004"/>
-        </w:numPr>
+    </w:p>
+    <w:p>
+      <w:pPr>
+        <w:pStyle w:val="BodyText"/>
       </w:pPr>
       <w:r>
         <w:t xml:space="preserve">NOAH: And me?</w:t>
       </w:r>
-      <w:r>
-        <w:t xml:space="preserve"> </w:t>
-      </w:r>
-      <w:r>
-        <w:t xml:space="preserve">노아: 그럼 난요?</w:t>
-      </w:r>
-    </w:p>
-    <w:p>
-      <w:pPr>
-        <w:numPr>
-          <w:ilvl w:val="0"/>
-          <w:numId w:val="1004"/>
-        </w:numPr>
+    </w:p>
+    <w:p>
+      <w:pPr>
+        <w:pStyle w:val="BodyText"/>
       </w:pPr>
       <w:r>
         <w:t xml:space="preserve">JAMES: You go to a birthday dinner. In Dallas. And you stay for dessert. That’s an order from your country manager.</w:t>
       </w:r>
-      <w:r>
-        <w:t xml:space="preserve"> </w:t>
-      </w:r>
-      <w:r>
-        <w:t xml:space="preserve">제임스: 생일 저녁에 가요. 댈러스로. 그리고 디저트까지 있어요. 지사장의 명령이에요.</w:t>
-      </w:r>
-    </w:p>
-    <w:p>
-      <w:pPr>
-        <w:numPr>
-          <w:ilvl w:val="0"/>
-          <w:numId w:val="1004"/>
-        </w:numPr>
+    </w:p>
+    <w:p>
+      <w:pPr>
+        <w:pStyle w:val="BodyText"/>
       </w:pPr>
       <w:r>
         <w:t xml:space="preserve">CLAIRE: I like him.</w:t>
       </w:r>
-      <w:r>
-        <w:t xml:space="preserve"> </w:t>
-      </w:r>
-      <w:r>
-        <w:t xml:space="preserve">클레어: 이 사람 좋다.</w:t>
-      </w:r>
-    </w:p>
-    <w:p>
-      <w:pPr>
-        <w:numPr>
-          <w:ilvl w:val="0"/>
-          <w:numId w:val="1004"/>
-        </w:numPr>
+    </w:p>
+    <w:p>
+      <w:pPr>
+        <w:pStyle w:val="BodyText"/>
       </w:pPr>
       <w:r>
         <w:t xml:space="preserve">NOAH: Thank you, James. Really.</w:t>
       </w:r>
-      <w:r>
-        <w:t xml:space="preserve"> </w:t>
-      </w:r>
-      <w:r>
-        <w:t xml:space="preserve">노아: 고마워요, 제임스. 진심으로.</w:t>
-      </w:r>
-    </w:p>
-    <w:p>
-      <w:pPr>
-        <w:numPr>
-          <w:ilvl w:val="0"/>
-          <w:numId w:val="1004"/>
-        </w:numPr>
+    </w:p>
+    <w:p>
+      <w:pPr>
+        <w:pStyle w:val="BodyText"/>
       </w:pPr>
       <w:r>
         <w:t xml:space="preserve">JAMES: Kind regards. Go to sleep.</w:t>
       </w:r>
-      <w:r>
-        <w:t xml:space="preserve"> </w:t>
-      </w:r>
-      <w:r>
-        <w:t xml:space="preserve">제임스: 안부를 전하며. 가서 자요.</w:t>
-      </w:r>
-    </w:p>
-    <w:p>
-      <w:pPr>
-        <w:numPr>
-          <w:ilvl w:val="0"/>
-          <w:numId w:val="1004"/>
-        </w:numPr>
+    </w:p>
+    <w:p>
+      <w:pPr>
+        <w:pStyle w:val="BodyText"/>
       </w:pPr>
       <w:r>
         <w:t xml:space="preserve">NOAH: Claire, I need to make two more calls. Short ones. Then the phone goes in a drawer.</w:t>
       </w:r>
-      <w:r>
-        <w:t xml:space="preserve"> </w:t>
-      </w:r>
-      <w:r>
-        <w:t xml:space="preserve">노아: 클레어, 전화 두 통만 더 할게. 짧게. 그다음 전화는 서랍에 넣을게.</w:t>
-      </w:r>
-    </w:p>
-    <w:p>
-      <w:pPr>
-        <w:numPr>
-          <w:ilvl w:val="0"/>
-          <w:numId w:val="1004"/>
-        </w:numPr>
+    </w:p>
+    <w:p>
+      <w:pPr>
+        <w:pStyle w:val="BodyText"/>
       </w:pPr>
       <w:r>
         <w:t xml:space="preserve">CLAIRE: Two. I’m counting.</w:t>
       </w:r>
-      <w:r>
-        <w:t xml:space="preserve"> </w:t>
-      </w:r>
-      <w:r>
-        <w:t xml:space="preserve">클레어: 두 통. 세고 있을게.</w:t>
-      </w:r>
-    </w:p>
-    <w:p>
-      <w:pPr>
-        <w:numPr>
-          <w:ilvl w:val="0"/>
-          <w:numId w:val="1004"/>
-        </w:numPr>
+    </w:p>
+    <w:p>
+      <w:pPr>
+        <w:pStyle w:val="BodyText"/>
       </w:pPr>
       <w:r>
         <w:t xml:space="preserve">NOAH: Elena. Sorry it’s late. I need to ask you something. Will you be my deputy? Officially?</w:t>
       </w:r>
-      <w:r>
-        <w:t xml:space="preserve"> </w:t>
-      </w:r>
-      <w:r>
-        <w:t xml:space="preserve">노아: 엘레나. 늦어서 미안해요. 물어볼 게 있어요. 내 대리가 돼 줄래요? 공식적으로?</w:t>
-      </w:r>
-    </w:p>
-    <w:p>
-      <w:pPr>
-        <w:numPr>
-          <w:ilvl w:val="0"/>
-          <w:numId w:val="1004"/>
-        </w:numPr>
+    </w:p>
+    <w:p>
+      <w:pPr>
+        <w:pStyle w:val="BodyText"/>
       </w:pPr>
       <w:r>
         <w:t xml:space="preserve">ELENA: I’ve been waiting a year for you to ask. Yes.</w:t>
       </w:r>
-      <w:r>
-        <w:t xml:space="preserve"> </w:t>
-      </w:r>
-      <w:r>
-        <w:t xml:space="preserve">엘레나: 그 질문 1년 기다렸어요. 네.</w:t>
-      </w:r>
-    </w:p>
-    <w:p>
-      <w:pPr>
-        <w:numPr>
-          <w:ilvl w:val="0"/>
-          <w:numId w:val="1004"/>
-        </w:numPr>
+    </w:p>
+    <w:p>
+      <w:pPr>
+        <w:pStyle w:val="BodyText"/>
       </w:pPr>
       <w:r>
         <w:t xml:space="preserve">NOAH: Here are the rules. After seven p.m., no calls. Emergencies go to you first, not to me, and you decide what happens next. If it’s truly an emergency, you call me. Otherwise, it waits until morning, even if I complain.</w:t>
       </w:r>
-      <w:r>
-        <w:t xml:space="preserve"> </w:t>
-      </w:r>
-      <w:r>
-        <w:t xml:space="preserve">노아: 규칙이에요. 저녁 7시 이후 통화 금지. 응급은 나 말고 당신한테 먼저 가고, 다음에 뭘 할지는 당신이 정해요. 진짜 응급이면 당신이 나한테 전화해요. 아니면 내가 투덜대도 아침까지 기다리는 거예요.</w:t>
-      </w:r>
-    </w:p>
-    <w:p>
-      <w:pPr>
-        <w:numPr>
-          <w:ilvl w:val="0"/>
-          <w:numId w:val="1004"/>
-        </w:numPr>
+    </w:p>
+    <w:p>
+      <w:pPr>
+        <w:pStyle w:val="BodyText"/>
       </w:pPr>
       <w:r>
         <w:t xml:space="preserve">ELENA: And what counts as an emergency?</w:t>
       </w:r>
-      <w:r>
-        <w:t xml:space="preserve"> </w:t>
-      </w:r>
-      <w:r>
-        <w:t xml:space="preserve">엘레나: 그럼 뭐가 응급이에요?</w:t>
-      </w:r>
-    </w:p>
-    <w:p>
-      <w:pPr>
-        <w:numPr>
-          <w:ilvl w:val="0"/>
-          <w:numId w:val="1004"/>
-        </w:numPr>
+    </w:p>
+    <w:p>
+      <w:pPr>
+        <w:pStyle w:val="BodyText"/>
       </w:pPr>
       <w:r>
         <w:t xml:space="preserve">NOAH: A patient. A recall. A regulator. Not a poster. Not a number. Not Tom.</w:t>
       </w:r>
-      <w:r>
-        <w:t xml:space="preserve"> </w:t>
-      </w:r>
-      <w:r>
-        <w:t xml:space="preserve">노아: 환자. 회수. 규제 기관. 포스터 말고. 숫자 말고. 톰 말고.</w:t>
-      </w:r>
-    </w:p>
-    <w:p>
-      <w:pPr>
-        <w:numPr>
-          <w:ilvl w:val="0"/>
-          <w:numId w:val="1004"/>
-        </w:numPr>
+    </w:p>
+    <w:p>
+      <w:pPr>
+        <w:pStyle w:val="BodyText"/>
       </w:pPr>
       <w:r>
         <w:t xml:space="preserve">ELENA: Agreed. And Noah? I’m saying this as a doctor, not as your deputy. A racing heart at night and falling asleep at the wheel are not things you wait out. See a cardiologist. Monday. I’ve already booked it.</w:t>
       </w:r>
-      <w:r>
-        <w:t xml:space="preserve"> </w:t>
-      </w:r>
-      <w:r>
-        <w:t xml:space="preserve">엘레나: 동의해요. 그리고 노아? 이건 대리로서가 아니라 의사로서 하는 말이에요. 밤에 심장이 두근거리고 운전 중에 조는 건 그냥 지나가길 기다릴 일이 아니에요. 심장내과 가요. 월요일. 이미 예약해 놨어요.</w:t>
-      </w:r>
-    </w:p>
-    <w:p>
-      <w:pPr>
-        <w:numPr>
-          <w:ilvl w:val="0"/>
-          <w:numId w:val="1004"/>
-        </w:numPr>
+    </w:p>
+    <w:p>
+      <w:pPr>
+        <w:pStyle w:val="BodyText"/>
       </w:pPr>
       <w:r>
         <w:t xml:space="preserve">NOAH: Of course you have. Sofia, it’s me. You’re leading the London relaunch. I’m not coming.</w:t>
       </w:r>
-      <w:r>
-        <w:t xml:space="preserve"> </w:t>
-      </w:r>
-      <w:r>
-        <w:t xml:space="preserve">노아: 그랬겠죠. 소피아, 나예요. 런던 재출범은 당신이 이끌어요. 나 안 가요.</w:t>
-      </w:r>
-    </w:p>
-    <w:p>
-      <w:pPr>
-        <w:numPr>
-          <w:ilvl w:val="0"/>
-          <w:numId w:val="1004"/>
-        </w:numPr>
+    </w:p>
+    <w:p>
+      <w:pPr>
+        <w:pStyle w:val="BodyText"/>
       </w:pPr>
       <w:r>
         <w:t xml:space="preserve">SOFIA: James told me in September. I already have my boarding pass. Go to bed, Noah.</w:t>
-      </w:r>
-      <w:r>
-        <w:t xml:space="preserve"> </w:t>
-      </w:r>
-      <w:r>
-        <w:t xml:space="preserve">소피아: 제임스가 9월에 말해 줬어요. 탑승권 이미 있어요. 자요, 노아.</w:t>
       </w:r>
     </w:p>
     <w:bookmarkEnd w:id="24"/>
@@ -2510,257 +1499,122 @@
     </w:p>
     <w:p>
       <w:pPr>
-        <w:numPr>
-          <w:ilvl w:val="0"/>
-          <w:numId w:val="1005"/>
-        </w:numPr>
+        <w:pStyle w:val="FirstParagraph"/>
       </w:pPr>
       <w:r>
         <w:t xml:space="preserve">CLAIRE: Two calls. Drawer.</w:t>
       </w:r>
-      <w:r>
-        <w:t xml:space="preserve"> </w:t>
-      </w:r>
-      <w:r>
-        <w:t xml:space="preserve">클레어: 두 통. 서랍.</w:t>
-      </w:r>
-    </w:p>
-    <w:p>
-      <w:pPr>
-        <w:numPr>
-          <w:ilvl w:val="0"/>
-          <w:numId w:val="1005"/>
-        </w:numPr>
+    </w:p>
+    <w:p>
+      <w:pPr>
+        <w:pStyle w:val="BodyText"/>
       </w:pPr>
       <w:r>
         <w:t xml:space="preserve">NOAH: Drawer. Done.</w:t>
       </w:r>
-      <w:r>
-        <w:t xml:space="preserve"> </w:t>
-      </w:r>
-      <w:r>
-        <w:t xml:space="preserve">노아: 서랍. 완료.</w:t>
-      </w:r>
-    </w:p>
-    <w:p>
-      <w:pPr>
-        <w:numPr>
-          <w:ilvl w:val="0"/>
-          <w:numId w:val="1005"/>
-        </w:numPr>
+    </w:p>
+    <w:p>
+      <w:pPr>
+        <w:pStyle w:val="BodyText"/>
       </w:pPr>
       <w:r>
         <w:t xml:space="preserve">CLAIRE: How do you feel?</w:t>
       </w:r>
-      <w:r>
-        <w:t xml:space="preserve"> </w:t>
-      </w:r>
-      <w:r>
-        <w:t xml:space="preserve">클레어: 기분이 어때?</w:t>
-      </w:r>
-    </w:p>
-    <w:p>
-      <w:pPr>
-        <w:numPr>
-          <w:ilvl w:val="0"/>
-          <w:numId w:val="1005"/>
-        </w:numPr>
+    </w:p>
+    <w:p>
+      <w:pPr>
+        <w:pStyle w:val="BodyText"/>
       </w:pPr>
       <w:r>
         <w:t xml:space="preserve">NOAH: Strange. Like I put down something heavy. And my arms don’t know what to do.</w:t>
       </w:r>
-      <w:r>
-        <w:t xml:space="preserve"> </w:t>
-      </w:r>
-      <w:r>
-        <w:t xml:space="preserve">노아: 이상해. 무거운 걸 내려놓은 것 같아. 그런데 팔이 뭘 해야 할지 모르겠어.</w:t>
-      </w:r>
-    </w:p>
-    <w:p>
-      <w:pPr>
-        <w:numPr>
-          <w:ilvl w:val="0"/>
-          <w:numId w:val="1005"/>
-        </w:numPr>
+    </w:p>
+    <w:p>
+      <w:pPr>
+        <w:pStyle w:val="BodyText"/>
       </w:pPr>
       <w:r>
         <w:t xml:space="preserve">CLAIRE: That’s what reduced load feels like. You’ll get used to it.</w:t>
       </w:r>
-      <w:r>
-        <w:t xml:space="preserve"> </w:t>
-      </w:r>
-      <w:r>
-        <w:t xml:space="preserve">클레어: 하중이 줄면 그런 느낌이야. 익숙해질 거야.</w:t>
-      </w:r>
-    </w:p>
-    <w:p>
-      <w:pPr>
-        <w:numPr>
-          <w:ilvl w:val="0"/>
-          <w:numId w:val="1005"/>
-        </w:numPr>
+    </w:p>
+    <w:p>
+      <w:pPr>
+        <w:pStyle w:val="BodyText"/>
       </w:pPr>
       <w:r>
         <w:t xml:space="preserve">NOAH: I need to step back. Not out. Back. So here’s what I’m going to do. One day a week with no travel at all, and one trip a month, maximum. Elena covers the rest, and Sofia takes London.</w:t>
       </w:r>
-      <w:r>
-        <w:t xml:space="preserve"> </w:t>
-      </w:r>
-      <w:r>
-        <w:t xml:space="preserve">노아: 물러서야 해. 나가는 게 아니라. 뒤로. 그래서 이렇게 할 거야. 주 1일은 출장 없이, 출장은 한 달에 한 번이 최대. 나머진 엘레나가 맡고, 런던은 소피아가 맡아.</w:t>
-      </w:r>
-    </w:p>
-    <w:p>
-      <w:pPr>
-        <w:numPr>
-          <w:ilvl w:val="0"/>
-          <w:numId w:val="1005"/>
-        </w:numPr>
+    </w:p>
+    <w:p>
+      <w:pPr>
+        <w:pStyle w:val="BodyText"/>
       </w:pPr>
       <w:r>
         <w:t xml:space="preserve">CLAIRE: Write it down. Show Elena. She’ll enforce it better than me.</w:t>
       </w:r>
-      <w:r>
-        <w:t xml:space="preserve"> </w:t>
-      </w:r>
-      <w:r>
-        <w:t xml:space="preserve">클레어: 적어. 엘레나한테 보여 줘. 나보다 더 잘 지키게 할 거야.</w:t>
-      </w:r>
-    </w:p>
-    <w:p>
-      <w:pPr>
-        <w:numPr>
-          <w:ilvl w:val="0"/>
-          <w:numId w:val="1005"/>
-        </w:numPr>
+    </w:p>
+    <w:p>
+      <w:pPr>
+        <w:pStyle w:val="BodyText"/>
       </w:pPr>
       <w:r>
         <w:t xml:space="preserve">NOAH: And Sunday. Your mom’s dinner. I’ll be there.</w:t>
       </w:r>
-      <w:r>
-        <w:t xml:space="preserve"> </w:t>
-      </w:r>
-      <w:r>
-        <w:t xml:space="preserve">노아: 그리고 일요일. 어머님 저녁. 갈게.</w:t>
-      </w:r>
-    </w:p>
-    <w:p>
-      <w:pPr>
-        <w:numPr>
-          <w:ilvl w:val="0"/>
-          <w:numId w:val="1005"/>
-        </w:numPr>
+    </w:p>
+    <w:p>
+      <w:pPr>
+        <w:pStyle w:val="BodyText"/>
       </w:pPr>
       <w:r>
         <w:t xml:space="preserve">CLAIRE: Don’t promise. Just be there.</w:t>
       </w:r>
-      <w:r>
-        <w:t xml:space="preserve"> </w:t>
-      </w:r>
-      <w:r>
-        <w:t xml:space="preserve">클레어: 약속하지 마. 그냥 와.</w:t>
-      </w:r>
-    </w:p>
-    <w:p>
-      <w:pPr>
-        <w:numPr>
-          <w:ilvl w:val="0"/>
-          <w:numId w:val="1005"/>
-        </w:numPr>
+    </w:p>
+    <w:p>
+      <w:pPr>
+        <w:pStyle w:val="BodyText"/>
       </w:pPr>
       <w:r>
         <w:t xml:space="preserve">NOAH: I’ll be there. The whole dinner. And dessert.</w:t>
       </w:r>
-      <w:r>
-        <w:t xml:space="preserve"> </w:t>
-      </w:r>
-      <w:r>
-        <w:t xml:space="preserve">노아: 갈게. 저녁 내내. 그리고 디저트까지.</w:t>
-      </w:r>
-    </w:p>
-    <w:p>
-      <w:pPr>
-        <w:numPr>
-          <w:ilvl w:val="0"/>
-          <w:numId w:val="1005"/>
-        </w:numPr>
+    </w:p>
+    <w:p>
+      <w:pPr>
+        <w:pStyle w:val="BodyText"/>
       </w:pPr>
       <w:r>
         <w:t xml:space="preserve">CLAIRE: My mother makes a terrible pecan pie. You’ll have to eat two slices.</w:t>
       </w:r>
-      <w:r>
-        <w:t xml:space="preserve"> </w:t>
-      </w:r>
-      <w:r>
-        <w:t xml:space="preserve">클레어: 우리 엄마 피칸 파이 끔찍해. 두 조각 먹어야 할 거야.</w:t>
-      </w:r>
-    </w:p>
-    <w:p>
-      <w:pPr>
-        <w:numPr>
-          <w:ilvl w:val="0"/>
-          <w:numId w:val="1005"/>
-        </w:numPr>
+    </w:p>
+    <w:p>
+      <w:pPr>
+        <w:pStyle w:val="BodyText"/>
       </w:pPr>
       <w:r>
         <w:t xml:space="preserve">NOAH: Two is one. One is none.</w:t>
       </w:r>
-      <w:r>
-        <w:t xml:space="preserve"> </w:t>
-      </w:r>
-      <w:r>
-        <w:t xml:space="preserve">노아: 둘은 하나. 하나는 없는 거.</w:t>
-      </w:r>
-    </w:p>
-    <w:p>
-      <w:pPr>
-        <w:numPr>
-          <w:ilvl w:val="0"/>
-          <w:numId w:val="1005"/>
-        </w:numPr>
+    </w:p>
+    <w:p>
+      <w:pPr>
+        <w:pStyle w:val="BodyText"/>
       </w:pPr>
       <w:r>
         <w:t xml:space="preserve">CLAIRE: What?</w:t>
       </w:r>
-      <w:r>
-        <w:t xml:space="preserve"> </w:t>
-      </w:r>
-      <w:r>
-        <w:t xml:space="preserve">클레어: 뭐?</w:t>
-      </w:r>
-    </w:p>
-    <w:p>
-      <w:pPr>
-        <w:numPr>
-          <w:ilvl w:val="0"/>
-          <w:numId w:val="1005"/>
-        </w:numPr>
+    </w:p>
+    <w:p>
+      <w:pPr>
+        <w:pStyle w:val="BodyText"/>
       </w:pPr>
       <w:r>
         <w:t xml:space="preserve">NOAH: Something Marcus says. Claire, after Dallas, there’s something I want to ask you. Not tonight.</w:t>
       </w:r>
-      <w:r>
-        <w:t xml:space="preserve"> </w:t>
-      </w:r>
-      <w:r>
-        <w:t xml:space="preserve">노아: 마커스가 하는 말. 클레어, 댈러스 다녀와서, 물어보고 싶은 게 있어. 오늘 밤은 말고.</w:t>
-      </w:r>
-    </w:p>
-    <w:p>
-      <w:pPr>
-        <w:numPr>
-          <w:ilvl w:val="0"/>
-          <w:numId w:val="1005"/>
-        </w:numPr>
+    </w:p>
+    <w:p>
+      <w:pPr>
+        <w:pStyle w:val="BodyText"/>
       </w:pPr>
       <w:r>
         <w:t xml:space="preserve">CLAIRE: Not tonight. Tonight you eat. Then you sleep. The oven’s still on.</w:t>
-      </w:r>
-      <w:r>
-        <w:t xml:space="preserve"> </w:t>
-      </w:r>
-      <w:r>
-        <w:t xml:space="preserve">클레어: 오늘 밤은 말고. 오늘 밤은 먹어. 그다음 자. 오븐 아직 켜져 있어.</w:t>
       </w:r>
     </w:p>
     <w:p>
@@ -2901,7 +1755,7 @@
               <w:jc w:val="left"/>
             </w:pPr>
             <w:r>
-              <w:t xml:space="preserve">15턴. 감정 대신 사실로 대화 시작.</w:t>
+              <w:t xml:space="preserve">도입. 감정 대신 사실로 대화 시작.</w:t>
             </w:r>
           </w:p>
         </w:tc>
@@ -2951,7 +1805,7 @@
               <w:jc w:val="left"/>
             </w:pPr>
             <w:r>
-              <w:t xml:space="preserve">47턴. 과부하 비유.</w:t>
+              <w:t xml:space="preserve">장면1. 과부하 비유.</w:t>
             </w:r>
           </w:p>
         </w:tc>
@@ -3001,7 +1855,7 @@
               <w:jc w:val="left"/>
             </w:pPr>
             <w:r>
-              <w:t xml:space="preserve">51턴. 과부하 인정.</w:t>
+              <w:t xml:space="preserve">장면2. 과부하 인정.</w:t>
             </w:r>
           </w:p>
         </w:tc>
@@ -3078,7 +1932,7 @@
               <w:jc w:val="left"/>
             </w:pPr>
             <w:r>
-              <w:t xml:space="preserve">53~54턴. 미루기의 함정.</w:t>
+              <w:t xml:space="preserve">장면2. 미루기의 함정.</w:t>
             </w:r>
           </w:p>
         </w:tc>
@@ -3128,7 +1982,7 @@
               <w:jc w:val="left"/>
             </w:pPr>
             <w:r>
-              <w:t xml:space="preserve">70턴. 위임의 필요성.</w:t>
+              <w:t xml:space="preserve">장면2. 위임의 필요성.</w:t>
             </w:r>
           </w:p>
         </w:tc>
@@ -3178,7 +2032,7 @@
               <w:jc w:val="left"/>
             </w:pPr>
             <w:r>
-              <w:t xml:space="preserve">70턴. 신뢰와 위임.</w:t>
+              <w:t xml:space="preserve">장면2. 신뢰와 위임.</w:t>
             </w:r>
           </w:p>
         </w:tc>
@@ -3228,7 +2082,7 @@
               <w:jc w:val="left"/>
             </w:pPr>
             <w:r>
-              <w:t xml:space="preserve">98턴. 공식 대리 지정.</w:t>
+              <w:t xml:space="preserve">절정·전환. 공식 대리 지정.</w:t>
             </w:r>
           </w:p>
         </w:tc>
@@ -3278,7 +2132,7 @@
               <w:jc w:val="left"/>
             </w:pPr>
             <w:r>
-              <w:t xml:space="preserve">101~102턴. 경계의 기준 정의.</w:t>
+              <w:t xml:space="preserve">절정·전환. 경계의 기준 정의.</w:t>
             </w:r>
           </w:p>
         </w:tc>
@@ -3328,7 +2182,7 @@
               <w:jc w:val="left"/>
             </w:pPr>
             <w:r>
-              <w:t xml:space="preserve">111턴. 역할 조정 선언.</w:t>
+              <w:t xml:space="preserve">마무리. 역할 조정 선언.</w:t>
             </w:r>
           </w:p>
         </w:tc>
@@ -3378,7 +2232,7 @@
               <w:jc w:val="left"/>
             </w:pPr>
             <w:r>
-              <w:t xml:space="preserve">90·104턴. 재출범을 Sofia·James에게.</w:t>
+              <w:t xml:space="preserve">절정·전환. 재출범을 Sofia·James에게.</w:t>
             </w:r>
           </w:p>
         </w:tc>
@@ -3912,7 +2766,7 @@
           <w:bCs/>
           <w:b/>
         </w:rPr>
-        <w:t xml:space="preserve">100턴 NOAH:</w:t>
+        <w:t xml:space="preserve">NOAH (절정·전환):</w:t>
       </w:r>
       <w:r>
         <w:t xml:space="preserve"> </w:t>
@@ -4183,9 +3037,1102 @@
         <w:t xml:space="preserve">휴가 전 대리인에게 업무 연락 규칙을 정해 주는 상황으로, 같은 구조로 40단어 안팎 말해 보기.</w:t>
       </w:r>
     </w:p>
+    <w:p>
+      <w:r>
+        <w:pict>
+          <v:rect style="width:0;height:1.5pt" o:hralign="center" o:hrstd="t" o:hr="t"/>
+        </w:pict>
+      </w:r>
+    </w:p>
     <w:bookmarkEnd w:id="30"/>
     <w:bookmarkEnd w:id="31"/>
+    <w:bookmarkStart w:id="37" w:name="한국어-번역"/>
+    <w:p>
+      <w:pPr>
+        <w:pStyle w:val="Heading2"/>
+      </w:pPr>
+      <w:r>
+        <w:t xml:space="preserve">한국어 번역</w:t>
+      </w:r>
+    </w:p>
+    <w:bookmarkStart w:id="32" w:name="도입-밤-10시-noah의-부엌-1"/>
+    <w:p>
+      <w:pPr>
+        <w:pStyle w:val="Heading3"/>
+      </w:pPr>
+      <w:r>
+        <w:t xml:space="preserve">도입 — 밤 10시, Noah의 부엌</w:t>
+      </w:r>
+    </w:p>
+    <w:p>
+      <w:pPr>
+        <w:pStyle w:val="FirstParagraph"/>
+      </w:pPr>
+      <w:r>
+        <w:t xml:space="preserve">클레어: 왔네. 10시야. 저녁은 오븐에 있어. 7시부터.</w:t>
+      </w:r>
+    </w:p>
+    <w:p>
+      <w:pPr>
+        <w:pStyle w:val="BodyText"/>
+      </w:pPr>
+      <w:r>
+        <w:t xml:space="preserve">노아: 미안. 런던 통화가 길어졌어. 그다음 폴이 숫자가 필요했고. 그다음 조이가 포스터가 필요했고.</w:t>
+      </w:r>
+    </w:p>
+    <w:p>
+      <w:pPr>
+        <w:pStyle w:val="BodyText"/>
+      </w:pPr>
+      <w:r>
+        <w:t xml:space="preserve">클레어: 그리고 당신은 저녁이 필요했지. 7시에.</w:t>
+      </w:r>
+    </w:p>
+    <w:p>
+      <w:pPr>
+        <w:pStyle w:val="BodyText"/>
+      </w:pPr>
+      <w:r>
+        <w:t xml:space="preserve">노아: 그래놀라 바 먹었어.</w:t>
+      </w:r>
+    </w:p>
+    <w:p>
+      <w:pPr>
+        <w:pStyle w:val="BodyText"/>
+      </w:pPr>
+      <w:r>
+        <w:t xml:space="preserve">클레어: 파리에서 산 거?</w:t>
+      </w:r>
+    </w:p>
+    <w:p>
+      <w:pPr>
+        <w:pStyle w:val="BodyText"/>
+      </w:pPr>
+      <w:r>
+        <w:t xml:space="preserve">노아: …그건 어떻게 알아?</w:t>
+      </w:r>
+    </w:p>
+    <w:p>
+      <w:pPr>
+        <w:pStyle w:val="BodyText"/>
+      </w:pPr>
+      <w:r>
+        <w:t xml:space="preserve">클레어: 마커스가 전화했어. 지난주에. 걱정하더라. 당신이 오후에 아침을 먹고 있다고. 마커스는 사람한테 전화 안 해, 노아. 공급업체한테나 하지. 그러니까 그 사람이 나한테 전화를 걸면, 난 귀 기울여.</w:t>
+      </w:r>
+    </w:p>
+    <w:p>
+      <w:pPr>
+        <w:pStyle w:val="BodyText"/>
+      </w:pPr>
+      <w:r>
+        <w:t xml:space="preserve">노아: 마커스는 자기 일이나 신경 써야지.</w:t>
+      </w:r>
+    </w:p>
+    <w:p>
+      <w:pPr>
+        <w:pStyle w:val="BodyText"/>
+      </w:pPr>
+      <w:r>
+        <w:t xml:space="preserve">클레어: 당신이 그 사람 일이야. 당신은 모두의 일이야. 그게 문제고.</w:t>
+      </w:r>
+    </w:p>
+    <w:p>
+      <w:pPr>
+        <w:pStyle w:val="BodyText"/>
+      </w:pPr>
+      <w:r>
+        <w:t xml:space="preserve">노아: 내일 얘기하면 안 될까? 아침 7시에 소피아랑 회의가 있어. 일요일 건으로.</w:t>
+      </w:r>
+    </w:p>
+    <w:p>
+      <w:pPr>
+        <w:pStyle w:val="BodyText"/>
+      </w:pPr>
+      <w:r>
+        <w:t xml:space="preserve">클레어: 일요일. 우리 엄마 60세 생신. 댈러스에서.</w:t>
+      </w:r>
+    </w:p>
+    <w:p>
+      <w:pPr>
+        <w:pStyle w:val="BodyText"/>
+      </w:pPr>
+      <w:r>
+        <w:t xml:space="preserve">노아: 알아. 계획이 있어. 저녁 6시. 8시에 나와. 댈러스에서 런던행 야간 비행.</w:t>
+      </w:r>
+    </w:p>
+    <w:p>
+      <w:pPr>
+        <w:pStyle w:val="BodyText"/>
+      </w:pPr>
+      <w:r>
+        <w:t xml:space="preserve">클레어: 앉아, 노아. 노트북 말고. 당신만.</w:t>
+      </w:r>
+    </w:p>
+    <w:p>
+      <w:pPr>
+        <w:pStyle w:val="BodyText"/>
+      </w:pPr>
+      <w:r>
+        <w:t xml:space="preserve">노아: 클레어, 정말 시간이 없어서—</w:t>
+      </w:r>
+    </w:p>
+    <w:p>
+      <w:pPr>
+        <w:pStyle w:val="BodyText"/>
+      </w:pPr>
+      <w:r>
+        <w:t xml:space="preserve">클레어: 닫아. 부탁이야. 화난 거 아니야. 점검하는 거야.</w:t>
+      </w:r>
+    </w:p>
     <w:bookmarkEnd w:id="32"/>
+    <w:bookmarkStart w:id="33" w:name="장면1-점검-보고서-1"/>
+    <w:p>
+      <w:pPr>
+        <w:pStyle w:val="Heading3"/>
+      </w:pPr>
+      <w:r>
+        <w:t xml:space="preserve">장면1 — 점검 보고서</w:t>
+      </w:r>
+    </w:p>
+    <w:p>
+      <w:pPr>
+        <w:pStyle w:val="FirstParagraph"/>
+      </w:pPr>
+      <w:r>
+        <w:t xml:space="preserve">노아: 점검?</w:t>
+      </w:r>
+    </w:p>
+    <w:p>
+      <w:pPr>
+        <w:pStyle w:val="BodyText"/>
+      </w:pPr>
+      <w:r>
+        <w:t xml:space="preserve">클레어: 내가 하는 일이야. 다리가 걱정되면 소리 지르지 않아. 무시하지도 않고. 측정하지. 본 걸 적고, 숫자를 확인하고, 그다음에 무게를 더 실어도 안전한지 판단해.</w:t>
+      </w:r>
+    </w:p>
+    <w:p>
+      <w:pPr>
+        <w:pStyle w:val="BodyText"/>
+      </w:pPr>
+      <w:r>
+        <w:t xml:space="preserve">노아: 그리고 내가 그 다리고.</w:t>
+      </w:r>
+    </w:p>
+    <w:p>
+      <w:pPr>
+        <w:pStyle w:val="BodyText"/>
+      </w:pPr>
+      <w:r>
+        <w:t xml:space="preserve">클레어: 오늘 밤엔 그래. 내 숫자 읽어 줘도 돼?</w:t>
+      </w:r>
+    </w:p>
+    <w:p>
+      <w:pPr>
+        <w:pStyle w:val="BodyText"/>
+      </w:pPr>
+      <w:r>
+        <w:t xml:space="preserve">노아: 숫자를 적었어?</w:t>
+      </w:r>
+    </w:p>
+    <w:p>
+      <w:pPr>
+        <w:pStyle w:val="BodyText"/>
+      </w:pPr>
+      <w:r>
+        <w:t xml:space="preserve">클레어: 난 엔지니어야. 당연히 적었지. 파리 이후로. 1월부터.</w:t>
+      </w:r>
+    </w:p>
+    <w:p>
+      <w:pPr>
+        <w:pStyle w:val="BodyText"/>
+      </w:pPr>
+      <w:r>
+        <w:t xml:space="preserve">노아: …좋아. 읽어 봐.</w:t>
+      </w:r>
+    </w:p>
+    <w:p>
+      <w:pPr>
+        <w:pStyle w:val="BodyText"/>
+      </w:pPr>
+      <w:r>
+        <w:t xml:space="preserve">클레어: 계획한 저녁. 일곱 번. 다섯 번 늦었어. 두 번 빠졌고.</w:t>
+      </w:r>
+    </w:p>
+    <w:p>
+      <w:pPr>
+        <w:pStyle w:val="BodyText"/>
+      </w:pPr>
+      <w:r>
+        <w:t xml:space="preserve">노아: 다리 준공식은 파업 때문이었어. 그건 내 잘못이 아니잖아.</w:t>
+      </w:r>
+    </w:p>
+    <w:p>
+      <w:pPr>
+        <w:pStyle w:val="BodyText"/>
+      </w:pPr>
+      <w:r>
+        <w:t xml:space="preserve">클레어: 알아. 다리는 안 셌어. 그건 별도 보고서야.</w:t>
+      </w:r>
+    </w:p>
+    <w:p>
+      <w:pPr>
+        <w:pStyle w:val="BodyText"/>
+      </w:pPr>
+      <w:r>
+        <w:t xml:space="preserve">노아: 별도 보고서가 있어?</w:t>
+      </w:r>
+    </w:p>
+    <w:p>
+      <w:pPr>
+        <w:pStyle w:val="BodyText"/>
+      </w:pPr>
+      <w:r>
+        <w:t xml:space="preserve">클레어: 리벳이랑 먹은 저녁. 열한 번.</w:t>
+      </w:r>
+    </w:p>
+    <w:p>
+      <w:pPr>
+        <w:pStyle w:val="BodyText"/>
+      </w:pPr>
+      <w:r>
+        <w:t xml:space="preserve">노아: 리벳은 좋은 고양이야.</w:t>
+      </w:r>
+    </w:p>
+    <w:p>
+      <w:pPr>
+        <w:pStyle w:val="BodyText"/>
+      </w:pPr>
+      <w:r>
+        <w:t xml:space="preserve">클레어: 리벳은 최악의 대화 상대야. 자정 이후 통화. 열네 번. 새벽 2시 통화. 세 번.</w:t>
+      </w:r>
+    </w:p>
+    <w:p>
+      <w:pPr>
+        <w:pStyle w:val="BodyText"/>
+      </w:pPr>
+      <w:r>
+        <w:t xml:space="preserve">노아: 런던은 여섯 시간 빨라. 그건 그냥 일이야.</w:t>
+      </w:r>
+    </w:p>
+    <w:p>
+      <w:pPr>
+        <w:pStyle w:val="BodyText"/>
+      </w:pPr>
+      <w:r>
+        <w:t xml:space="preserve">클레어: 제임스가 4월에 규칙을 정했잖아. 화·목, 8시부터 11시. 당신이 직접 말해 줬어.</w:t>
+      </w:r>
+    </w:p>
+    <w:p>
+      <w:pPr>
+        <w:pStyle w:val="BodyText"/>
+      </w:pPr>
+      <w:r>
+        <w:t xml:space="preserve">노아: …알았어. 그 숫자들은 나빠. 하지만 그건 우리 얘기지. 내 얘기가 아니야.</w:t>
+      </w:r>
+    </w:p>
+    <w:p>
+      <w:pPr>
+        <w:pStyle w:val="BodyText"/>
+      </w:pPr>
+      <w:r>
+        <w:t xml:space="preserve">클레어: 그럼 당신 거. 하루 평균 식사. 한 끼.</w:t>
+      </w:r>
+    </w:p>
+    <w:p>
+      <w:pPr>
+        <w:pStyle w:val="BodyText"/>
+      </w:pPr>
+      <w:r>
+        <w:t xml:space="preserve">노아: 사실 아니야. 나 먹어.</w:t>
+      </w:r>
+    </w:p>
+    <w:p>
+      <w:pPr>
+        <w:pStyle w:val="BodyText"/>
+      </w:pPr>
+      <w:r>
+        <w:t xml:space="preserve">클레어: 그래놀라 바는 식사가 아니야, 노아. 평균 수면 시간. 다섯 시간. 비행기에선 더 적고.</w:t>
+      </w:r>
+    </w:p>
+    <w:p>
+      <w:pPr>
+        <w:pStyle w:val="BodyText"/>
+      </w:pPr>
+      <w:r>
+        <w:t xml:space="preserve">노아: CEO들 다섯 시간 많이 자.</w:t>
+      </w:r>
+    </w:p>
+    <w:p>
+      <w:pPr>
+        <w:pStyle w:val="BodyText"/>
+      </w:pPr>
+      <w:r>
+        <w:t xml:space="preserve">클레어: 그리고 지난 목요일. I-35. 무슨 일 있었어?</w:t>
+      </w:r>
+    </w:p>
+    <w:p>
+      <w:pPr>
+        <w:pStyle w:val="BodyText"/>
+      </w:pPr>
+      <w:r>
+        <w:t xml:space="preserve">노아: …누가 말했어?</w:t>
+      </w:r>
+    </w:p>
+    <w:p>
+      <w:pPr>
+        <w:pStyle w:val="BodyText"/>
+      </w:pPr>
+      <w:r>
+        <w:t xml:space="preserve">클레어: 아무도. 당신 차가 말해 줬어. 오른쪽 타이어에 럼블 스트립 자국. 난 엔지니어야.</w:t>
+      </w:r>
+    </w:p>
+    <w:p>
+      <w:pPr>
+        <w:pStyle w:val="BodyText"/>
+      </w:pPr>
+      <w:r>
+        <w:t xml:space="preserve">노아: 차선을 벗어났어. 잠깐. 하루 종일 통화했고, 피곤했고, 길은 곧고 조용했어. 그러다 타이어 밑에서 나는 소리에 깼고, 다시 차선으로 돌아왔어. 그게 다야. 괜찮았어.</w:t>
+      </w:r>
+    </w:p>
+    <w:p>
+      <w:pPr>
+        <w:pStyle w:val="BodyText"/>
+      </w:pPr>
+      <w:r>
+        <w:t xml:space="preserve">클레어: 괜찮았다.</w:t>
+      </w:r>
+      <w:r>
+        <w:t xml:space="preserve"> </w:t>
+      </w:r>
+      <w:r>
+        <w:t xml:space="preserve">“</w:t>
+      </w:r>
+      <w:r>
+        <w:t xml:space="preserve">괜찮아</w:t>
+      </w:r>
+      <w:r>
+        <w:t xml:space="preserve">”</w:t>
+      </w:r>
+      <w:r>
+        <w:t xml:space="preserve">처럼. 2월에 내가 보낸 다리 문자처럼.</w:t>
+      </w:r>
+    </w:p>
+    <w:p>
+      <w:pPr>
+        <w:pStyle w:val="BodyText"/>
+      </w:pPr>
+      <w:r>
+        <w:t xml:space="preserve">노아: 그건 달라.</w:t>
+      </w:r>
+    </w:p>
+    <w:p>
+      <w:pPr>
+        <w:pStyle w:val="BodyText"/>
+      </w:pPr>
+      <w:r>
+        <w:t xml:space="preserve">클레어: 그래? 당신 심장. 엘레나가 당신이 말했대. 두근거린다고. 밤에.</w:t>
+      </w:r>
+    </w:p>
+    <w:p>
+      <w:pPr>
+        <w:pStyle w:val="BodyText"/>
+      </w:pPr>
+      <w:r>
+        <w:t xml:space="preserve">노아: 엘레나는 말이 너무 많아.</w:t>
+      </w:r>
+    </w:p>
+    <w:p>
+      <w:pPr>
+        <w:pStyle w:val="BodyText"/>
+      </w:pPr>
+      <w:r>
+        <w:t xml:space="preserve">클레어: 엘레나는 의사야. 걱정하고 있어. 마커스도 걱정해. 당신 동생이 나한테 전화했어. 두 번.</w:t>
+      </w:r>
+    </w:p>
+    <w:p>
+      <w:pPr>
+        <w:pStyle w:val="BodyText"/>
+      </w:pPr>
+      <w:r>
+        <w:t xml:space="preserve">노아: 릴리도?</w:t>
+      </w:r>
+    </w:p>
+    <w:p>
+      <w:pPr>
+        <w:pStyle w:val="BodyText"/>
+      </w:pPr>
+      <w:r>
+        <w:t xml:space="preserve">클레어: 노아. 내가 했던 말 기억해? 모든 다리엔 최대 하중이 있어. 얼마나 튼튼해 보이든, 엔지니어들이 얼마나 자랑스러워하든 상관없어. 그 하중을 넘긴 채로 오래 버티면, 뭔가 금이 가.</w:t>
+      </w:r>
+    </w:p>
+    <w:p>
+      <w:pPr>
+        <w:pStyle w:val="BodyText"/>
+      </w:pPr>
+      <w:r>
+        <w:t xml:space="preserve">노아:</w:t>
+      </w:r>
+      <w:r>
+        <w:t xml:space="preserve"> </w:t>
+      </w:r>
+      <w:r>
+        <w:t xml:space="preserve">“</w:t>
+      </w:r>
+      <w:r>
+        <w:t xml:space="preserve">대개 안 보고 있는 곳에서.</w:t>
+      </w:r>
+      <w:r>
+        <w:t xml:space="preserve">”</w:t>
+      </w:r>
+    </w:p>
+    <w:p>
+      <w:pPr>
+        <w:pStyle w:val="BodyText"/>
+      </w:pPr>
+      <w:r>
+        <w:t xml:space="preserve">클레어: I-35. 그게 금이야. 당신이 안 보고 있던 곳.</w:t>
+      </w:r>
+    </w:p>
+    <w:p>
+      <w:pPr>
+        <w:pStyle w:val="BodyText"/>
+      </w:pPr>
+      <w:r>
+        <w:t xml:space="preserve">노아: …</w:t>
+      </w:r>
+    </w:p>
+    <w:bookmarkEnd w:id="33"/>
+    <w:bookmarkStart w:id="34" w:name="장면2-왜-모든-방에-있어야-하는가-1"/>
+    <w:p>
+      <w:pPr>
+        <w:pStyle w:val="Heading3"/>
+      </w:pPr>
+      <w:r>
+        <w:t xml:space="preserve">장면2 — 왜 모든 방에 있어야 하는가</w:t>
+      </w:r>
+    </w:p>
+    <w:p>
+      <w:pPr>
+        <w:pStyle w:val="FirstParagraph"/>
+      </w:pPr>
+      <w:r>
+        <w:t xml:space="preserve">노아: 너무 무리하고 있어. 알아. 런던 이후로 알고 있었어.</w:t>
+      </w:r>
+    </w:p>
+    <w:p>
+      <w:pPr>
+        <w:pStyle w:val="BodyText"/>
+      </w:pPr>
+      <w:r>
+        <w:t xml:space="preserve">클레어: 그럼 왜? 왜 속도를 안 줄여?</w:t>
+      </w:r>
+    </w:p>
+    <w:p>
+      <w:pPr>
+        <w:pStyle w:val="BodyText"/>
+      </w:pPr>
+      <w:r>
+        <w:t xml:space="preserve">노아: 항상 ’이후’가 있으니까. 다음 목표만 넘으면 속도를 줄이겠다고 계속 나 자신한테 말하는데, 목표마다 바로 뒤에 또 다른 목표가 있어. CE 이후. 출시 이후. 재출범 이후. 시리즈 C 이후.</w:t>
+      </w:r>
+    </w:p>
+    <w:p>
+      <w:pPr>
+        <w:pStyle w:val="BodyText"/>
+      </w:pPr>
+      <w:r>
+        <w:t xml:space="preserve">클레어: 그럼 시리즈 C 이후엔? 상장? 아시아? 항상 이후가 있어, 노아. 그게 함정이야.</w:t>
+      </w:r>
+    </w:p>
+    <w:p>
+      <w:pPr>
+        <w:pStyle w:val="BodyText"/>
+      </w:pPr>
+      <w:r>
+        <w:t xml:space="preserve">노아: 내가 없으면 일이 틀어져. 런던은 내가 잘못된 계획을 밀어서 틀어졌어.</w:t>
+      </w:r>
+    </w:p>
+    <w:p>
+      <w:pPr>
+        <w:pStyle w:val="BodyText"/>
+      </w:pPr>
+      <w:r>
+        <w:t xml:space="preserve">클레어: 런던은 당신이 거기 있어서 틀어졌어. 밀어붙이면서. 당신 입으로 말했잖아.</w:t>
+      </w:r>
+      <w:r>
+        <w:t xml:space="preserve"> </w:t>
+      </w:r>
+      <w:r>
+        <w:t xml:space="preserve">“</w:t>
+      </w:r>
+      <w:r>
+        <w:t xml:space="preserve">내가 책임진다.</w:t>
+      </w:r>
+      <w:r>
+        <w:t xml:space="preserve">”</w:t>
+      </w:r>
+    </w:p>
+    <w:p>
+      <w:pPr>
+        <w:pStyle w:val="BodyText"/>
+      </w:pPr>
+      <w:r>
+        <w:t xml:space="preserve">노아: 내가 그 말 한 거 어떻게 알아?</w:t>
+      </w:r>
+    </w:p>
+    <w:p>
+      <w:pPr>
+        <w:pStyle w:val="BodyText"/>
+      </w:pPr>
+      <w:r>
+        <w:t xml:space="preserve">클레어: 그레이스가 릴리한테 말했고. 릴리가 나한테. 당신 회사는 소문 체계가 아주 좋아.</w:t>
+      </w:r>
+    </w:p>
+    <w:p>
+      <w:pPr>
+        <w:pStyle w:val="BodyText"/>
+      </w:pPr>
+      <w:r>
+        <w:t xml:space="preserve">노아: 우리 CRM보다 낫네.</w:t>
+      </w:r>
+    </w:p>
+    <w:p>
+      <w:pPr>
+        <w:pStyle w:val="BodyText"/>
+      </w:pPr>
+      <w:r>
+        <w:t xml:space="preserve">클레어: 노아. 진짜 이유를 말해 줘. 사업상 이유 말고.</w:t>
+      </w:r>
+    </w:p>
+    <w:p>
+      <w:pPr>
+        <w:pStyle w:val="BodyText"/>
+      </w:pPr>
+      <w:r>
+        <w:t xml:space="preserve">노아: …진짜 이유?</w:t>
+      </w:r>
+    </w:p>
+    <w:p>
+      <w:pPr>
+        <w:pStyle w:val="BodyText"/>
+      </w:pPr>
+      <w:r>
+        <w:t xml:space="preserve">클레어: 왜 모든 방에 당신이 있어야 하는지.</w:t>
+      </w:r>
+    </w:p>
+    <w:p>
+      <w:pPr>
+        <w:pStyle w:val="BodyText"/>
+      </w:pPr>
+      <w:r>
+        <w:t xml:space="preserve">노아: 시작됐을 때 내가 없었으니까. 릴리가 메디스파에서 문자했어.</w:t>
+      </w:r>
+      <w:r>
+        <w:t xml:space="preserve"> </w:t>
+      </w:r>
+      <w:r>
+        <w:t xml:space="preserve">“</w:t>
+      </w:r>
+      <w:r>
+        <w:t xml:space="preserve">뭔가 이상해.</w:t>
+      </w:r>
+      <w:r>
+        <w:t xml:space="preserve">”</w:t>
+      </w:r>
+    </w:p>
+    <w:p>
+      <w:pPr>
+        <w:pStyle w:val="BodyText"/>
+      </w:pPr>
+      <w:r>
+        <w:t xml:space="preserve">클레어: 노아…</w:t>
+      </w:r>
+    </w:p>
+    <w:p>
+      <w:pPr>
+        <w:pStyle w:val="BodyText"/>
+      </w:pPr>
+      <w:r>
+        <w:t xml:space="preserve">노아: 할번 고객 저녁 자리에 있었어. 루마덤을 팔면서, 사람들한테 웃어 주고 마진 얘기를 하면서. 전화는 무음으로 재킷 안에 있었어. 두 시간 뒤에 메시지를 읽었고, 그땐 이미 일이 시작된 뒤였어.</w:t>
+      </w:r>
+    </w:p>
+    <w:p>
+      <w:pPr>
+        <w:pStyle w:val="BodyText"/>
+      </w:pPr>
+      <w:r>
+        <w:t xml:space="preserve">클레어: 그 얘기 한 번도 안 했잖아.</w:t>
+      </w:r>
+    </w:p>
+    <w:p>
+      <w:pPr>
+        <w:pStyle w:val="BodyText"/>
+      </w:pPr>
+      <w:r>
+        <w:t xml:space="preserve">노아: 아무한테도 안 했어. 릴리한테도. 릴리는 내가 바로 달려온 줄 알아.</w:t>
+      </w:r>
+    </w:p>
+    <w:p>
+      <w:pPr>
+        <w:pStyle w:val="BodyText"/>
+      </w:pPr>
+      <w:r>
+        <w:t xml:space="preserve">클레어: 그래서 이제 모든 전화를 받는구나. 새벽 2시에. 모든 시간대에서.</w:t>
+      </w:r>
+    </w:p>
+    <w:p>
+      <w:pPr>
+        <w:pStyle w:val="BodyText"/>
+      </w:pPr>
+      <w:r>
+        <w:t xml:space="preserve">노아: 그게 중요한 전화일까 봐.</w:t>
+      </w:r>
+    </w:p>
+    <w:p>
+      <w:pPr>
+        <w:pStyle w:val="BodyText"/>
+      </w:pPr>
+      <w:r>
+        <w:t xml:space="preserve">클레어: 노아. 모든 방에 있을 순 없어. 그래서 팀이 있는 거야.</w:t>
+      </w:r>
+    </w:p>
+    <w:p>
+      <w:pPr>
+        <w:pStyle w:val="BodyText"/>
+      </w:pPr>
+      <w:r>
+        <w:t xml:space="preserve">노아: 아무도 릴리처럼 다치지 않게 하려고 이 회사를 만들었어. 내가 물러나면—</w:t>
+      </w:r>
+    </w:p>
+    <w:p>
+      <w:pPr>
+        <w:pStyle w:val="BodyText"/>
+      </w:pPr>
+      <w:r>
+        <w:t xml:space="preserve">클레어: 그래도 엘레나는 미용사를 거절해. 제임스는 여전히 모든 주사기를 스캔하고. 타샤는 모든 간호사를 교육하지.</w:t>
+      </w:r>
+    </w:p>
+    <w:p>
+      <w:pPr>
+        <w:pStyle w:val="BodyText"/>
+      </w:pPr>
+      <w:r>
+        <w:t xml:space="preserve">노아: …</w:t>
+      </w:r>
+    </w:p>
+    <w:p>
+      <w:pPr>
+        <w:pStyle w:val="BodyText"/>
+      </w:pPr>
+      <w:r>
+        <w:t xml:space="preserve">클레어: 당신은 매 순간 당신이 필요한 회사를 만든 게 아니야. 좋은 사람들과 분명한 규칙이 있는 회사, 당신이 자는 동안에도 약속을 지키는 회사를 만들었어. 그건 실패가 아니야, 노아. 그게 핵심이야. 좋은 소식이지.</w:t>
+      </w:r>
+    </w:p>
+    <w:p>
+      <w:pPr>
+        <w:pStyle w:val="BodyText"/>
+      </w:pPr>
+      <w:r>
+        <w:t xml:space="preserve">노아: 좋은 소식처럼 느껴지지 않는데.</w:t>
+      </w:r>
+    </w:p>
+    <w:p>
+      <w:pPr>
+        <w:pStyle w:val="BodyText"/>
+      </w:pPr>
+      <w:r>
+        <w:t xml:space="preserve">클레어: 그들이 당신을 필요로 하지 않으면 당신이 중요하지 않다고 생각하니까. 당신은 여기서 중요해. 나한테. 릴리한테.</w:t>
+      </w:r>
+    </w:p>
+    <w:p>
+      <w:pPr>
+        <w:pStyle w:val="BodyText"/>
+      </w:pPr>
+      <w:r>
+        <w:t xml:space="preserve">노아: 클레어, 당신을 잃을까 봐 무서워.</w:t>
+      </w:r>
+    </w:p>
+    <w:p>
+      <w:pPr>
+        <w:pStyle w:val="BodyText"/>
+      </w:pPr>
+      <w:r>
+        <w:t xml:space="preserve">클레어: 런던 때문에 날 잃진 않아. 럼블 스트립 때문엔 잃을 수도 있지만.</w:t>
+      </w:r>
+    </w:p>
+    <w:p>
+      <w:pPr>
+        <w:pStyle w:val="BodyText"/>
+      </w:pPr>
+      <w:r>
+        <w:t xml:space="preserve">노아: …올해 누가 나한테 한 말 중 제일 무서워.</w:t>
+      </w:r>
+    </w:p>
+    <w:p>
+      <w:pPr>
+        <w:pStyle w:val="BodyText"/>
+      </w:pPr>
+      <w:r>
+        <w:t xml:space="preserve">클레어: 좋아. 그러라고 한 말이야.</w:t>
+      </w:r>
+    </w:p>
+    <w:bookmarkEnd w:id="34"/>
+    <w:bookmarkStart w:id="35" w:name="절정전환-밤-11시-전화-1"/>
+    <w:p>
+      <w:pPr>
+        <w:pStyle w:val="Heading3"/>
+      </w:pPr>
+      <w:r>
+        <w:t xml:space="preserve">절정·전환 — 밤 11시, 전화</w:t>
+      </w:r>
+    </w:p>
+    <w:p>
+      <w:pPr>
+        <w:pStyle w:val="FirstParagraph"/>
+      </w:pPr>
+      <w:r>
+        <w:t xml:space="preserve">노아: 전화. 제임스야. 런던은 새벽 5시야. 뭔가 잘못됐어.</w:t>
+      </w:r>
+    </w:p>
+    <w:p>
+      <w:pPr>
+        <w:pStyle w:val="BodyText"/>
+      </w:pPr>
+      <w:r>
+        <w:t xml:space="preserve">클레어: 당신 선택이야, 노아. 말 그대로.</w:t>
+      </w:r>
+    </w:p>
+    <w:p>
+      <w:pPr>
+        <w:pStyle w:val="BodyText"/>
+      </w:pPr>
+      <w:r>
+        <w:t xml:space="preserve">노아: …제임스. 별일 없어요?</w:t>
+      </w:r>
+    </w:p>
+    <w:p>
+      <w:pPr>
+        <w:pStyle w:val="BodyText"/>
+      </w:pPr>
+      <w:r>
+        <w:t xml:space="preserve">제임스: 다 괜찮아요. 진료 때문에 일찍 일어났어요. 일요일 건으로 전화했어요. 아직 올 거예요?</w:t>
+      </w:r>
+    </w:p>
+    <w:p>
+      <w:pPr>
+        <w:pStyle w:val="BodyText"/>
+      </w:pPr>
+      <w:r>
+        <w:t xml:space="preserve">노아: 제임스, 할 말이 있어요. 나 안 가요.</w:t>
+      </w:r>
+    </w:p>
+    <w:p>
+      <w:pPr>
+        <w:pStyle w:val="BodyText"/>
+      </w:pPr>
+      <w:r>
+        <w:t xml:space="preserve">제임스: 좋아요. 드디어.</w:t>
+      </w:r>
+    </w:p>
+    <w:p>
+      <w:pPr>
+        <w:pStyle w:val="BodyText"/>
+      </w:pPr>
+      <w:r>
+        <w:t xml:space="preserve">노아:</w:t>
+      </w:r>
+      <w:r>
+        <w:t xml:space="preserve"> </w:t>
+      </w:r>
+      <w:r>
+        <w:t xml:space="preserve">“</w:t>
+      </w:r>
+      <w:r>
+        <w:t xml:space="preserve">좋아요</w:t>
+      </w:r>
+      <w:r>
+        <w:t xml:space="preserve">”</w:t>
+      </w:r>
+      <w:r>
+        <w:t xml:space="preserve">? 그게 다예요?</w:t>
+      </w:r>
+    </w:p>
+    <w:p>
+      <w:pPr>
+        <w:pStyle w:val="BodyText"/>
+      </w:pPr>
+      <w:r>
+        <w:t xml:space="preserve">제임스: 9월에 행사 계획에 ’노아 불참’이라고 써 놨어요. 당신을 원하지 않아서가 아니라, 재출범은 영국 간호사와 영국 환자들에 관한 거라서요. 무대에 미국인 CEO가 없을 때 더 강해요. 당신이 따라오길 기다리고 있었죠.</w:t>
+      </w:r>
+    </w:p>
+    <w:p>
+      <w:pPr>
+        <w:pStyle w:val="BodyText"/>
+      </w:pPr>
+      <w:r>
+        <w:t xml:space="preserve">노아: 내 불참을 계획했어요?</w:t>
+      </w:r>
+    </w:p>
+    <w:p>
+      <w:pPr>
+        <w:pStyle w:val="BodyText"/>
+      </w:pPr>
+      <w:r>
+        <w:t xml:space="preserve">제임스: 당신 재출범을 계획했고, 거기엔 당신이 필요 없어요. 소피아가 오니까 숫자랑 간호사들 질문은 소피아가 맡아요. 환자들은 사라를 믿으니까 사라가 환자들과 얘기하고요. 그리고 빠지는 게 없도록 내가 챙길게요.</w:t>
+      </w:r>
+    </w:p>
+    <w:p>
+      <w:pPr>
+        <w:pStyle w:val="BodyText"/>
+      </w:pPr>
+      <w:r>
+        <w:t xml:space="preserve">노아: 그럼 난요?</w:t>
+      </w:r>
+    </w:p>
+    <w:p>
+      <w:pPr>
+        <w:pStyle w:val="BodyText"/>
+      </w:pPr>
+      <w:r>
+        <w:t xml:space="preserve">제임스: 생일 저녁에 가요. 댈러스로. 그리고 디저트까지 있어요. 지사장의 명령이에요.</w:t>
+      </w:r>
+    </w:p>
+    <w:p>
+      <w:pPr>
+        <w:pStyle w:val="BodyText"/>
+      </w:pPr>
+      <w:r>
+        <w:t xml:space="preserve">클레어: 이 사람 좋다.</w:t>
+      </w:r>
+    </w:p>
+    <w:p>
+      <w:pPr>
+        <w:pStyle w:val="BodyText"/>
+      </w:pPr>
+      <w:r>
+        <w:t xml:space="preserve">노아: 고마워요, 제임스. 진심으로.</w:t>
+      </w:r>
+    </w:p>
+    <w:p>
+      <w:pPr>
+        <w:pStyle w:val="BodyText"/>
+      </w:pPr>
+      <w:r>
+        <w:t xml:space="preserve">제임스: 안부를 전하며. 가서 자요.</w:t>
+      </w:r>
+    </w:p>
+    <w:p>
+      <w:pPr>
+        <w:pStyle w:val="BodyText"/>
+      </w:pPr>
+      <w:r>
+        <w:t xml:space="preserve">노아: 클레어, 전화 두 통만 더 할게. 짧게. 그다음 전화는 서랍에 넣을게.</w:t>
+      </w:r>
+    </w:p>
+    <w:p>
+      <w:pPr>
+        <w:pStyle w:val="BodyText"/>
+      </w:pPr>
+      <w:r>
+        <w:t xml:space="preserve">클레어: 두 통. 세고 있을게.</w:t>
+      </w:r>
+    </w:p>
+    <w:p>
+      <w:pPr>
+        <w:pStyle w:val="BodyText"/>
+      </w:pPr>
+      <w:r>
+        <w:t xml:space="preserve">노아: 엘레나. 늦어서 미안해요. 물어볼 게 있어요. 내 대리가 돼 줄래요? 공식적으로?</w:t>
+      </w:r>
+    </w:p>
+    <w:p>
+      <w:pPr>
+        <w:pStyle w:val="BodyText"/>
+      </w:pPr>
+      <w:r>
+        <w:t xml:space="preserve">엘레나: 그 질문 1년 기다렸어요. 네.</w:t>
+      </w:r>
+    </w:p>
+    <w:p>
+      <w:pPr>
+        <w:pStyle w:val="BodyText"/>
+      </w:pPr>
+      <w:r>
+        <w:t xml:space="preserve">노아: 규칙이에요. 저녁 7시 이후 통화 금지. 응급은 나 말고 당신한테 먼저 가고, 다음에 뭘 할지는 당신이 정해요. 진짜 응급이면 당신이 나한테 전화해요. 아니면 내가 투덜대도 아침까지 기다리는 거예요.</w:t>
+      </w:r>
+    </w:p>
+    <w:p>
+      <w:pPr>
+        <w:pStyle w:val="BodyText"/>
+      </w:pPr>
+      <w:r>
+        <w:t xml:space="preserve">엘레나: 그럼 뭐가 응급이에요?</w:t>
+      </w:r>
+    </w:p>
+    <w:p>
+      <w:pPr>
+        <w:pStyle w:val="BodyText"/>
+      </w:pPr>
+      <w:r>
+        <w:t xml:space="preserve">노아: 환자. 회수. 규제 기관. 포스터 말고. 숫자 말고. 톰 말고.</w:t>
+      </w:r>
+    </w:p>
+    <w:p>
+      <w:pPr>
+        <w:pStyle w:val="BodyText"/>
+      </w:pPr>
+      <w:r>
+        <w:t xml:space="preserve">엘레나: 동의해요. 그리고 노아? 이건 대리로서가 아니라 의사로서 하는 말이에요. 밤에 심장이 두근거리고 운전 중에 조는 건 그냥 지나가길 기다릴 일이 아니에요. 심장내과 가요. 월요일. 이미 예약해 놨어요.</w:t>
+      </w:r>
+    </w:p>
+    <w:p>
+      <w:pPr>
+        <w:pStyle w:val="BodyText"/>
+      </w:pPr>
+      <w:r>
+        <w:t xml:space="preserve">노아: 그랬겠죠. 소피아, 나예요. 런던 재출범은 당신이 이끌어요. 나 안 가요.</w:t>
+      </w:r>
+    </w:p>
+    <w:p>
+      <w:pPr>
+        <w:pStyle w:val="BodyText"/>
+      </w:pPr>
+      <w:r>
+        <w:t xml:space="preserve">소피아: 제임스가 9월에 말해 줬어요. 탑승권 이미 있어요. 자요, 노아.</w:t>
+      </w:r>
+    </w:p>
+    <w:bookmarkEnd w:id="35"/>
+    <w:bookmarkStart w:id="36" w:name="마무리-자정-1"/>
+    <w:p>
+      <w:pPr>
+        <w:pStyle w:val="Heading3"/>
+      </w:pPr>
+      <w:r>
+        <w:t xml:space="preserve">마무리 — 자정</w:t>
+      </w:r>
+    </w:p>
+    <w:p>
+      <w:pPr>
+        <w:pStyle w:val="FirstParagraph"/>
+      </w:pPr>
+      <w:r>
+        <w:t xml:space="preserve">클레어: 두 통. 서랍.</w:t>
+      </w:r>
+    </w:p>
+    <w:p>
+      <w:pPr>
+        <w:pStyle w:val="BodyText"/>
+      </w:pPr>
+      <w:r>
+        <w:t xml:space="preserve">노아: 서랍. 완료.</w:t>
+      </w:r>
+    </w:p>
+    <w:p>
+      <w:pPr>
+        <w:pStyle w:val="BodyText"/>
+      </w:pPr>
+      <w:r>
+        <w:t xml:space="preserve">클레어: 기분이 어때?</w:t>
+      </w:r>
+    </w:p>
+    <w:p>
+      <w:pPr>
+        <w:pStyle w:val="BodyText"/>
+      </w:pPr>
+      <w:r>
+        <w:t xml:space="preserve">노아: 이상해. 무거운 걸 내려놓은 것 같아. 그런데 팔이 뭘 해야 할지 모르겠어.</w:t>
+      </w:r>
+    </w:p>
+    <w:p>
+      <w:pPr>
+        <w:pStyle w:val="BodyText"/>
+      </w:pPr>
+      <w:r>
+        <w:t xml:space="preserve">클레어: 하중이 줄면 그런 느낌이야. 익숙해질 거야.</w:t>
+      </w:r>
+    </w:p>
+    <w:p>
+      <w:pPr>
+        <w:pStyle w:val="BodyText"/>
+      </w:pPr>
+      <w:r>
+        <w:t xml:space="preserve">노아: 물러서야 해. 나가는 게 아니라. 뒤로. 그래서 이렇게 할 거야. 주 1일은 출장 없이, 출장은 한 달에 한 번이 최대. 나머진 엘레나가 맡고, 런던은 소피아가 맡아.</w:t>
+      </w:r>
+    </w:p>
+    <w:p>
+      <w:pPr>
+        <w:pStyle w:val="BodyText"/>
+      </w:pPr>
+      <w:r>
+        <w:t xml:space="preserve">클레어: 적어. 엘레나한테 보여 줘. 나보다 더 잘 지키게 할 거야.</w:t>
+      </w:r>
+    </w:p>
+    <w:p>
+      <w:pPr>
+        <w:pStyle w:val="BodyText"/>
+      </w:pPr>
+      <w:r>
+        <w:t xml:space="preserve">노아: 그리고 일요일. 어머님 저녁. 갈게.</w:t>
+      </w:r>
+    </w:p>
+    <w:p>
+      <w:pPr>
+        <w:pStyle w:val="BodyText"/>
+      </w:pPr>
+      <w:r>
+        <w:t xml:space="preserve">클레어: 약속하지 마. 그냥 와.</w:t>
+      </w:r>
+    </w:p>
+    <w:p>
+      <w:pPr>
+        <w:pStyle w:val="BodyText"/>
+      </w:pPr>
+      <w:r>
+        <w:t xml:space="preserve">노아: 갈게. 저녁 내내. 그리고 디저트까지.</w:t>
+      </w:r>
+    </w:p>
+    <w:p>
+      <w:pPr>
+        <w:pStyle w:val="BodyText"/>
+      </w:pPr>
+      <w:r>
+        <w:t xml:space="preserve">클레어: 우리 엄마 피칸 파이 끔찍해. 두 조각 먹어야 할 거야.</w:t>
+      </w:r>
+    </w:p>
+    <w:p>
+      <w:pPr>
+        <w:pStyle w:val="BodyText"/>
+      </w:pPr>
+      <w:r>
+        <w:t xml:space="preserve">노아: 둘은 하나. 하나는 없는 거.</w:t>
+      </w:r>
+    </w:p>
+    <w:p>
+      <w:pPr>
+        <w:pStyle w:val="BodyText"/>
+      </w:pPr>
+      <w:r>
+        <w:t xml:space="preserve">클레어: 뭐?</w:t>
+      </w:r>
+    </w:p>
+    <w:p>
+      <w:pPr>
+        <w:pStyle w:val="BodyText"/>
+      </w:pPr>
+      <w:r>
+        <w:t xml:space="preserve">노아: 마커스가 하는 말. 클레어, 댈러스 다녀와서, 물어보고 싶은 게 있어. 오늘 밤은 말고.</w:t>
+      </w:r>
+    </w:p>
+    <w:p>
+      <w:pPr>
+        <w:pStyle w:val="BodyText"/>
+      </w:pPr>
+      <w:r>
+        <w:t xml:space="preserve">클레어: 오늘 밤은 말고. 오늘 밤은 먹어. 그다음 자. 오븐 아직 켜져 있어.</w:t>
+      </w:r>
+    </w:p>
+    <w:bookmarkEnd w:id="36"/>
+    <w:bookmarkEnd w:id="37"/>
+    <w:bookmarkEnd w:id="38"/>
     <w:sectPr/>
   </w:body>
 </w:document>
@@ -4292,583 +4239,8 @@
       </w:pPr>
     </w:lvl>
   </w:abstractNum>
-  <w:abstractNum w:abstractNumId="99411">
-    <w:nsid w:val="A99411"/>
-    <w:multiLevelType w:val="multilevel"/>
-    <w:lvl w:ilvl="0">
-      <w:start w:val="1"/>
-      <w:numFmt w:val="decimal"/>
-      <w:lvlText w:val="%1."/>
-      <w:lvlJc w:val="left"/>
-      <w:pPr>
-        <w:ind w:left="720" w:hanging="480"/>
-      </w:pPr>
-    </w:lvl>
-    <w:lvl w:ilvl="1">
-      <w:start w:val="1"/>
-      <w:numFmt w:val="decimal"/>
-      <w:lvlText w:val="%2."/>
-      <w:lvlJc w:val="left"/>
-      <w:pPr>
-        <w:ind w:left="1440" w:hanging="480"/>
-      </w:pPr>
-    </w:lvl>
-    <w:lvl w:ilvl="2">
-      <w:start w:val="1"/>
-      <w:numFmt w:val="decimal"/>
-      <w:lvlText w:val="%3."/>
-      <w:lvlJc w:val="left"/>
-      <w:pPr>
-        <w:ind w:left="2160" w:hanging="480"/>
-      </w:pPr>
-    </w:lvl>
-    <w:lvl w:ilvl="3">
-      <w:start w:val="1"/>
-      <w:numFmt w:val="decimal"/>
-      <w:lvlText w:val="%4."/>
-      <w:lvlJc w:val="left"/>
-      <w:pPr>
-        <w:ind w:left="2880" w:hanging="480"/>
-      </w:pPr>
-    </w:lvl>
-    <w:lvl w:ilvl="4">
-      <w:start w:val="1"/>
-      <w:numFmt w:val="decimal"/>
-      <w:lvlText w:val="%5."/>
-      <w:lvlJc w:val="left"/>
-      <w:pPr>
-        <w:ind w:left="3600" w:hanging="480"/>
-      </w:pPr>
-    </w:lvl>
-    <w:lvl w:ilvl="5">
-      <w:start w:val="1"/>
-      <w:numFmt w:val="decimal"/>
-      <w:lvlText w:val="%6."/>
-      <w:lvlJc w:val="left"/>
-      <w:pPr>
-        <w:ind w:left="4320" w:hanging="480"/>
-      </w:pPr>
-    </w:lvl>
-    <w:lvl w:ilvl="6">
-      <w:start w:val="1"/>
-      <w:numFmt w:val="decimal"/>
-      <w:lvlText w:val="%7."/>
-      <w:lvlJc w:val="left"/>
-      <w:pPr>
-        <w:ind w:left="5040" w:hanging="480"/>
-      </w:pPr>
-    </w:lvl>
-    <w:lvl w:ilvl="7">
-      <w:start w:val="1"/>
-      <w:numFmt w:val="decimal"/>
-      <w:lvlText w:val="%8."/>
-      <w:lvlJc w:val="left"/>
-      <w:pPr>
-        <w:ind w:left="5760" w:hanging="480"/>
-      </w:pPr>
-    </w:lvl>
-    <w:lvl w:ilvl="8">
-      <w:start w:val="1"/>
-      <w:numFmt w:val="decimal"/>
-      <w:lvlText w:val="%9."/>
-      <w:lvlJc w:val="left"/>
-      <w:pPr>
-        <w:ind w:left="6480" w:hanging="480"/>
-      </w:pPr>
-    </w:lvl>
-  </w:abstractNum>
-  <w:abstractNum w:abstractNumId="994116">
-    <w:nsid w:val="A994116"/>
-    <w:multiLevelType w:val="multilevel"/>
-    <w:lvl w:ilvl="0">
-      <w:start w:val="16"/>
-      <w:numFmt w:val="decimal"/>
-      <w:lvlText w:val="%1."/>
-      <w:lvlJc w:val="left"/>
-      <w:pPr>
-        <w:ind w:left="720" w:hanging="480"/>
-      </w:pPr>
-    </w:lvl>
-    <w:lvl w:ilvl="1">
-      <w:start w:val="16"/>
-      <w:numFmt w:val="decimal"/>
-      <w:lvlText w:val="%2."/>
-      <w:lvlJc w:val="left"/>
-      <w:pPr>
-        <w:ind w:left="1440" w:hanging="480"/>
-      </w:pPr>
-    </w:lvl>
-    <w:lvl w:ilvl="2">
-      <w:start w:val="16"/>
-      <w:numFmt w:val="decimal"/>
-      <w:lvlText w:val="%3."/>
-      <w:lvlJc w:val="left"/>
-      <w:pPr>
-        <w:ind w:left="2160" w:hanging="480"/>
-      </w:pPr>
-    </w:lvl>
-    <w:lvl w:ilvl="3">
-      <w:start w:val="16"/>
-      <w:numFmt w:val="decimal"/>
-      <w:lvlText w:val="%4."/>
-      <w:lvlJc w:val="left"/>
-      <w:pPr>
-        <w:ind w:left="2880" w:hanging="480"/>
-      </w:pPr>
-    </w:lvl>
-    <w:lvl w:ilvl="4">
-      <w:start w:val="16"/>
-      <w:numFmt w:val="decimal"/>
-      <w:lvlText w:val="%5."/>
-      <w:lvlJc w:val="left"/>
-      <w:pPr>
-        <w:ind w:left="3600" w:hanging="480"/>
-      </w:pPr>
-    </w:lvl>
-    <w:lvl w:ilvl="5">
-      <w:start w:val="16"/>
-      <w:numFmt w:val="decimal"/>
-      <w:lvlText w:val="%6."/>
-      <w:lvlJc w:val="left"/>
-      <w:pPr>
-        <w:ind w:left="4320" w:hanging="480"/>
-      </w:pPr>
-    </w:lvl>
-    <w:lvl w:ilvl="6">
-      <w:start w:val="16"/>
-      <w:numFmt w:val="decimal"/>
-      <w:lvlText w:val="%7."/>
-      <w:lvlJc w:val="left"/>
-      <w:pPr>
-        <w:ind w:left="5040" w:hanging="480"/>
-      </w:pPr>
-    </w:lvl>
-    <w:lvl w:ilvl="7">
-      <w:start w:val="16"/>
-      <w:numFmt w:val="decimal"/>
-      <w:lvlText w:val="%8."/>
-      <w:lvlJc w:val="left"/>
-      <w:pPr>
-        <w:ind w:left="5760" w:hanging="480"/>
-      </w:pPr>
-    </w:lvl>
-    <w:lvl w:ilvl="8">
-      <w:start w:val="16"/>
-      <w:numFmt w:val="decimal"/>
-      <w:lvlText w:val="%9."/>
-      <w:lvlJc w:val="left"/>
-      <w:pPr>
-        <w:ind w:left="6480" w:hanging="480"/>
-      </w:pPr>
-    </w:lvl>
-  </w:abstractNum>
-  <w:abstractNum w:abstractNumId="994151">
-    <w:nsid w:val="A994151"/>
-    <w:multiLevelType w:val="multilevel"/>
-    <w:lvl w:ilvl="0">
-      <w:start w:val="51"/>
-      <w:numFmt w:val="decimal"/>
-      <w:lvlText w:val="%1."/>
-      <w:lvlJc w:val="left"/>
-      <w:pPr>
-        <w:ind w:left="720" w:hanging="480"/>
-      </w:pPr>
-    </w:lvl>
-    <w:lvl w:ilvl="1">
-      <w:start w:val="51"/>
-      <w:numFmt w:val="decimal"/>
-      <w:lvlText w:val="%2."/>
-      <w:lvlJc w:val="left"/>
-      <w:pPr>
-        <w:ind w:left="1440" w:hanging="480"/>
-      </w:pPr>
-    </w:lvl>
-    <w:lvl w:ilvl="2">
-      <w:start w:val="51"/>
-      <w:numFmt w:val="decimal"/>
-      <w:lvlText w:val="%3."/>
-      <w:lvlJc w:val="left"/>
-      <w:pPr>
-        <w:ind w:left="2160" w:hanging="480"/>
-      </w:pPr>
-    </w:lvl>
-    <w:lvl w:ilvl="3">
-      <w:start w:val="51"/>
-      <w:numFmt w:val="decimal"/>
-      <w:lvlText w:val="%4."/>
-      <w:lvlJc w:val="left"/>
-      <w:pPr>
-        <w:ind w:left="2880" w:hanging="480"/>
-      </w:pPr>
-    </w:lvl>
-    <w:lvl w:ilvl="4">
-      <w:start w:val="51"/>
-      <w:numFmt w:val="decimal"/>
-      <w:lvlText w:val="%5."/>
-      <w:lvlJc w:val="left"/>
-      <w:pPr>
-        <w:ind w:left="3600" w:hanging="480"/>
-      </w:pPr>
-    </w:lvl>
-    <w:lvl w:ilvl="5">
-      <w:start w:val="51"/>
-      <w:numFmt w:val="decimal"/>
-      <w:lvlText w:val="%6."/>
-      <w:lvlJc w:val="left"/>
-      <w:pPr>
-        <w:ind w:left="4320" w:hanging="480"/>
-      </w:pPr>
-    </w:lvl>
-    <w:lvl w:ilvl="6">
-      <w:start w:val="51"/>
-      <w:numFmt w:val="decimal"/>
-      <w:lvlText w:val="%7."/>
-      <w:lvlJc w:val="left"/>
-      <w:pPr>
-        <w:ind w:left="5040" w:hanging="480"/>
-      </w:pPr>
-    </w:lvl>
-    <w:lvl w:ilvl="7">
-      <w:start w:val="51"/>
-      <w:numFmt w:val="decimal"/>
-      <w:lvlText w:val="%8."/>
-      <w:lvlJc w:val="left"/>
-      <w:pPr>
-        <w:ind w:left="5760" w:hanging="480"/>
-      </w:pPr>
-    </w:lvl>
-    <w:lvl w:ilvl="8">
-      <w:start w:val="51"/>
-      <w:numFmt w:val="decimal"/>
-      <w:lvlText w:val="%9."/>
-      <w:lvlJc w:val="left"/>
-      <w:pPr>
-        <w:ind w:left="6480" w:hanging="480"/>
-      </w:pPr>
-    </w:lvl>
-  </w:abstractNum>
-  <w:abstractNum w:abstractNumId="994181">
-    <w:nsid w:val="A994181"/>
-    <w:multiLevelType w:val="multilevel"/>
-    <w:lvl w:ilvl="0">
-      <w:start w:val="81"/>
-      <w:numFmt w:val="decimal"/>
-      <w:lvlText w:val="%1."/>
-      <w:lvlJc w:val="left"/>
-      <w:pPr>
-        <w:ind w:left="720" w:hanging="480"/>
-      </w:pPr>
-    </w:lvl>
-    <w:lvl w:ilvl="1">
-      <w:start w:val="81"/>
-      <w:numFmt w:val="decimal"/>
-      <w:lvlText w:val="%2."/>
-      <w:lvlJc w:val="left"/>
-      <w:pPr>
-        <w:ind w:left="1440" w:hanging="480"/>
-      </w:pPr>
-    </w:lvl>
-    <w:lvl w:ilvl="2">
-      <w:start w:val="81"/>
-      <w:numFmt w:val="decimal"/>
-      <w:lvlText w:val="%3."/>
-      <w:lvlJc w:val="left"/>
-      <w:pPr>
-        <w:ind w:left="2160" w:hanging="480"/>
-      </w:pPr>
-    </w:lvl>
-    <w:lvl w:ilvl="3">
-      <w:start w:val="81"/>
-      <w:numFmt w:val="decimal"/>
-      <w:lvlText w:val="%4."/>
-      <w:lvlJc w:val="left"/>
-      <w:pPr>
-        <w:ind w:left="2880" w:hanging="480"/>
-      </w:pPr>
-    </w:lvl>
-    <w:lvl w:ilvl="4">
-      <w:start w:val="81"/>
-      <w:numFmt w:val="decimal"/>
-      <w:lvlText w:val="%5."/>
-      <w:lvlJc w:val="left"/>
-      <w:pPr>
-        <w:ind w:left="3600" w:hanging="480"/>
-      </w:pPr>
-    </w:lvl>
-    <w:lvl w:ilvl="5">
-      <w:start w:val="81"/>
-      <w:numFmt w:val="decimal"/>
-      <w:lvlText w:val="%6."/>
-      <w:lvlJc w:val="left"/>
-      <w:pPr>
-        <w:ind w:left="4320" w:hanging="480"/>
-      </w:pPr>
-    </w:lvl>
-    <w:lvl w:ilvl="6">
-      <w:start w:val="81"/>
-      <w:numFmt w:val="decimal"/>
-      <w:lvlText w:val="%7."/>
-      <w:lvlJc w:val="left"/>
-      <w:pPr>
-        <w:ind w:left="5040" w:hanging="480"/>
-      </w:pPr>
-    </w:lvl>
-    <w:lvl w:ilvl="7">
-      <w:start w:val="81"/>
-      <w:numFmt w:val="decimal"/>
-      <w:lvlText w:val="%8."/>
-      <w:lvlJc w:val="left"/>
-      <w:pPr>
-        <w:ind w:left="5760" w:hanging="480"/>
-      </w:pPr>
-    </w:lvl>
-    <w:lvl w:ilvl="8">
-      <w:start w:val="81"/>
-      <w:numFmt w:val="decimal"/>
-      <w:lvlText w:val="%9."/>
-      <w:lvlJc w:val="left"/>
-      <w:pPr>
-        <w:ind w:left="6480" w:hanging="480"/>
-      </w:pPr>
-    </w:lvl>
-  </w:abstractNum>
-  <w:abstractNum w:abstractNumId="9941106">
-    <w:nsid w:val="A9941106"/>
-    <w:multiLevelType w:val="multilevel"/>
-    <w:lvl w:ilvl="0">
-      <w:start w:val="106"/>
-      <w:numFmt w:val="decimal"/>
-      <w:lvlText w:val="%1."/>
-      <w:lvlJc w:val="left"/>
-      <w:pPr>
-        <w:ind w:left="720" w:hanging="480"/>
-      </w:pPr>
-    </w:lvl>
-    <w:lvl w:ilvl="1">
-      <w:start w:val="106"/>
-      <w:numFmt w:val="decimal"/>
-      <w:lvlText w:val="%2."/>
-      <w:lvlJc w:val="left"/>
-      <w:pPr>
-        <w:ind w:left="1440" w:hanging="480"/>
-      </w:pPr>
-    </w:lvl>
-    <w:lvl w:ilvl="2">
-      <w:start w:val="106"/>
-      <w:numFmt w:val="decimal"/>
-      <w:lvlText w:val="%3."/>
-      <w:lvlJc w:val="left"/>
-      <w:pPr>
-        <w:ind w:left="2160" w:hanging="480"/>
-      </w:pPr>
-    </w:lvl>
-    <w:lvl w:ilvl="3">
-      <w:start w:val="106"/>
-      <w:numFmt w:val="decimal"/>
-      <w:lvlText w:val="%4."/>
-      <w:lvlJc w:val="left"/>
-      <w:pPr>
-        <w:ind w:left="2880" w:hanging="480"/>
-      </w:pPr>
-    </w:lvl>
-    <w:lvl w:ilvl="4">
-      <w:start w:val="106"/>
-      <w:numFmt w:val="decimal"/>
-      <w:lvlText w:val="%5."/>
-      <w:lvlJc w:val="left"/>
-      <w:pPr>
-        <w:ind w:left="3600" w:hanging="480"/>
-      </w:pPr>
-    </w:lvl>
-    <w:lvl w:ilvl="5">
-      <w:start w:val="106"/>
-      <w:numFmt w:val="decimal"/>
-      <w:lvlText w:val="%6."/>
-      <w:lvlJc w:val="left"/>
-      <w:pPr>
-        <w:ind w:left="4320" w:hanging="480"/>
-      </w:pPr>
-    </w:lvl>
-    <w:lvl w:ilvl="6">
-      <w:start w:val="106"/>
-      <w:numFmt w:val="decimal"/>
-      <w:lvlText w:val="%7."/>
-      <w:lvlJc w:val="left"/>
-      <w:pPr>
-        <w:ind w:left="5040" w:hanging="480"/>
-      </w:pPr>
-    </w:lvl>
-    <w:lvl w:ilvl="7">
-      <w:start w:val="106"/>
-      <w:numFmt w:val="decimal"/>
-      <w:lvlText w:val="%8."/>
-      <w:lvlJc w:val="left"/>
-      <w:pPr>
-        <w:ind w:left="5760" w:hanging="480"/>
-      </w:pPr>
-    </w:lvl>
-    <w:lvl w:ilvl="8">
-      <w:start w:val="106"/>
-      <w:numFmt w:val="decimal"/>
-      <w:lvlText w:val="%9."/>
-      <w:lvlJc w:val="left"/>
-      <w:pPr>
-        <w:ind w:left="6480" w:hanging="480"/>
-      </w:pPr>
-    </w:lvl>
-  </w:abstractNum>
   <w:num w:numId="1000">
     <w:abstractNumId w:val="990"/>
-  </w:num>
-  <w:num w:numId="1001">
-    <w:abstractNumId w:val="99411"/>
-    <w:lvlOverride w:ilvl="0">
-      <w:startOverride w:val="1"/>
-    </w:lvlOverride>
-    <w:lvlOverride w:ilvl="1">
-      <w:startOverride w:val="1"/>
-    </w:lvlOverride>
-    <w:lvlOverride w:ilvl="2">
-      <w:startOverride w:val="1"/>
-    </w:lvlOverride>
-    <w:lvlOverride w:ilvl="3">
-      <w:startOverride w:val="1"/>
-    </w:lvlOverride>
-    <w:lvlOverride w:ilvl="4">
-      <w:startOverride w:val="1"/>
-    </w:lvlOverride>
-    <w:lvlOverride w:ilvl="5">
-      <w:startOverride w:val="1"/>
-    </w:lvlOverride>
-    <w:lvlOverride w:ilvl="6">
-      <w:startOverride w:val="1"/>
-    </w:lvlOverride>
-    <w:lvlOverride w:ilvl="7">
-      <w:startOverride w:val="1"/>
-    </w:lvlOverride>
-    <w:lvlOverride w:ilvl="8">
-      <w:startOverride w:val="1"/>
-    </w:lvlOverride>
-  </w:num>
-  <w:num w:numId="1002">
-    <w:abstractNumId w:val="994116"/>
-    <w:lvlOverride w:ilvl="0">
-      <w:startOverride w:val="16"/>
-    </w:lvlOverride>
-    <w:lvlOverride w:ilvl="1">
-      <w:startOverride w:val="16"/>
-    </w:lvlOverride>
-    <w:lvlOverride w:ilvl="2">
-      <w:startOverride w:val="16"/>
-    </w:lvlOverride>
-    <w:lvlOverride w:ilvl="3">
-      <w:startOverride w:val="16"/>
-    </w:lvlOverride>
-    <w:lvlOverride w:ilvl="4">
-      <w:startOverride w:val="16"/>
-    </w:lvlOverride>
-    <w:lvlOverride w:ilvl="5">
-      <w:startOverride w:val="16"/>
-    </w:lvlOverride>
-    <w:lvlOverride w:ilvl="6">
-      <w:startOverride w:val="16"/>
-    </w:lvlOverride>
-    <w:lvlOverride w:ilvl="7">
-      <w:startOverride w:val="16"/>
-    </w:lvlOverride>
-    <w:lvlOverride w:ilvl="8">
-      <w:startOverride w:val="16"/>
-    </w:lvlOverride>
-  </w:num>
-  <w:num w:numId="1003">
-    <w:abstractNumId w:val="994151"/>
-    <w:lvlOverride w:ilvl="0">
-      <w:startOverride w:val="51"/>
-    </w:lvlOverride>
-    <w:lvlOverride w:ilvl="1">
-      <w:startOverride w:val="51"/>
-    </w:lvlOverride>
-    <w:lvlOverride w:ilvl="2">
-      <w:startOverride w:val="51"/>
-    </w:lvlOverride>
-    <w:lvlOverride w:ilvl="3">
-      <w:startOverride w:val="51"/>
-    </w:lvlOverride>
-    <w:lvlOverride w:ilvl="4">
-      <w:startOverride w:val="51"/>
-    </w:lvlOverride>
-    <w:lvlOverride w:ilvl="5">
-      <w:startOverride w:val="51"/>
-    </w:lvlOverride>
-    <w:lvlOverride w:ilvl="6">
-      <w:startOverride w:val="51"/>
-    </w:lvlOverride>
-    <w:lvlOverride w:ilvl="7">
-      <w:startOverride w:val="51"/>
-    </w:lvlOverride>
-    <w:lvlOverride w:ilvl="8">
-      <w:startOverride w:val="51"/>
-    </w:lvlOverride>
-  </w:num>
-  <w:num w:numId="1004">
-    <w:abstractNumId w:val="994181"/>
-    <w:lvlOverride w:ilvl="0">
-      <w:startOverride w:val="81"/>
-    </w:lvlOverride>
-    <w:lvlOverride w:ilvl="1">
-      <w:startOverride w:val="81"/>
-    </w:lvlOverride>
-    <w:lvlOverride w:ilvl="2">
-      <w:startOverride w:val="81"/>
-    </w:lvlOverride>
-    <w:lvlOverride w:ilvl="3">
-      <w:startOverride w:val="81"/>
-    </w:lvlOverride>
-    <w:lvlOverride w:ilvl="4">
-      <w:startOverride w:val="81"/>
-    </w:lvlOverride>
-    <w:lvlOverride w:ilvl="5">
-      <w:startOverride w:val="81"/>
-    </w:lvlOverride>
-    <w:lvlOverride w:ilvl="6">
-      <w:startOverride w:val="81"/>
-    </w:lvlOverride>
-    <w:lvlOverride w:ilvl="7">
-      <w:startOverride w:val="81"/>
-    </w:lvlOverride>
-    <w:lvlOverride w:ilvl="8">
-      <w:startOverride w:val="81"/>
-    </w:lvlOverride>
-  </w:num>
-  <w:num w:numId="1005">
-    <w:abstractNumId w:val="9941106"/>
-    <w:lvlOverride w:ilvl="0">
-      <w:startOverride w:val="106"/>
-    </w:lvlOverride>
-    <w:lvlOverride w:ilvl="1">
-      <w:startOverride w:val="106"/>
-    </w:lvlOverride>
-    <w:lvlOverride w:ilvl="2">
-      <w:startOverride w:val="106"/>
-    </w:lvlOverride>
-    <w:lvlOverride w:ilvl="3">
-      <w:startOverride w:val="106"/>
-    </w:lvlOverride>
-    <w:lvlOverride w:ilvl="4">
-      <w:startOverride w:val="106"/>
-    </w:lvlOverride>
-    <w:lvlOverride w:ilvl="5">
-      <w:startOverride w:val="106"/>
-    </w:lvlOverride>
-    <w:lvlOverride w:ilvl="6">
-      <w:startOverride w:val="106"/>
-    </w:lvlOverride>
-    <w:lvlOverride w:ilvl="7">
-      <w:startOverride w:val="106"/>
-    </w:lvlOverride>
-    <w:lvlOverride w:ilvl="8">
-      <w:startOverride w:val="106"/>
-    </w:lvlOverride>
   </w:num>
 </w:numbering>
 </file>
